--- a/por/docx/32.content.docx
+++ b/por/docx/32.content.docx
@@ -4,39 +4,88 @@
   <w:body>
     <w:p/>
     <w:p>
-      <w:r/>
+      <w:pPr/>
+      <w:r>
+        <w:rPr>
+          <w:lang w:val="pt_PT" w:bidi="pt_PT"/>
+        </w:rPr>
+      </w:r>
     </w:p>
     <w:p>
       <w:pPr>
         <w:pStyle w:val="Heading2"/>
       </w:pPr>
       <w:r>
+        <w:rPr>
+          <w:lang w:val="pt_PT" w:bidi="pt_PT"/>
+        </w:rPr>
+        <w:t>Resource: Notas de Tradução (unfoldingWord)</w:t>
+      </w:r>
+      <w:r>
+        <w:rPr>
+          <w:lang w:val="pt_PT" w:bidi="pt_PT"/>
+        </w:rPr>
+      </w:r>
+    </w:p>
+    <w:p>
+      <w:pPr>
+        <w:pStyle w:val="Heading2"/>
+      </w:pPr>
+      <w:r>
+        <w:rPr>
+          <w:lang w:val="pt_PT" w:bidi="pt_PT"/>
+        </w:rPr>
         <w:t>License Information</w:t>
       </w:r>
-      <w:r/>
-    </w:p>
-    <w:p>
-      <w:r/>
+      <w:r>
+        <w:rPr>
+          <w:lang w:val="pt_PT" w:bidi="pt_PT"/>
+        </w:rPr>
+      </w:r>
+    </w:p>
+    <w:p>
+      <w:pPr/>
+      <w:r>
+        <w:rPr>
+          <w:lang w:val="pt_PT" w:bidi="pt_PT"/>
+        </w:rPr>
+      </w:r>
       <w:r>
         <w:rPr>
           <w:b/>
-        </w:rPr>
-        <w:t>Translation Notes (unfoldingWord)</w:t>
-      </w:r>
-      <w:r>
+          <w:lang w:val="pt_PT" w:bidi="pt_PT"/>
+        </w:rPr>
+        <w:t>Notas de Tradução (unfoldingWord)</w:t>
+      </w:r>
+      <w:r>
+        <w:rPr>
+          <w:lang w:val="pt_PT" w:bidi="pt_PT"/>
+        </w:rPr>
         <w:t xml:space="preserve"> (Portuguese) is based on</w:t>
       </w:r>
       <w:r>
+        <w:rPr>
+          <w:lang w:val="pt_PT" w:bidi="pt_PT"/>
+        </w:rPr>
         <w:t xml:space="preserve">: </w:t>
       </w:r>
       <w:r>
+        <w:rPr>
+          <w:lang w:val="pt_PT" w:bidi="pt_PT"/>
+        </w:rPr>
         <w:t>unfoldingWord® Translation Notes</w:t>
       </w:r>
       <w:r>
+        <w:rPr>
+          <w:lang w:val="pt_PT" w:bidi="pt_PT"/>
+        </w:rPr>
         <w:t xml:space="preserve">, </w:t>
       </w:r>
       <w:hyperlink r:id="rId13">
         <w:r>
+          <w:rPr>
+            <w:lang w:val="pt_PT" w:bidi="pt_PT"/>
+          </w:rPr>
           <w:rPr>
             <w:color w:val="0000EE"/>
             <w:u w:val="single"/>
@@ -45,10 +94,16 @@
         </w:r>
       </w:hyperlink>
       <w:r>
+        <w:rPr>
+          <w:lang w:val="pt_PT" w:bidi="pt_PT"/>
+        </w:rPr>
         <w:t xml:space="preserve">, 2022, which is licensed under a </w:t>
       </w:r>
       <w:hyperlink r:id="rId14">
         <w:r>
+          <w:rPr>
+            <w:lang w:val="pt_PT" w:bidi="pt_PT"/>
+          </w:rPr>
           <w:rPr>
             <w:color w:val="0000EE"/>
             <w:u w:val="single"/>
@@ -57,24 +112,50 @@
         </w:r>
       </w:hyperlink>
       <w:r>
+        <w:rPr>
+          <w:lang w:val="pt_PT" w:bidi="pt_PT"/>
+        </w:rPr>
         <w:t>.</w:t>
       </w:r>
-      <w:r/>
-    </w:p>
-    <w:p>
-      <w:r/>
-      <w:r>
+      <w:r>
+        <w:rPr>
+          <w:lang w:val="pt_PT" w:bidi="pt_PT"/>
+        </w:rPr>
+      </w:r>
+    </w:p>
+    <w:p>
+      <w:pPr/>
+      <w:r>
+        <w:rPr>
+          <w:lang w:val="pt_PT" w:bidi="pt_PT"/>
+        </w:rPr>
+      </w:r>
+      <w:r>
+        <w:rPr>
+          <w:lang w:val="pt_PT" w:bidi="pt_PT"/>
+        </w:rPr>
         <w:t>This PDF version is provided under the same license.</w:t>
       </w:r>
-      <w:r/>
-      <w:r/>
+      <w:r>
+        <w:rPr>
+          <w:lang w:val="pt_PT" w:bidi="pt_PT"/>
+        </w:rPr>
+      </w:r>
+      <w:r>
+        <w:rPr>
+          <w:lang w:val="pt_PT" w:bidi="pt_PT"/>
+        </w:rPr>
+      </w:r>
     </w:p>
     <w:p>
       <w:pPr>
         <w:pStyle w:val="Heading1"/>
       </w:pPr>
       <w:r>
-        <w:t>Translation Notes (unfoldingWord)</w:t>
+        <w:rPr>
+          <w:lang w:val="pt_PT" w:bidi="pt_PT"/>
+        </w:rPr>
+        <w:t>Notas de Tradução (unfoldingWord)</w:t>
       </w:r>
     </w:p>
     <w:p>
@@ -96,20 +177,123 @@
       </w:pPr>
     </w:p>
     <w:p>
-      <w:r/>
+      <w:pPr/>
+      <w:r>
+        <w:rPr>
+          <w:lang w:val="pt_PT" w:bidi="pt_PT"/>
+        </w:rPr>
+      </w:r>
     </w:p>
     <w:p>
       <w:pPr>
         <w:pStyle w:val="Heading2"/>
       </w:pPr>
       <w:r>
+        <w:rPr>
+          <w:lang w:val="pt_PT" w:bidi="pt_PT"/>
+        </w:rPr>
+        <w:t>JON</w:t>
+      </w:r>
+      <w:r>
+        <w:rPr>
+          <w:lang w:val="pt_PT" w:bidi="pt_PT"/>
+        </w:rPr>
+      </w:r>
+    </w:p>
+    <w:p>
+      <w:pPr/>
+      <w:r>
+        <w:rPr>
+          <w:lang w:val="pt_PT" w:bidi="pt_PT"/>
+        </w:rPr>
+      </w:r>
+      <w:r>
+        <w:rPr>
+          <w:i/>
+          <w:lang w:val="pt_PT" w:bidi="pt_PT"/>
+        </w:rPr>
+        <w:t>Jonas - Introdução, Jonas - Introdução ao capítulo 1, Jonas - Introdução ao capítulo 2, Jonas - Introdução ao capítulo 3, Jonas - Introdução ao capítulo 4</w:t>
+      </w:r>
+      <w:r>
+        <w:rPr>
+          <w:lang w:val="pt_PT" w:bidi="pt_PT"/>
+        </w:rPr>
+      </w:r>
+    </w:p>
+    <w:p>
+      <w:pPr/>
+      <w:r>
+        <w:rPr>
+          <w:lang w:val="pt_PT" w:bidi="pt_PT"/>
+        </w:rPr>
+      </w:r>
+      <w:r>
+        <w:rPr>
+          <w:lang w:val="pt_PT" w:bidi="pt_PT"/>
+        </w:rPr>
+        <w:t xml:space="preserve"> </w:t>
+      </w:r>
+      <w:r>
+        <w:rPr>
+          <w:lang w:val="pt_PT" w:bidi="pt_PT"/>
+        </w:rPr>
+      </w:r>
+      <w:r>
+        <w:rPr>
+          <w:lang w:val="pt_PT" w:bidi="pt_PT"/>
+        </w:rPr>
+      </w:r>
+    </w:p>
+    <w:p>
+      <w:pPr>
+        <w:sectPr>
+          <w:footnotePr>
+            <w:numRestart w:val="eachSect"/>
+          </w:footnotePr>
+          <w:type w:val="continuous"/>
+          <w:pgSz w:w="12240" w:h="15840" w:code="1"/>
+          <w:pgMar w:top="1440" w:right="1440" w:bottom="1440" w:left="1440" w:header="504" w:footer="504" w:gutter="0"/>
+          <w:cols w:space="708"/>
+          <w:titlePg/>
+          <w:docGrid w:linePitch="360"/>
+        </w:sectPr>
+      </w:pPr>
+    </w:p>
+    <w:p>
+      <w:pPr/>
+      <w:r>
+        <w:rPr>
+          <w:lang w:val="pt_PT" w:bidi="pt_PT"/>
+        </w:rPr>
+      </w:r>
+    </w:p>
+    <w:p>
+      <w:pPr>
+        <w:pStyle w:val="Heading2"/>
+      </w:pPr>
+      <w:r>
+        <w:rPr>
+          <w:lang w:val="pt_PT" w:bidi="pt_PT"/>
+        </w:rPr>
         <w:t>Jonas - Introdução</w:t>
       </w:r>
-      <w:r/>
-    </w:p>
-    <w:p>
-      <w:r/>
-      <w:r>
+      <w:r>
+        <w:rPr>
+          <w:lang w:val="pt_PT" w:bidi="pt_PT"/>
+        </w:rPr>
+      </w:r>
+    </w:p>
+    <w:p>
+      <w:pPr/>
+      <w:r>
+        <w:rPr>
+          <w:lang w:val="pt_PT" w:bidi="pt_PT"/>
+        </w:rPr>
+      </w:r>
+      <w:r>
+        <w:rPr>
+          <w:lang w:val="pt_PT" w:bidi="pt_PT"/>
+        </w:rPr>
         <w:t>Introdução ao livro de Jonas</w:t>
       </w:r>
     </w:p>
@@ -118,6 +302,9 @@
         <w:pStyle w:val="Heading3"/>
       </w:pPr>
       <w:r>
+        <w:rPr>
+          <w:lang w:val="pt_PT" w:bidi="pt_PT"/>
+        </w:rPr>
         <w:t>Parte 1: Introdução geral</w:t>
       </w:r>
     </w:p>
@@ -126,17 +313,31 @@
         <w:pStyle w:val="Heading4"/>
       </w:pPr>
       <w:r>
+        <w:rPr>
+          <w:lang w:val="pt_PT" w:bidi="pt_PT"/>
+        </w:rPr>
         <w:t>Esboço do livro de Jonas</w:t>
       </w:r>
     </w:p>
     <w:p>
       <w:pPr>
         <w:pStyle w:val="ListNumber"/>
+        <w:numPr>
+          <w:ilvl w:val="0"/>
+          <w:numId w:val="14"/>
+        </w:numPr>
         <w:spacing w:line="240" w:lineRule="auto"/>
         <w:ind w:left="720"/>
       </w:pPr>
-      <w:r/>
-      <w:r>
+      <w:r>
+        <w:rPr>
+          <w:lang w:val="pt_PT" w:bidi="pt_PT"/>
+        </w:rPr>
+      </w:r>
+      <w:r>
+        <w:rPr>
+          <w:lang w:val="pt_PT" w:bidi="pt_PT"/>
+        </w:rPr>
         <w:t>Jonas tenta fugir de Yahweh. (1.1–2.10)</w:t>
       </w:r>
     </w:p>
@@ -146,8 +347,15 @@
         <w:spacing w:line="240" w:lineRule="auto"/>
         <w:ind w:left="720"/>
       </w:pPr>
-      <w:r/>
-      <w:r>
+      <w:r>
+        <w:rPr>
+          <w:lang w:val="pt_PT" w:bidi="pt_PT"/>
+        </w:rPr>
+      </w:r>
+      <w:r>
+        <w:rPr>
+          <w:lang w:val="pt_PT" w:bidi="pt_PT"/>
+        </w:rPr>
         <w:t>Jonas desobedece ao primeiro chamado de Yahweh para ir a Nínive. (1.1–3)</w:t>
       </w:r>
     </w:p>
@@ -157,8 +365,15 @@
         <w:spacing w:line="240" w:lineRule="auto"/>
         <w:ind w:left="720"/>
       </w:pPr>
-      <w:r/>
-      <w:r>
+      <w:r>
+        <w:rPr>
+          <w:lang w:val="pt_PT" w:bidi="pt_PT"/>
+        </w:rPr>
+      </w:r>
+      <w:r>
+        <w:rPr>
+          <w:lang w:val="pt_PT" w:bidi="pt_PT"/>
+        </w:rPr>
         <w:t>Jonas está no navio com os marinheiros gentios. (1.4–16)</w:t>
       </w:r>
     </w:p>
@@ -168,19 +383,37 @@
         <w:spacing w:line="240" w:lineRule="auto"/>
         <w:ind w:left="720"/>
       </w:pPr>
-      <w:r/>
-      <w:r>
+      <w:r>
+        <w:rPr>
+          <w:lang w:val="pt_PT" w:bidi="pt_PT"/>
+        </w:rPr>
+      </w:r>
+      <w:r>
+        <w:rPr>
+          <w:lang w:val="pt_PT" w:bidi="pt_PT"/>
+        </w:rPr>
         <w:t>Yahweh providencia um grande peixe para engolir Jonas, que ora e é resgatado. (1.17–2.10)</w:t>
       </w:r>
     </w:p>
     <w:p>
       <w:pPr>
         <w:pStyle w:val="ListNumber"/>
+        <w:numPr>
+          <w:ilvl w:val="0"/>
+          <w:numId w:val="15"/>
+        </w:numPr>
         <w:spacing w:line="240" w:lineRule="auto"/>
         <w:ind w:left="720"/>
       </w:pPr>
-      <w:r/>
-      <w:r>
+      <w:r>
+        <w:rPr>
+          <w:lang w:val="pt_PT" w:bidi="pt_PT"/>
+        </w:rPr>
+      </w:r>
+      <w:r>
+        <w:rPr>
+          <w:lang w:val="pt_PT" w:bidi="pt_PT"/>
+        </w:rPr>
         <w:t>Jonas vai para Nínive. (3.1–4.11)</w:t>
       </w:r>
     </w:p>
@@ -190,8 +423,15 @@
         <w:spacing w:line="240" w:lineRule="auto"/>
         <w:ind w:left="720"/>
       </w:pPr>
-      <w:r/>
-      <w:r>
+      <w:r>
+        <w:rPr>
+          <w:lang w:val="pt_PT" w:bidi="pt_PT"/>
+        </w:rPr>
+      </w:r>
+      <w:r>
+        <w:rPr>
+          <w:lang w:val="pt_PT" w:bidi="pt_PT"/>
+        </w:rPr>
         <w:t>Yahweh novamente chama Jonas para ir a Nínive, e Jonas proclama a mensagem de Yahweh. (3.1–4)</w:t>
       </w:r>
     </w:p>
@@ -201,8 +441,15 @@
         <w:spacing w:line="240" w:lineRule="auto"/>
         <w:ind w:left="720"/>
       </w:pPr>
-      <w:r/>
-      <w:r>
+      <w:r>
+        <w:rPr>
+          <w:lang w:val="pt_PT" w:bidi="pt_PT"/>
+        </w:rPr>
+      </w:r>
+      <w:r>
+        <w:rPr>
+          <w:lang w:val="pt_PT" w:bidi="pt_PT"/>
+        </w:rPr>
         <w:t>Nínive se arrepende. (3.5–9)</w:t>
       </w:r>
     </w:p>
@@ -212,8 +459,15 @@
         <w:spacing w:line="240" w:lineRule="auto"/>
         <w:ind w:left="720"/>
       </w:pPr>
-      <w:r/>
-      <w:r>
+      <w:r>
+        <w:rPr>
+          <w:lang w:val="pt_PT" w:bidi="pt_PT"/>
+        </w:rPr>
+      </w:r>
+      <w:r>
+        <w:rPr>
+          <w:lang w:val="pt_PT" w:bidi="pt_PT"/>
+        </w:rPr>
         <w:t>Yahweh decide não destruir Nínive. (3.10)</w:t>
       </w:r>
     </w:p>
@@ -223,8 +477,15 @@
         <w:spacing w:line="240" w:lineRule="auto"/>
         <w:ind w:left="720"/>
       </w:pPr>
-      <w:r/>
-      <w:r>
+      <w:r>
+        <w:rPr>
+          <w:lang w:val="pt_PT" w:bidi="pt_PT"/>
+        </w:rPr>
+      </w:r>
+      <w:r>
+        <w:rPr>
+          <w:lang w:val="pt_PT" w:bidi="pt_PT"/>
+        </w:rPr>
         <w:t>Jonas está muito zangado com Yahweh. (4.1–3)</w:t>
       </w:r>
     </w:p>
@@ -234,8 +495,15 @@
         <w:spacing w:line="240" w:lineRule="auto"/>
         <w:ind w:left="720"/>
       </w:pPr>
-      <w:r/>
-      <w:r>
+      <w:r>
+        <w:rPr>
+          <w:lang w:val="pt_PT" w:bidi="pt_PT"/>
+        </w:rPr>
+      </w:r>
+      <w:r>
+        <w:rPr>
+          <w:lang w:val="pt_PT" w:bidi="pt_PT"/>
+        </w:rPr>
         <w:t>Yahweh ensina Jonas sobre graça e misericórdia. (4.4–11)</w:t>
       </w:r>
     </w:p>
@@ -244,42 +512,87 @@
         <w:pStyle w:val="Heading4"/>
       </w:pPr>
       <w:r>
+        <w:rPr>
+          <w:lang w:val="pt_PT" w:bidi="pt_PT"/>
+        </w:rPr>
         <w:t>Qual é o tema do livro de Jonas?</w:t>
       </w:r>
     </w:p>
     <w:p>
-      <w:r/>
-      <w:r>
+      <w:pPr/>
+      <w:r>
+        <w:rPr>
+          <w:lang w:val="pt_PT" w:bidi="pt_PT"/>
+        </w:rPr>
+      </w:r>
+      <w:r>
+        <w:rPr>
+          <w:lang w:val="pt_PT" w:bidi="pt_PT"/>
+        </w:rPr>
         <w:t xml:space="preserve">Jonas, filho de Amitai, era um profeta de Gate Héfer, uma vila no reino do norte de Israel (2Rs 14.25). Este livro conta o que aconteceu com Jonas. Ele narra como Yahweh mostra misericórdia e graça aos gentios. Também relata como os ninivitas se arrependeram e clamaram a Yahweh por misericórdia. (Veja: </w:t>
       </w:r>
       <w:r>
+        <w:rPr>
+          <w:lang w:val="pt_PT" w:bidi="pt_PT"/>
+        </w:rPr>
         <w:t>Misericórdia</w:t>
       </w:r>
       <w:r>
+        <w:rPr>
+          <w:lang w:val="pt_PT" w:bidi="pt_PT"/>
+        </w:rPr>
         <w:t xml:space="preserve">, </w:t>
       </w:r>
       <w:r>
+        <w:rPr>
+          <w:lang w:val="pt_PT" w:bidi="pt_PT"/>
+        </w:rPr>
         <w:t>Graça</w:t>
       </w:r>
       <w:r>
+        <w:rPr>
+          <w:lang w:val="pt_PT" w:bidi="pt_PT"/>
+        </w:rPr>
         <w:t xml:space="preserve"> e </w:t>
       </w:r>
       <w:r>
+        <w:rPr>
+          <w:lang w:val="pt_PT" w:bidi="pt_PT"/>
+        </w:rPr>
         <w:t>Arrependimento</w:t>
       </w:r>
       <w:r>
+        <w:rPr>
+          <w:lang w:val="pt_PT" w:bidi="pt_PT"/>
+        </w:rPr>
         <w:t>)</w:t>
       </w:r>
     </w:p>
     <w:p>
-      <w:r/>
-      <w:r>
+      <w:pPr/>
+      <w:r>
+        <w:rPr>
+          <w:lang w:val="pt_PT" w:bidi="pt_PT"/>
+        </w:rPr>
+      </w:r>
+      <w:r>
+        <w:rPr>
+          <w:lang w:val="pt_PT" w:bidi="pt_PT"/>
+        </w:rPr>
         <w:t>Yahweh enviou Jonas para avisar o povo de Nínive que ele estava pronto para puni-los. Yahweh disse que, se eles se arrependessem, ele não os prejudicaria. No entanto, Jonas era israelita e não queria que os ninivitas se arrependessem e escapassem da punição. Assim, Jonas tentou navegar na direção oposta em vez de fazer o que Yahweh lhe havia ordenado, mas Yahweh o impediu enviando uma tempestade e um grande peixe para engoli-lo.</w:t>
       </w:r>
     </w:p>
     <w:p>
-      <w:r/>
-      <w:r>
+      <w:pPr/>
+      <w:r>
+        <w:rPr>
+          <w:lang w:val="pt_PT" w:bidi="pt_PT"/>
+        </w:rPr>
+      </w:r>
+      <w:r>
+        <w:rPr>
+          <w:lang w:val="pt_PT" w:bidi="pt_PT"/>
+        </w:rPr>
         <w:t>Jonas se arrependeu e advertiu os ninivitas. Como resultado, Yahweh ensinou a ele que se preocupa com todas as pessoas, não apenas com os israelitas.</w:t>
       </w:r>
     </w:p>
@@ -288,18 +601,35 @@
         <w:pStyle w:val="Heading4"/>
       </w:pPr>
       <w:r>
+        <w:rPr>
+          <w:lang w:val="pt_PT" w:bidi="pt_PT"/>
+        </w:rPr>
         <w:t>Como deve ser traduzido o título deste livro?</w:t>
       </w:r>
     </w:p>
     <w:p>
-      <w:r/>
-      <w:r>
+      <w:pPr/>
+      <w:r>
+        <w:rPr>
+          <w:lang w:val="pt_PT" w:bidi="pt_PT"/>
+        </w:rPr>
+      </w:r>
+      <w:r>
+        <w:rPr>
+          <w:lang w:val="pt_PT" w:bidi="pt_PT"/>
+        </w:rPr>
         <w:t xml:space="preserve">Este livro é tradicionalmente intitulado "O livro de Jonas" ou apenas "Jonas". Os tradutores podem optar por usar um título mais claro, como "O livro sobre Jonas". (Veja: </w:t>
       </w:r>
       <w:r>
+        <w:rPr>
+          <w:lang w:val="pt_PT" w:bidi="pt_PT"/>
+        </w:rPr>
         <w:t>Como traduzir nomes</w:t>
       </w:r>
       <w:r>
+        <w:rPr>
+          <w:lang w:val="pt_PT" w:bidi="pt_PT"/>
+        </w:rPr>
         <w:t>)</w:t>
       </w:r>
     </w:p>
@@ -308,18 +638,37 @@
         <w:pStyle w:val="Heading4"/>
       </w:pPr>
       <w:r>
+        <w:rPr>
+          <w:lang w:val="pt_PT" w:bidi="pt_PT"/>
+        </w:rPr>
         <w:t>Quem foi o autor do livro de Jonas?</w:t>
       </w:r>
     </w:p>
     <w:p>
-      <w:r/>
-      <w:r>
+      <w:pPr/>
+      <w:r>
+        <w:rPr>
+          <w:lang w:val="pt_PT" w:bidi="pt_PT"/>
+        </w:rPr>
+      </w:r>
+      <w:r>
+        <w:rPr>
+          <w:lang w:val="pt_PT" w:bidi="pt_PT"/>
+        </w:rPr>
         <w:t>Jonas provavelmente esteve envolvido na escrita deste livro. No entanto, os estudiosos não sabem quem de fato o escreveu.</w:t>
       </w:r>
     </w:p>
     <w:p>
-      <w:r/>
-      <w:r>
+      <w:pPr/>
+      <w:r>
+        <w:rPr>
+          <w:lang w:val="pt_PT" w:bidi="pt_PT"/>
+        </w:rPr>
+      </w:r>
+      <w:r>
+        <w:rPr>
+          <w:lang w:val="pt_PT" w:bidi="pt_PT"/>
+        </w:rPr>
         <w:t>Jonas viveu no reino do norte de Israel, durante ou antes do reinado do Rei Jeroboão II de Israel. Ele provavelmente profetizou em algum momento entre 800 e 750 a.C.</w:t>
       </w:r>
     </w:p>
@@ -328,6 +677,9 @@
         <w:pStyle w:val="Heading3"/>
       </w:pPr>
       <w:r>
+        <w:rPr>
+          <w:lang w:val="pt_PT" w:bidi="pt_PT"/>
+        </w:rPr>
         <w:t>Parte 2: Conceitos religiosos e culturais relevantes</w:t>
       </w:r>
     </w:p>
@@ -336,18 +688,37 @@
         <w:pStyle w:val="Heading4"/>
       </w:pPr>
       <w:r>
+        <w:rPr>
+          <w:lang w:val="pt_PT" w:bidi="pt_PT"/>
+        </w:rPr>
         <w:t>O que foi a nação da Assíria?</w:t>
       </w:r>
     </w:p>
     <w:p>
-      <w:r/>
-      <w:r>
+      <w:pPr/>
+      <w:r>
+        <w:rPr>
+          <w:lang w:val="pt_PT" w:bidi="pt_PT"/>
+        </w:rPr>
+      </w:r>
+      <w:r>
+        <w:rPr>
+          <w:lang w:val="pt_PT" w:bidi="pt_PT"/>
+        </w:rPr>
         <w:t>Durante o tempo de Jonas, a Assíria era o reino mais poderoso do antigo Oriente Próximo. Nínive era a capital da Assíria.</w:t>
       </w:r>
     </w:p>
     <w:p>
-      <w:r/>
-      <w:r>
+      <w:pPr/>
+      <w:r>
+        <w:rPr>
+          <w:lang w:val="pt_PT" w:bidi="pt_PT"/>
+        </w:rPr>
+      </w:r>
+      <w:r>
+        <w:rPr>
+          <w:lang w:val="pt_PT" w:bidi="pt_PT"/>
+        </w:rPr>
         <w:t>A Assíria foi cruel com seus inimigos. Eventualmente, Yahweh puniu os assírios pelas ações perversas que cometeram.</w:t>
       </w:r>
     </w:p>
@@ -356,46 +727,94 @@
         <w:pStyle w:val="Heading4"/>
       </w:pPr>
       <w:r>
+        <w:rPr>
+          <w:lang w:val="pt_PT" w:bidi="pt_PT"/>
+        </w:rPr>
         <w:t>A Assíria se converteu ao judaísmo?</w:t>
       </w:r>
     </w:p>
     <w:p>
-      <w:r/>
-      <w:r>
+      <w:pPr/>
+      <w:r>
+        <w:rPr>
+          <w:lang w:val="pt_PT" w:bidi="pt_PT"/>
+        </w:rPr>
+      </w:r>
+      <w:r>
+        <w:rPr>
+          <w:lang w:val="pt_PT" w:bidi="pt_PT"/>
+        </w:rPr>
         <w:t xml:space="preserve">Alguns estudiosos acreditam que os assírios começaram a adorar apenas Yahweh. No entanto, a maioria dos estudiosos acredita que eles continuaram a adorar outros falsos deuses, talvez após um breve período de adoração a Yahweh. (Veja: </w:t>
       </w:r>
       <w:r>
+        <w:rPr>
+          <w:lang w:val="pt_PT" w:bidi="pt_PT"/>
+        </w:rPr>
         <w:t>Falso deus</w:t>
       </w:r>
       <w:r>
+        <w:rPr>
+          <w:lang w:val="pt_PT" w:bidi="pt_PT"/>
+        </w:rPr>
         <w:t>)</w:t>
       </w:r>
-      <w:r/>
-      <w:r/>
-    </w:p>
-    <w:p>
-      <w:r/>
+      <w:r>
+        <w:rPr>
+          <w:lang w:val="pt_PT" w:bidi="pt_PT"/>
+        </w:rPr>
+      </w:r>
+      <w:r>
+        <w:rPr>
+          <w:lang w:val="pt_PT" w:bidi="pt_PT"/>
+        </w:rPr>
+      </w:r>
+    </w:p>
+    <w:p>
+      <w:pPr/>
+      <w:r>
+        <w:rPr>
+          <w:lang w:val="pt_PT" w:bidi="pt_PT"/>
+        </w:rPr>
+      </w:r>
     </w:p>
     <w:p>
       <w:pPr>
         <w:pStyle w:val="Heading2"/>
       </w:pPr>
       <w:r>
+        <w:rPr>
+          <w:lang w:val="pt_PT" w:bidi="pt_PT"/>
+        </w:rPr>
         <w:t>Jonas - Introdução ao capítulo 1</w:t>
       </w:r>
-      <w:r/>
+      <w:r>
+        <w:rPr>
+          <w:lang w:val="pt_PT" w:bidi="pt_PT"/>
+        </w:rPr>
+      </w:r>
     </w:p>
     <w:p>
       <w:pPr>
         <w:pStyle w:val="Heading3"/>
       </w:pPr>
       <w:r>
+        <w:rPr>
+          <w:lang w:val="pt_PT" w:bidi="pt_PT"/>
+        </w:rPr>
         <w:t>Estrutura e formatação</w:t>
       </w:r>
     </w:p>
     <w:p>
-      <w:r/>
-      <w:r>
+      <w:pPr/>
+      <w:r>
+        <w:rPr>
+          <w:lang w:val="pt_PT" w:bidi="pt_PT"/>
+        </w:rPr>
+      </w:r>
+      <w:r>
+        <w:rPr>
+          <w:lang w:val="pt_PT" w:bidi="pt_PT"/>
+        </w:rPr>
         <w:t xml:space="preserve">A narrativa deste capítulo começa de forma abrupta. Essa é uma maneira típica de um livro profético iniciar. O tradutor não deve adicionar informações para suavizar essa introdução, mas o primeiro versículo poderia ser transformado em várias frases para criar um início mais natural. </w:t>
       </w:r>
     </w:p>
@@ -404,6 +823,9 @@
         <w:pStyle w:val="Heading3"/>
       </w:pPr>
       <w:r>
+        <w:rPr>
+          <w:lang w:val="pt_PT" w:bidi="pt_PT"/>
+        </w:rPr>
         <w:t>Conceitos especiais nesse capítulo</w:t>
       </w:r>
     </w:p>
@@ -412,16 +834,30 @@
         <w:pStyle w:val="Heading4"/>
       </w:pPr>
       <w:r>
+        <w:rPr>
+          <w:lang w:val="pt_PT" w:bidi="pt_PT"/>
+        </w:rPr>
         <w:t>Milagre</w:t>
       </w:r>
     </w:p>
     <w:p>
-      <w:r/>
-      <w:r>
+      <w:pPr/>
+      <w:r>
+        <w:rPr>
+          <w:lang w:val="pt_PT" w:bidi="pt_PT"/>
+        </w:rPr>
+      </w:r>
+      <w:r>
+        <w:rPr>
+          <w:lang w:val="pt_PT" w:bidi="pt_PT"/>
+        </w:rPr>
         <w:t xml:space="preserve">No versículo </w:t>
       </w:r>
       <w:hyperlink r:id="rId15">
         <w:r>
+          <w:rPr>
+            <w:lang w:val="pt_PT" w:bidi="pt_PT"/>
+          </w:rPr>
           <w:rPr>
             <w:color w:val="0000EE"/>
             <w:u w:val="single"/>
@@ -430,12 +866,21 @@
         </w:r>
       </w:hyperlink>
       <w:r>
+        <w:rPr>
+          <w:lang w:val="pt_PT" w:bidi="pt_PT"/>
+        </w:rPr>
         <w:t xml:space="preserve">, há a menção de "um grande peixe". Pode ser difícil imaginar uma criatura marinha grande o suficiente para engolir um homem inteiro, e não sabemos que tipo de criatura era essa. Jonas então sobrevive por três dias e noites dentro do peixe. Isso é algo que Deus fez acontecer. Os tradutores não devem tentar explicar eventos milagrosos na tentativa de torná-los mais fáceis de entender. (Veja: </w:t>
       </w:r>
       <w:r>
+        <w:rPr>
+          <w:lang w:val="pt_PT" w:bidi="pt_PT"/>
+        </w:rPr>
         <w:t>Milagre</w:t>
       </w:r>
       <w:r>
+        <w:rPr>
+          <w:lang w:val="pt_PT" w:bidi="pt_PT"/>
+        </w:rPr>
         <w:t>)</w:t>
       </w:r>
     </w:p>
@@ -444,6 +889,9 @@
         <w:pStyle w:val="Heading3"/>
       </w:pPr>
       <w:r>
+        <w:rPr>
+          <w:lang w:val="pt_PT" w:bidi="pt_PT"/>
+        </w:rPr>
         <w:t>Figuras de linguagem importantes nesse capítulo</w:t>
       </w:r>
     </w:p>
@@ -452,36 +900,71 @@
         <w:pStyle w:val="Heading4"/>
       </w:pPr>
       <w:r>
+        <w:rPr>
+          <w:lang w:val="pt_PT" w:bidi="pt_PT"/>
+        </w:rPr>
         <w:t>Ironia situacional</w:t>
       </w:r>
     </w:p>
     <w:p>
-      <w:r/>
-      <w:r>
+      <w:pPr/>
+      <w:r>
+        <w:rPr>
+          <w:lang w:val="pt_PT" w:bidi="pt_PT"/>
+        </w:rPr>
+      </w:r>
+      <w:r>
+        <w:rPr>
+          <w:lang w:val="pt_PT" w:bidi="pt_PT"/>
+        </w:rPr>
         <w:t xml:space="preserve">Há uma situação irônica neste capítulo. Isso significa que as pessoas fazem ou dizem coisas que são o oposto do que se esperaria. Jonas é um profeta de Deus e, como tal, seria esperado que ele se esforçasse para cumprir a vontade de Deus. Em vez disso, ele foge de Deus. Embora os marinheiros gentios não sejam israelitas, eles agem com fé e temor a Yahweh ao enviar Jonas para uma morte quase certa, jogando-o ao mar. (Veja: </w:t>
       </w:r>
       <w:r>
+        <w:rPr>
+          <w:lang w:val="pt_PT" w:bidi="pt_PT"/>
+        </w:rPr>
         <w:t>Ironia</w:t>
       </w:r>
       <w:r>
+        <w:rPr>
+          <w:lang w:val="pt_PT" w:bidi="pt_PT"/>
+        </w:rPr>
         <w:t xml:space="preserve">, </w:t>
       </w:r>
       <w:r>
+        <w:rPr>
+          <w:lang w:val="pt_PT" w:bidi="pt_PT"/>
+        </w:rPr>
         <w:t>Profeta</w:t>
       </w:r>
       <w:r>
+        <w:rPr>
+          <w:lang w:val="pt_PT" w:bidi="pt_PT"/>
+        </w:rPr>
         <w:t xml:space="preserve"> e </w:t>
       </w:r>
       <w:r>
+        <w:rPr>
+          <w:lang w:val="pt_PT" w:bidi="pt_PT"/>
+        </w:rPr>
         <w:t>Vontade de Deus</w:t>
       </w:r>
       <w:r>
+        <w:rPr>
+          <w:lang w:val="pt_PT" w:bidi="pt_PT"/>
+        </w:rPr>
         <w:t xml:space="preserve"> e </w:t>
       </w:r>
       <w:r>
+        <w:rPr>
+          <w:lang w:val="pt_PT" w:bidi="pt_PT"/>
+        </w:rPr>
         <w:t>Fé</w:t>
       </w:r>
       <w:r>
+        <w:rPr>
+          <w:lang w:val="pt_PT" w:bidi="pt_PT"/>
+        </w:rPr>
         <w:t>)</w:t>
       </w:r>
     </w:p>
@@ -490,18 +973,35 @@
         <w:pStyle w:val="Heading4"/>
       </w:pPr>
       <w:r>
+        <w:rPr>
+          <w:lang w:val="pt_PT" w:bidi="pt_PT"/>
+        </w:rPr>
         <w:t>Mar</w:t>
       </w:r>
     </w:p>
     <w:p>
-      <w:r/>
-      <w:r>
+      <w:pPr/>
+      <w:r>
+        <w:rPr>
+          <w:lang w:val="pt_PT" w:bidi="pt_PT"/>
+        </w:rPr>
+      </w:r>
+      <w:r>
+        <w:rPr>
+          <w:lang w:val="pt_PT" w:bidi="pt_PT"/>
+        </w:rPr>
         <w:t xml:space="preserve">As pessoas no antigo Oriente Próximo viam o mar como caótico e não confiavam nele. Alguns dos deuses que adoravam eram deuses do mar. O povo de Jonas, os hebreus, temia muito o mar. No entanto, o medo de Jonas do mar não foi suficiente para impedi-lo de navegar em um navio para evitar fazer o que Yahweh ordenou. (Veja: </w:t>
       </w:r>
       <w:r>
+        <w:rPr>
+          <w:lang w:val="pt_PT" w:bidi="pt_PT"/>
+        </w:rPr>
         <w:t>Medo</w:t>
       </w:r>
       <w:r>
+        <w:rPr>
+          <w:lang w:val="pt_PT" w:bidi="pt_PT"/>
+        </w:rPr>
         <w:t>)</w:t>
       </w:r>
     </w:p>
@@ -510,6 +1010,9 @@
         <w:pStyle w:val="Heading3"/>
       </w:pPr>
       <w:r>
+        <w:rPr>
+          <w:lang w:val="pt_PT" w:bidi="pt_PT"/>
+        </w:rPr>
         <w:t>Outras possíveis dificuldades de tradução nesse capítulo</w:t>
       </w:r>
     </w:p>
@@ -518,46 +1021,94 @@
         <w:pStyle w:val="Heading4"/>
       </w:pPr>
       <w:r>
+        <w:rPr>
+          <w:lang w:val="pt_PT" w:bidi="pt_PT"/>
+        </w:rPr>
         <w:t>Informação implícita</w:t>
       </w:r>
     </w:p>
     <w:p>
-      <w:r/>
-      <w:r>
+      <w:pPr/>
+      <w:r>
+        <w:rPr>
+          <w:lang w:val="pt_PT" w:bidi="pt_PT"/>
+        </w:rPr>
+      </w:r>
+      <w:r>
+        <w:rPr>
+          <w:lang w:val="pt_PT" w:bidi="pt_PT"/>
+        </w:rPr>
         <w:t xml:space="preserve">Embora ninguém saiba ao certo onde ficava Társis, o escritor assume que o leitor sabe que Jonas teve que se afastar de Nínive para ir até lá. (Veja: </w:t>
       </w:r>
       <w:r>
+        <w:rPr>
+          <w:lang w:val="pt_PT" w:bidi="pt_PT"/>
+        </w:rPr>
         <w:t>Conhecimento presumido e informação implícita</w:t>
       </w:r>
       <w:r>
+        <w:rPr>
+          <w:lang w:val="pt_PT" w:bidi="pt_PT"/>
+        </w:rPr>
         <w:t>)</w:t>
       </w:r>
-      <w:r/>
-      <w:r/>
-    </w:p>
-    <w:p>
-      <w:r/>
+      <w:r>
+        <w:rPr>
+          <w:lang w:val="pt_PT" w:bidi="pt_PT"/>
+        </w:rPr>
+      </w:r>
+      <w:r>
+        <w:rPr>
+          <w:lang w:val="pt_PT" w:bidi="pt_PT"/>
+        </w:rPr>
+      </w:r>
+    </w:p>
+    <w:p>
+      <w:pPr/>
+      <w:r>
+        <w:rPr>
+          <w:lang w:val="pt_PT" w:bidi="pt_PT"/>
+        </w:rPr>
+      </w:r>
     </w:p>
     <w:p>
       <w:pPr>
         <w:pStyle w:val="Heading2"/>
       </w:pPr>
       <w:r>
+        <w:rPr>
+          <w:lang w:val="pt_PT" w:bidi="pt_PT"/>
+        </w:rPr>
         <w:t>Jonas - Introdução ao capítulo 2</w:t>
       </w:r>
-      <w:r/>
+      <w:r>
+        <w:rPr>
+          <w:lang w:val="pt_PT" w:bidi="pt_PT"/>
+        </w:rPr>
+      </w:r>
     </w:p>
     <w:p>
       <w:pPr>
         <w:pStyle w:val="Heading3"/>
       </w:pPr>
       <w:r>
+        <w:rPr>
+          <w:lang w:val="pt_PT" w:bidi="pt_PT"/>
+        </w:rPr>
         <w:t>Estrutura e formatação</w:t>
       </w:r>
     </w:p>
     <w:p>
-      <w:r/>
-      <w:r>
+      <w:pPr/>
+      <w:r>
+        <w:rPr>
+          <w:lang w:val="pt_PT" w:bidi="pt_PT"/>
+        </w:rPr>
+      </w:r>
+      <w:r>
+        <w:rPr>
+          <w:lang w:val="pt_PT" w:bidi="pt_PT"/>
+        </w:rPr>
         <w:t>Este capítulo começa com uma oração de Jonas, e muitos tradutores optaram por destacá-la, posicionando suas linhas mais à direita na página em comparação com o restante do texto. Além disso, a oração está no estilo de poesia. Para evidenciar isso, muitas traduções colocam cada linha do poema em uma linha separada. Os tradutores podem seguir essas práticas, mas não são obrigados a fazê-lo. Você pode querer seguir o formato de uma tradução bem conhecida em sua região.</w:t>
       </w:r>
     </w:p>
@@ -566,6 +1117,9 @@
         <w:pStyle w:val="Heading3"/>
       </w:pPr>
       <w:r>
+        <w:rPr>
+          <w:lang w:val="pt_PT" w:bidi="pt_PT"/>
+        </w:rPr>
         <w:t>Conceitos especiais nesse capítulo</w:t>
       </w:r>
     </w:p>
@@ -574,18 +1128,35 @@
         <w:pStyle w:val="Heading4"/>
       </w:pPr>
       <w:r>
+        <w:rPr>
+          <w:lang w:val="pt_PT" w:bidi="pt_PT"/>
+        </w:rPr>
         <w:t>Mar</w:t>
       </w:r>
     </w:p>
     <w:p>
-      <w:r/>
-      <w:r>
+      <w:pPr/>
+      <w:r>
+        <w:rPr>
+          <w:lang w:val="pt_PT" w:bidi="pt_PT"/>
+        </w:rPr>
+      </w:r>
+      <w:r>
+        <w:rPr>
+          <w:lang w:val="pt_PT" w:bidi="pt_PT"/>
+        </w:rPr>
         <w:t xml:space="preserve">Este capítulo contém muitos termos que descrevem o mar. Se as pessoas que falam seu idioma não estão familiarizadas com o mar, será necessário discutir como descrevê-lo. (Veja: </w:t>
       </w:r>
       <w:r>
+        <w:rPr>
+          <w:lang w:val="pt_PT" w:bidi="pt_PT"/>
+        </w:rPr>
         <w:t>Traduzir desconhecidos</w:t>
       </w:r>
       <w:r>
+        <w:rPr>
+          <w:lang w:val="pt_PT" w:bidi="pt_PT"/>
+        </w:rPr>
         <w:t>)</w:t>
       </w:r>
     </w:p>
@@ -594,6 +1165,9 @@
         <w:pStyle w:val="Heading3"/>
       </w:pPr>
       <w:r>
+        <w:rPr>
+          <w:lang w:val="pt_PT" w:bidi="pt_PT"/>
+        </w:rPr>
         <w:t>Figuras de linguagem importantes nesse capítulo</w:t>
       </w:r>
     </w:p>
@@ -602,18 +1176,35 @@
         <w:pStyle w:val="Heading4"/>
       </w:pPr>
       <w:r>
+        <w:rPr>
+          <w:lang w:val="pt_PT" w:bidi="pt_PT"/>
+        </w:rPr>
         <w:t>Imaginação Poética</w:t>
       </w:r>
     </w:p>
     <w:p>
-      <w:r/>
-      <w:r>
+      <w:pPr/>
+      <w:r>
+        <w:rPr>
+          <w:lang w:val="pt_PT" w:bidi="pt_PT"/>
+        </w:rPr>
+      </w:r>
+      <w:r>
+        <w:rPr>
+          <w:lang w:val="pt_PT" w:bidi="pt_PT"/>
+        </w:rPr>
         <w:t xml:space="preserve">Orações nas Escrituras são frequentemente expressas em poesia. A poesia costuma usar metáforas e outras imagens para comunicar de forma mais poderosa tópicos muito emocionais. Por exemplo, Jonas pensou que morreria dentro de um peixe no mar, e assim ele compara estar preso lá a estar cercado pelas barras da terra e estar no “ventre do Sheol”. Jonas está sobrecarregado pela profundidade do mar e expressa isso falando sobre estar na “base das montanhas”. (Veja: </w:t>
       </w:r>
       <w:r>
+        <w:rPr>
+          <w:lang w:val="pt_PT" w:bidi="pt_PT"/>
+        </w:rPr>
         <w:t>Metáfora</w:t>
       </w:r>
       <w:r>
+        <w:rPr>
+          <w:lang w:val="pt_PT" w:bidi="pt_PT"/>
+        </w:rPr>
         <w:t>)</w:t>
       </w:r>
     </w:p>
@@ -622,6 +1213,9 @@
         <w:pStyle w:val="Heading3"/>
       </w:pPr>
       <w:r>
+        <w:rPr>
+          <w:lang w:val="pt_PT" w:bidi="pt_PT"/>
+        </w:rPr>
         <w:t>Outras possíveis dificuldades de tradução nesse capítulo</w:t>
       </w:r>
     </w:p>
@@ -630,50 +1224,111 @@
         <w:pStyle w:val="Heading4"/>
       </w:pPr>
       <w:r>
+        <w:rPr>
+          <w:lang w:val="pt_PT" w:bidi="pt_PT"/>
+        </w:rPr>
         <w:t>Paralelismo</w:t>
       </w:r>
     </w:p>
     <w:p>
-      <w:r/>
-      <w:r>
+      <w:pPr/>
+      <w:r>
+        <w:rPr>
+          <w:lang w:val="pt_PT" w:bidi="pt_PT"/>
+        </w:rPr>
+      </w:r>
+      <w:r>
+        <w:rPr>
+          <w:lang w:val="pt_PT" w:bidi="pt_PT"/>
+        </w:rPr>
         <w:t>A poesia hebraica frequentemente expressa uma ideia em uma linha e depois repete esse mesmo pensamento em outra linha, mas com palavras diferentes. Isso enfatiza as ideias nas linhas paralelas. Por exemplo, o versículo 2 possui duas metades que dizem basicamente a mesma coisa.</w:t>
       </w:r>
     </w:p>
     <w:p>
-      <w:r/>
-      <w:r>
+      <w:pPr/>
+      <w:r>
+        <w:rPr>
+          <w:lang w:val="pt_PT" w:bidi="pt_PT"/>
+        </w:rPr>
+      </w:r>
+      <w:r>
+        <w:rPr>
+          <w:lang w:val="pt_PT" w:bidi="pt_PT"/>
+        </w:rPr>
         <w:t>Clamei a Yahweh na minha angústia, e Ele me respondeu; do ventre do Sheol eu clamei, e você ouviu a minha voz.</w:t>
       </w:r>
     </w:p>
     <w:p>
-      <w:r/>
-      <w:r>
+      <w:pPr/>
+      <w:r>
+        <w:rPr>
+          <w:lang w:val="pt_PT" w:bidi="pt_PT"/>
+        </w:rPr>
+      </w:r>
+      <w:r>
+        <w:rPr>
+          <w:lang w:val="pt_PT" w:bidi="pt_PT"/>
+        </w:rPr>
         <w:t xml:space="preserve">Cada metade também possui duas partes. A primeira parte de cada metade expressa a mesma ideia que a outra, e a segunda parte de cada metade também expressa a mesma ideia que a outra. Se na sua língua não é comum repetir ideias dessa forma na poesia, consulte: </w:t>
       </w:r>
       <w:r>
+        <w:rPr>
+          <w:lang w:val="pt_PT" w:bidi="pt_PT"/>
+        </w:rPr>
         <w:t>Paralelismo</w:t>
       </w:r>
       <w:r>
+        <w:rPr>
+          <w:lang w:val="pt_PT" w:bidi="pt_PT"/>
+        </w:rPr>
         <w:t xml:space="preserve"> para obter ideias de como traduzir esse tipo de poesia.</w:t>
       </w:r>
-      <w:r/>
-      <w:r/>
-    </w:p>
-    <w:p>
-      <w:r/>
+      <w:r>
+        <w:rPr>
+          <w:lang w:val="pt_PT" w:bidi="pt_PT"/>
+        </w:rPr>
+      </w:r>
+      <w:r>
+        <w:rPr>
+          <w:lang w:val="pt_PT" w:bidi="pt_PT"/>
+        </w:rPr>
+      </w:r>
+    </w:p>
+    <w:p>
+      <w:pPr/>
+      <w:r>
+        <w:rPr>
+          <w:lang w:val="pt_PT" w:bidi="pt_PT"/>
+        </w:rPr>
+      </w:r>
     </w:p>
     <w:p>
       <w:pPr>
         <w:pStyle w:val="Heading2"/>
       </w:pPr>
       <w:r>
+        <w:rPr>
+          <w:lang w:val="pt_PT" w:bidi="pt_PT"/>
+        </w:rPr>
         <w:t>Jonas - Introdução ao capítulo 3</w:t>
       </w:r>
-      <w:r/>
-    </w:p>
-    <w:p>
-      <w:r/>
-      <w:r>
+      <w:r>
+        <w:rPr>
+          <w:lang w:val="pt_PT" w:bidi="pt_PT"/>
+        </w:rPr>
+      </w:r>
+    </w:p>
+    <w:p>
+      <w:pPr/>
+      <w:r>
+        <w:rPr>
+          <w:lang w:val="pt_PT" w:bidi="pt_PT"/>
+        </w:rPr>
+      </w:r>
+      <w:r>
+        <w:rPr>
+          <w:lang w:val="pt_PT" w:bidi="pt_PT"/>
+        </w:rPr>
         <w:t>Notas gerais sobre Jonas 3</w:t>
       </w:r>
     </w:p>
@@ -682,12 +1337,23 @@
         <w:pStyle w:val="Heading3"/>
       </w:pPr>
       <w:r>
+        <w:rPr>
+          <w:lang w:val="pt_PT" w:bidi="pt_PT"/>
+        </w:rPr>
         <w:t>Estrutura e Formatação</w:t>
       </w:r>
     </w:p>
     <w:p>
-      <w:r/>
-      <w:r>
+      <w:pPr/>
+      <w:r>
+        <w:rPr>
+          <w:lang w:val="pt_PT" w:bidi="pt_PT"/>
+        </w:rPr>
+      </w:r>
+      <w:r>
+        <w:rPr>
+          <w:lang w:val="pt_PT" w:bidi="pt_PT"/>
+        </w:rPr>
         <w:t>Este capítulo retorna à narrativa de Jonas.</w:t>
       </w:r>
     </w:p>
@@ -696,6 +1362,9 @@
         <w:pStyle w:val="Heading3"/>
       </w:pPr>
       <w:r>
+        <w:rPr>
+          <w:lang w:val="pt_PT" w:bidi="pt_PT"/>
+        </w:rPr>
         <w:t>Conceitos especiais neste capítulo</w:t>
       </w:r>
     </w:p>
@@ -704,18 +1373,35 @@
         <w:pStyle w:val="Heading4"/>
       </w:pPr>
       <w:r>
+        <w:rPr>
+          <w:lang w:val="pt_PT" w:bidi="pt_PT"/>
+        </w:rPr>
         <w:t>Animais</w:t>
       </w:r>
     </w:p>
     <w:p>
-      <w:r/>
-      <w:r>
+      <w:pPr/>
+      <w:r>
+        <w:rPr>
+          <w:lang w:val="pt_PT" w:bidi="pt_PT"/>
+        </w:rPr>
+      </w:r>
+      <w:r>
+        <w:rPr>
+          <w:lang w:val="pt_PT" w:bidi="pt_PT"/>
+        </w:rPr>
         <w:t xml:space="preserve">De acordo com a proclamação do rei, os animais tinham que participar do jejum que ele havia ordenado. Isso era incomum e provavelmente indica que o rei queria que Deus percebesse que toda Nínive estava levando sua proclamação de destruição muito a sério. Não há nada na lei de Moisés que instruísse o povo a fazer com que seus animais participassem do jejum. (Veja: </w:t>
       </w:r>
       <w:r>
+        <w:rPr>
+          <w:lang w:val="pt_PT" w:bidi="pt_PT"/>
+        </w:rPr>
         <w:t>Lei de Moisés</w:t>
       </w:r>
       <w:r>
+        <w:rPr>
+          <w:lang w:val="pt_PT" w:bidi="pt_PT"/>
+        </w:rPr>
         <w:t>)</w:t>
       </w:r>
     </w:p>
@@ -724,18 +1410,37 @@
         <w:pStyle w:val="Heading4"/>
       </w:pPr>
       <w:r>
+        <w:rPr>
+          <w:lang w:val="pt_PT" w:bidi="pt_PT"/>
+        </w:rPr>
         <w:t>Deus arrependendo-se ou cedendo</w:t>
       </w:r>
     </w:p>
     <w:p>
-      <w:r/>
-      <w:r>
+      <w:pPr/>
+      <w:r>
+        <w:rPr>
+          <w:lang w:val="pt_PT" w:bidi="pt_PT"/>
+        </w:rPr>
+      </w:r>
+      <w:r>
+        <w:rPr>
+          <w:lang w:val="pt_PT" w:bidi="pt_PT"/>
+        </w:rPr>
         <w:t>O último versículo deste capítulo diz: “Então Deus se arrependeu do mal que havia dito que faria a eles, e não o fez”. Este conceito de Deus mudar de ideia pode parecer inconsistente com o fato de que o caráter de Deus e seus planos são imutáveis.</w:t>
       </w:r>
     </w:p>
     <w:p>
-      <w:r/>
-      <w:r>
+      <w:pPr/>
+      <w:r>
+        <w:rPr>
+          <w:lang w:val="pt_PT" w:bidi="pt_PT"/>
+        </w:rPr>
+      </w:r>
+      <w:r>
+        <w:rPr>
+          <w:lang w:val="pt_PT" w:bidi="pt_PT"/>
+        </w:rPr>
         <w:t>No entanto, as ações de punição ou misericórdia de Deus dependem das ações humanas. Deus muitas vezes transforma sua ação de punição em misericórdia em resposta aos humanos que se arrependem de seus pecados, porque ele prefere ser misericordioso. Como os ninivitas se arrependeram, Deus não cumpriu o julgamento que havia instruído Jonas a proclamar, e Jonas descreveu isso de uma maneira humana como "cedendo" ou, como algumas versões dizem, "mudando de ideia". O leitor entende que este era o plano de Deus desde o início.</w:t>
       </w:r>
     </w:p>
@@ -744,12 +1449,23 @@
         <w:pStyle w:val="Heading4"/>
       </w:pPr>
       <w:r>
+        <w:rPr>
+          <w:lang w:val="pt_PT" w:bidi="pt_PT"/>
+        </w:rPr>
         <w:t>Deus planejando o mal</w:t>
       </w:r>
     </w:p>
     <w:p>
-      <w:r/>
-      <w:r>
+      <w:pPr/>
+      <w:r>
+        <w:rPr>
+          <w:lang w:val="pt_PT" w:bidi="pt_PT"/>
+        </w:rPr>
+      </w:r>
+      <w:r>
+        <w:rPr>
+          <w:lang w:val="pt_PT" w:bidi="pt_PT"/>
+        </w:rPr>
         <w:t>A palavra hebraica traduzida como "mal" em algumas versões da Bíblia é muito abrangente, incluindo mal moral, mal físico e tudo que é ruim. Assim, no versículo 10, o autor usa a mesma palavra para a destruição planejada de Nínive por Deus, assim como para o comportamento perverso das pessoas. Isso ocorre porque em todos esses casos, é a mesma palavra hebraica que está sendo usado em cada contexto. Ao usar a mesma palavra, o autor está indicando que quando as pessoas se arrependem do mal moral, Deus desiste de realizar o mal físico (punição). Deus nunca faz o mal moral. Se sua língua não usaria a mesma palavra para ambos, você deve considerar usar palavras diferentes para eles.</w:t>
       </w:r>
     </w:p>
@@ -758,6 +1474,9 @@
         <w:pStyle w:val="Heading3"/>
       </w:pPr>
       <w:r>
+        <w:rPr>
+          <w:lang w:val="pt_PT" w:bidi="pt_PT"/>
+        </w:rPr>
         <w:t>Outras possíveis dificuldades de tradução neste capítulo</w:t>
       </w:r>
     </w:p>
@@ -766,12 +1485,23 @@
         <w:pStyle w:val="Heading4"/>
       </w:pPr>
       <w:r>
+        <w:rPr>
+          <w:lang w:val="pt_PT" w:bidi="pt_PT"/>
+        </w:rPr>
         <w:t>Tamanho de Nínive</w:t>
       </w:r>
     </w:p>
     <w:p>
-      <w:r/>
-      <w:r>
+      <w:pPr/>
+      <w:r>
+        <w:rPr>
+          <w:lang w:val="pt_PT" w:bidi="pt_PT"/>
+        </w:rPr>
+      </w:r>
+      <w:r>
+        <w:rPr>
+          <w:lang w:val="pt_PT" w:bidi="pt_PT"/>
+        </w:rPr>
         <w:t>As ruínas da antiga cidade de Nínive que foram descobertas têm cerca de 13 quilômetros, ou 8 milhas, de extensão. Assim, embora Nínive fosse uma cidade muito grande no mundo antigo, não era tão grande quanto a maioria das cidades modernas. A descrição de Nínive como “uma jornada de três dias” parece significar que levava três dias para atravessá-la, embora isso pareça mais tempo do que seria necessário para atravessar uma cidade desse tamanho. Claro, isso depende de vários fatores: o que uma pessoa está fazendo durante essa jornada pela cidade, e que pode haver extensos assentamentos fora das muralhas da cidade. Além disso, o tempo mencionado é provavelmente apenas uma aproximação geral. Os tradutores devem simplesmente traduzir o texto e não tentar reconciliá-lo com o que os arqueólogos modernos pensam saber sobre a antiga Nínive e as pessoas que a atravessaram.</w:t>
       </w:r>
     </w:p>
@@ -780,32 +1510,71 @@
         <w:pStyle w:val="Heading4"/>
       </w:pPr>
       <w:r>
+        <w:rPr>
+          <w:lang w:val="pt_PT" w:bidi="pt_PT"/>
+        </w:rPr>
         <w:t>Uma grande cidade para Deus</w:t>
       </w:r>
     </w:p>
     <w:p>
-      <w:r/>
-      <w:r>
+      <w:pPr/>
+      <w:r>
+        <w:rPr>
+          <w:lang w:val="pt_PT" w:bidi="pt_PT"/>
+        </w:rPr>
+      </w:r>
+      <w:r>
+        <w:rPr>
+          <w:lang w:val="pt_PT" w:bidi="pt_PT"/>
+        </w:rPr>
         <w:t>No versículo três no texto original Nínive é descrita como “uma cidade grande para Deus”. Em hebraico, dizer que algo é "para Deus" ou "de Deus" é uma expressão que significa que é um exemplo extremo daquela coisa. Por exemplo, em Gênesis 30.8, Raquel descreve a luta que teve com sua irmã como “uma luta de Deus”, significando “uma luta poderosa” ou “uma luta extremamente difícil”. Outros exemplos dessa expressão na Bíblia são encontrados em Gênesis 23.6, Êxodo 9.28, 1 Samuel 14.15, Salmos 36.6 e Salmos 80.10. Em Jonas 3.3, essa expressão provavelmente significa que Nínive era uma cidade extremamente grande. Veja como isso é traduzido na Bíblia que é mais comumente usada em sua área. Você pode querer seguir como eles traduziram essa expressão.</w:t>
       </w:r>
-      <w:r/>
-      <w:r/>
-    </w:p>
-    <w:p>
-      <w:r/>
+      <w:r>
+        <w:rPr>
+          <w:lang w:val="pt_PT" w:bidi="pt_PT"/>
+        </w:rPr>
+      </w:r>
+      <w:r>
+        <w:rPr>
+          <w:lang w:val="pt_PT" w:bidi="pt_PT"/>
+        </w:rPr>
+      </w:r>
+    </w:p>
+    <w:p>
+      <w:pPr/>
+      <w:r>
+        <w:rPr>
+          <w:lang w:val="pt_PT" w:bidi="pt_PT"/>
+        </w:rPr>
+      </w:r>
     </w:p>
     <w:p>
       <w:pPr>
         <w:pStyle w:val="Heading2"/>
       </w:pPr>
       <w:r>
+        <w:rPr>
+          <w:lang w:val="pt_PT" w:bidi="pt_PT"/>
+        </w:rPr>
         <w:t>Jonas - Introdução ao capítulo 4</w:t>
       </w:r>
-      <w:r/>
-    </w:p>
-    <w:p>
-      <w:r/>
-      <w:r>
+      <w:r>
+        <w:rPr>
+          <w:lang w:val="pt_PT" w:bidi="pt_PT"/>
+        </w:rPr>
+      </w:r>
+    </w:p>
+    <w:p>
+      <w:pPr/>
+      <w:r>
+        <w:rPr>
+          <w:lang w:val="pt_PT" w:bidi="pt_PT"/>
+        </w:rPr>
+      </w:r>
+      <w:r>
+        <w:rPr>
+          <w:lang w:val="pt_PT" w:bidi="pt_PT"/>
+        </w:rPr>
         <w:t>Notas gerais sobre Jonas 4</w:t>
       </w:r>
     </w:p>
@@ -814,18 +1583,35 @@
         <w:pStyle w:val="Heading3"/>
       </w:pPr>
       <w:r>
+        <w:rPr>
+          <w:lang w:val="pt_PT" w:bidi="pt_PT"/>
+        </w:rPr>
         <w:t>Estrutura e Formatação</w:t>
       </w:r>
     </w:p>
     <w:p>
-      <w:r/>
-      <w:r>
+      <w:pPr/>
+      <w:r>
+        <w:rPr>
+          <w:lang w:val="pt_PT" w:bidi="pt_PT"/>
+        </w:rPr>
+      </w:r>
+      <w:r>
+        <w:rPr>
+          <w:lang w:val="pt_PT" w:bidi="pt_PT"/>
+        </w:rPr>
         <w:t xml:space="preserve">Jonas continua a narrativa e leva o livro a uma conclusão incomum, terminando com uma pergunta de Deus. Isso enfatiza que o livro não é realmente sobre Jonas, mas sobre o desejo de Deus de ser misericordioso com todos, sejam judeus ou gentios. (Veja: </w:t>
       </w:r>
       <w:r>
+        <w:rPr>
+          <w:lang w:val="pt_PT" w:bidi="pt_PT"/>
+        </w:rPr>
         <w:t>Misericórdia</w:t>
       </w:r>
       <w:r>
+        <w:rPr>
+          <w:lang w:val="pt_PT" w:bidi="pt_PT"/>
+        </w:rPr>
         <w:t>)</w:t>
       </w:r>
     </w:p>
@@ -834,6 +1620,9 @@
         <w:pStyle w:val="Heading3"/>
       </w:pPr>
       <w:r>
+        <w:rPr>
+          <w:lang w:val="pt_PT" w:bidi="pt_PT"/>
+        </w:rPr>
         <w:t>Conceitos especiais nesse capítulo</w:t>
       </w:r>
     </w:p>
@@ -842,24 +1631,47 @@
         <w:pStyle w:val="Heading4"/>
       </w:pPr>
       <w:r>
+        <w:rPr>
+          <w:lang w:val="pt_PT" w:bidi="pt_PT"/>
+        </w:rPr>
         <w:t>Profecia postergada</w:t>
       </w:r>
     </w:p>
     <w:p>
-      <w:r/>
-      <w:r>
+      <w:pPr/>
+      <w:r>
+        <w:rPr>
+          <w:lang w:val="pt_PT" w:bidi="pt_PT"/>
+        </w:rPr>
+      </w:r>
+      <w:r>
+        <w:rPr>
+          <w:lang w:val="pt_PT" w:bidi="pt_PT"/>
+        </w:rPr>
         <w:t xml:space="preserve">De acordo com a lei de Moisés, um profeta deve profetizar o que Yahweh lhe diz para profetizar, e suas palavras devem se cumprir. Se isso não acontecesse, a penalidade era a morte, pois essa profecia não cumprida mostrava que o homem não era um verdadeiro profeta. No entanto, quando Jonas disse à cidade de Nínive que ela seria destruída em 40 dias, isso não aconteceu naquela época. Isso porque Deus reserva o direito de ser misericordioso. (Veja: </w:t>
       </w:r>
       <w:r>
+        <w:rPr>
+          <w:lang w:val="pt_PT" w:bidi="pt_PT"/>
+        </w:rPr>
         <w:t>Profeta</w:t>
       </w:r>
       <w:r>
+        <w:rPr>
+          <w:lang w:val="pt_PT" w:bidi="pt_PT"/>
+        </w:rPr>
         <w:t xml:space="preserve"> e </w:t>
       </w:r>
       <w:r>
+        <w:rPr>
+          <w:lang w:val="pt_PT" w:bidi="pt_PT"/>
+        </w:rPr>
         <w:t>Lei de Moisés</w:t>
       </w:r>
       <w:r>
+        <w:rPr>
+          <w:lang w:val="pt_PT" w:bidi="pt_PT"/>
+        </w:rPr>
         <w:t>)</w:t>
       </w:r>
     </w:p>
@@ -868,12 +1680,23 @@
         <w:pStyle w:val="Heading4"/>
       </w:pPr>
       <w:r>
+        <w:rPr>
+          <w:lang w:val="pt_PT" w:bidi="pt_PT"/>
+        </w:rPr>
         <w:t>A ira de Jonas</w:t>
       </w:r>
     </w:p>
     <w:p>
-      <w:r/>
-      <w:r>
+      <w:pPr/>
+      <w:r>
+        <w:rPr>
+          <w:lang w:val="pt_PT" w:bidi="pt_PT"/>
+        </w:rPr>
+      </w:r>
+      <w:r>
+        <w:rPr>
+          <w:lang w:val="pt_PT" w:bidi="pt_PT"/>
+        </w:rPr>
         <w:t>Quando Deus não destruiu Nínive, Jonas ficou zangado com Deus porque odiava o povo de Nínive. Eles eram inimigos de Israel. Mas Deus queria que Jonas e os leitores deste livro aprendessem que Ele ama todas as pessoas.</w:t>
       </w:r>
     </w:p>
@@ -882,16 +1705,30 @@
         <w:pStyle w:val="Heading4"/>
       </w:pPr>
       <w:r>
+        <w:rPr>
+          <w:lang w:val="pt_PT" w:bidi="pt_PT"/>
+        </w:rPr>
         <w:t>Características de Deus</w:t>
       </w:r>
     </w:p>
     <w:p>
-      <w:r/>
-      <w:r>
+      <w:pPr/>
+      <w:r>
+        <w:rPr>
+          <w:lang w:val="pt_PT" w:bidi="pt_PT"/>
+        </w:rPr>
+      </w:r>
+      <w:r>
+        <w:rPr>
+          <w:lang w:val="pt_PT" w:bidi="pt_PT"/>
+        </w:rPr>
         <w:t xml:space="preserve">No versículo 2, Jonas atribui uma série de características a Deus. Um leitor judeu deste livro reconheceria isso como a descrição que Deus usou sobre si mesmo ao falar com Moisés no Monte Sinai (Veja </w:t>
       </w:r>
       <w:hyperlink r:id="rId16">
         <w:r>
+          <w:rPr>
+            <w:lang w:val="pt_PT" w:bidi="pt_PT"/>
+          </w:rPr>
           <w:rPr>
             <w:color w:val="0000EE"/>
             <w:u w:val="single"/>
@@ -900,6 +1737,9 @@
         </w:r>
       </w:hyperlink>
       <w:r>
+        <w:rPr>
+          <w:lang w:val="pt_PT" w:bidi="pt_PT"/>
+        </w:rPr>
         <w:t>).</w:t>
       </w:r>
     </w:p>
@@ -908,18 +1748,35 @@
         <w:pStyle w:val="Heading4"/>
       </w:pPr>
       <w:r>
+        <w:rPr>
+          <w:lang w:val="pt_PT" w:bidi="pt_PT"/>
+        </w:rPr>
         <w:t>A graça de Deus</w:t>
       </w:r>
     </w:p>
     <w:p>
-      <w:r/>
-      <w:r>
+      <w:pPr/>
+      <w:r>
+        <w:rPr>
+          <w:lang w:val="pt_PT" w:bidi="pt_PT"/>
+        </w:rPr>
+      </w:r>
+      <w:r>
+        <w:rPr>
+          <w:lang w:val="pt_PT" w:bidi="pt_PT"/>
+        </w:rPr>
         <w:t xml:space="preserve">Quando Jonas saiu da cidade, ele sentiu muito calor; Deus graciosamente providenciou algum alívio através da planta. Deus estava tentando ensinar a Jonas que Ele é um Deus misericordioso por meio desta lição objetiva. (Veja: </w:t>
       </w:r>
       <w:r>
+        <w:rPr>
+          <w:lang w:val="pt_PT" w:bidi="pt_PT"/>
+        </w:rPr>
         <w:t>Graça</w:t>
       </w:r>
       <w:r>
+        <w:rPr>
+          <w:lang w:val="pt_PT" w:bidi="pt_PT"/>
+        </w:rPr>
         <w:t>)</w:t>
       </w:r>
     </w:p>
@@ -928,6 +1785,9 @@
         <w:pStyle w:val="Heading3"/>
       </w:pPr>
       <w:r>
+        <w:rPr>
+          <w:lang w:val="pt_PT" w:bidi="pt_PT"/>
+        </w:rPr>
         <w:t>Figuras de linguagem importantes nesse capítulo</w:t>
       </w:r>
     </w:p>
@@ -936,18 +1796,35 @@
         <w:pStyle w:val="Heading4"/>
       </w:pPr>
       <w:r>
+        <w:rPr>
+          <w:lang w:val="pt_PT" w:bidi="pt_PT"/>
+        </w:rPr>
         <w:t>Perguntas retóricas</w:t>
       </w:r>
     </w:p>
     <w:p>
-      <w:r/>
-      <w:r>
+      <w:pPr/>
+      <w:r>
+        <w:rPr>
+          <w:lang w:val="pt_PT" w:bidi="pt_PT"/>
+        </w:rPr>
+      </w:r>
+      <w:r>
+        <w:rPr>
+          <w:lang w:val="pt_PT" w:bidi="pt_PT"/>
+        </w:rPr>
         <w:t xml:space="preserve">Nesse capítulo, Jonas faz uma pergunta retórica para expressar sua irritação com Yahweh. Yahweh, por sua vez, utiliza uma série de três perguntas retóricas para ensinar a Jonas sobre a atitude correta que ele deve adotar. Se em sua língua não é comum usar perguntas retóricas para esses fins, então opte por uma forma mais natural. (Veja: </w:t>
       </w:r>
       <w:r>
+        <w:rPr>
+          <w:lang w:val="pt_PT" w:bidi="pt_PT"/>
+        </w:rPr>
         <w:t>Pergunta retórica</w:t>
       </w:r>
       <w:r>
+        <w:rPr>
+          <w:lang w:val="pt_PT" w:bidi="pt_PT"/>
+        </w:rPr>
         <w:t>)</w:t>
       </w:r>
     </w:p>
@@ -956,6 +1833,9 @@
         <w:pStyle w:val="Heading3"/>
       </w:pPr>
       <w:r>
+        <w:rPr>
+          <w:lang w:val="pt_PT" w:bidi="pt_PT"/>
+        </w:rPr>
         <w:t>Outras possíveis dificuldades de tradução nesse capítulo</w:t>
       </w:r>
     </w:p>
@@ -964,16 +1844,30 @@
         <w:pStyle w:val="Heading4"/>
       </w:pPr>
       <w:r>
+        <w:rPr>
+          <w:lang w:val="pt_PT" w:bidi="pt_PT"/>
+        </w:rPr>
         <w:t>Mal</w:t>
       </w:r>
     </w:p>
     <w:p>
-      <w:r/>
-      <w:r>
+      <w:pPr/>
+      <w:r>
+        <w:rPr>
+          <w:lang w:val="pt_PT" w:bidi="pt_PT"/>
+        </w:rPr>
+      </w:r>
+      <w:r>
+        <w:rPr>
+          <w:lang w:val="pt_PT" w:bidi="pt_PT"/>
+        </w:rPr>
         <w:t xml:space="preserve">A palavra hebraica traduzida como "mal" é muito abrangente, incluindo mal moral, mal físico e tudo que é ruim. Deus nunca faz o mal moral. No versículo 1, o autor menciona que Jonas considerou o ato de misericórdia de Deus em poupar o povo de Nínive como sendo mau. No versículo 2, Jonas descreve Deus como "arrependendo-se do mal". No versículo 6, a situação e a atitude de Jonas são descritas como más. Isso ocorre após as ações dos ninivitas serem descritas como más em </w:t>
       </w:r>
       <w:hyperlink r:id="rId17">
         <w:r>
+          <w:rPr>
+            <w:lang w:val="pt_PT" w:bidi="pt_PT"/>
+          </w:rPr>
           <w:rPr>
             <w:color w:val="0000EE"/>
             <w:u w:val="single"/>
@@ -982,10 +1876,16 @@
         </w:r>
       </w:hyperlink>
       <w:r>
+        <w:rPr>
+          <w:lang w:val="pt_PT" w:bidi="pt_PT"/>
+        </w:rPr>
         <w:t xml:space="preserve">, </w:t>
       </w:r>
       <w:hyperlink r:id="rId18">
         <w:r>
+          <w:rPr>
+            <w:lang w:val="pt_PT" w:bidi="pt_PT"/>
+          </w:rPr>
           <w:rPr>
             <w:color w:val="0000EE"/>
             <w:u w:val="single"/>
@@ -994,10 +1894,16 @@
         </w:r>
       </w:hyperlink>
       <w:r>
+        <w:rPr>
+          <w:lang w:val="pt_PT" w:bidi="pt_PT"/>
+        </w:rPr>
         <w:t xml:space="preserve"> e </w:t>
       </w:r>
       <w:hyperlink r:id="rId19">
         <w:r>
+          <w:rPr>
+            <w:lang w:val="pt_PT" w:bidi="pt_PT"/>
+          </w:rPr>
           <w:rPr>
             <w:color w:val="0000EE"/>
             <w:u w:val="single"/>
@@ -1006,10 +1912,16 @@
         </w:r>
       </w:hyperlink>
       <w:r>
+        <w:rPr>
+          <w:lang w:val="pt_PT" w:bidi="pt_PT"/>
+        </w:rPr>
         <w:t xml:space="preserve">, e a situação dos marinheiros em </w:t>
       </w:r>
       <w:hyperlink r:id="rId20">
         <w:r>
+          <w:rPr>
+            <w:lang w:val="pt_PT" w:bidi="pt_PT"/>
+          </w:rPr>
           <w:rPr>
             <w:color w:val="0000EE"/>
             <w:u w:val="single"/>
@@ -1018,10 +1930,21 @@
         </w:r>
       </w:hyperlink>
       <w:r>
+        <w:rPr>
+          <w:lang w:val="pt_PT" w:bidi="pt_PT"/>
+        </w:rPr>
         <w:t>. O autor do livro está demonstrando ironia ao usar a mesma palavra hebraica para cada coisa ruim diferente no livro e para uma coisa boa — a misericórdia de Deus sobre Nínive (do ponto de vista de Jonas). Se o seu idioma não usaria a mesma palavra para mal moral e físico, você vai querer usar palavras diferentes para cada um deles.</w:t>
       </w:r>
-      <w:r/>
-      <w:r/>
+      <w:r>
+        <w:rPr>
+          <w:lang w:val="pt_PT" w:bidi="pt_PT"/>
+        </w:rPr>
+      </w:r>
+      <w:r>
+        <w:rPr>
+          <w:lang w:val="pt_PT" w:bidi="pt_PT"/>
+        </w:rPr>
+      </w:r>
     </w:p>
     <w:sectPr>
       <w:footnotePr>
@@ -2913,6 +3836,18 @@
   <w:num w:numId="13" w16cid:durableId="592781308">
     <w:abstractNumId w:val="11"/>
   </w:num>
+  <w:num w:numId="14">
+    <w:abstractNumId w:val="3"/>
+    <w:lvlOverride w:ilvl="0">
+      <w:startOverride w:val="1"/>
+    </w:lvlOverride>
+  </w:num>
+  <w:num w:numId="15">
+    <w:abstractNumId w:val="3"/>
+    <w:lvlOverride w:ilvl="0">
+      <w:startOverride w:val="1"/>
+    </w:lvlOverride>
+  </w:num>
   <w:numIdMacAtCleanup w:val="10"/>
 </w:numbering>
 </file>
@@ -2923,7 +3858,7 @@
     <w:rPrDefault>
       <w:rPr>
         <w:rFonts w:ascii="Times New Roman" w:eastAsia="Times New Roman" w:hAnsi="Times New Roman" w:cs="Times New Roman"/>
-        <w:lang w:val="en-US" w:eastAsia="en-US" w:bidi="ar-SA"/>
+        <w:lang w:val="pt_PT" w:eastAsia="en-US" w:bidi="ar-SA"/>
       </w:rPr>
     </w:rPrDefault>
     <w:pPrDefault/>

--- a/por/docx/32.content.docx
+++ b/por/docx/32.content.docx
@@ -28,22 +28,6 @@
       </w:r>
     </w:p>
     <w:p>
-      <w:pPr>
-        <w:pStyle w:val="Heading2"/>
-      </w:pPr>
-      <w:r>
-        <w:rPr>
-          <w:lang w:val="pt_PT" w:bidi="pt_PT"/>
-        </w:rPr>
-        <w:t>License Information</w:t>
-      </w:r>
-      <w:r>
-        <w:rPr>
-          <w:lang w:val="pt_PT" w:bidi="pt_PT"/>
-        </w:rPr>
-      </w:r>
-    </w:p>
-    <w:p>
       <w:pPr/>
       <w:r>
         <w:rPr>
@@ -55,86 +39,37 @@
           <w:b/>
           <w:lang w:val="pt_PT" w:bidi="pt_PT"/>
         </w:rPr>
-        <w:t>Notas de Tradução (unfoldingWord)</w:t>
-      </w:r>
-      <w:r>
-        <w:rPr>
-          <w:lang w:val="pt_PT" w:bidi="pt_PT"/>
-        </w:rPr>
-        <w:t xml:space="preserve"> (Portuguese) is based on</w:t>
-      </w:r>
-      <w:r>
-        <w:rPr>
-          <w:lang w:val="pt_PT" w:bidi="pt_PT"/>
-        </w:rPr>
-        <w:t xml:space="preserve">: </w:t>
-      </w:r>
-      <w:r>
-        <w:rPr>
-          <w:lang w:val="pt_PT" w:bidi="pt_PT"/>
-        </w:rPr>
         <w:t>unfoldingWord® Translation Notes</w:t>
       </w:r>
       <w:r>
         <w:rPr>
           <w:lang w:val="pt_PT" w:bidi="pt_PT"/>
         </w:rPr>
-        <w:t xml:space="preserve">, </w:t>
-      </w:r>
-      <w:hyperlink r:id="rId13">
-        <w:r>
-          <w:rPr>
-            <w:lang w:val="pt_PT" w:bidi="pt_PT"/>
-          </w:rPr>
-          <w:rPr>
-            <w:color w:val="0000EE"/>
-            <w:u w:val="single"/>
-          </w:rPr>
-          <w:t>unfoldingWord</w:t>
-        </w:r>
-      </w:hyperlink>
-      <w:r>
-        <w:rPr>
-          <w:lang w:val="pt_PT" w:bidi="pt_PT"/>
-        </w:rPr>
-        <w:t xml:space="preserve">, 2022, which is licensed under a </w:t>
-      </w:r>
-      <w:hyperlink r:id="rId14">
-        <w:r>
-          <w:rPr>
-            <w:lang w:val="pt_PT" w:bidi="pt_PT"/>
-          </w:rPr>
-          <w:rPr>
-            <w:color w:val="0000EE"/>
-            <w:u w:val="single"/>
-          </w:rPr>
-          <w:t>CC BY-SA 4.0 license</w:t>
-        </w:r>
-      </w:hyperlink>
-      <w:r>
-        <w:rPr>
-          <w:lang w:val="pt_PT" w:bidi="pt_PT"/>
-        </w:rPr>
-        <w:t>.</w:t>
-      </w:r>
-      <w:r>
-        <w:rPr>
-          <w:lang w:val="pt_PT" w:bidi="pt_PT"/>
-        </w:rPr>
-      </w:r>
-    </w:p>
-    <w:p>
-      <w:pPr/>
-      <w:r>
-        <w:rPr>
-          <w:lang w:val="pt_PT" w:bidi="pt_PT"/>
-        </w:rPr>
-      </w:r>
-      <w:r>
-        <w:rPr>
-          <w:lang w:val="pt_PT" w:bidi="pt_PT"/>
-        </w:rPr>
-        <w:t>This PDF version is provided under the same license.</w:t>
+        <w:t xml:space="preserve"> © 2022 unfoldingWord. Released under CC BY-SA 4.0 license. </w:t>
+      </w:r>
+      <w:r>
+        <w:rPr>
+          <w:lang w:val="pt_PT" w:bidi="pt_PT"/>
+        </w:rPr>
+        <w:t>unfoldingWord® Translation Notes</w:t>
+      </w:r>
+      <w:r>
+        <w:rPr>
+          <w:lang w:val="pt_PT" w:bidi="pt_PT"/>
+        </w:rPr>
+        <w:t xml:space="preserve"> has been adapted in the following languages: Tok Pisin, Arabic (عربي), French (Français), Hindi (हिंदी), Indonesian (Bahasa Indonesia), Portuguese (Português), Russian (Русский), Spanish (Español), Swahili (Kiswahili), and Simplified Chinese (简体中文) from </w:t>
+      </w:r>
+      <w:r>
+        <w:rPr>
+          <w:lang w:val="pt_PT" w:bidi="pt_PT"/>
+        </w:rPr>
+        <w:t>unfoldingWord® Translation Notes</w:t>
+      </w:r>
+      <w:r>
+        <w:rPr>
+          <w:lang w:val="pt_PT" w:bidi="pt_PT"/>
+        </w:rPr>
+        <w:t xml:space="preserve"> © 2022 unfoldingWord. Released under CC BY-SA 4.0 license by Mission Mutual</w:t>
       </w:r>
       <w:r>
         <w:rPr>
@@ -853,7 +788,7 @@
         </w:rPr>
         <w:t xml:space="preserve">No versículo </w:t>
       </w:r>
-      <w:hyperlink r:id="rId15">
+      <w:hyperlink r:id="rId13">
         <w:r>
           <w:rPr>
             <w:lang w:val="pt_PT" w:bidi="pt_PT"/>
@@ -1724,7 +1659,7 @@
         </w:rPr>
         <w:t xml:space="preserve">No versículo 2, Jonas atribui uma série de características a Deus. Um leitor judeu deste livro reconheceria isso como a descrição que Deus usou sobre si mesmo ao falar com Moisés no Monte Sinai (Veja </w:t>
       </w:r>
-      <w:hyperlink r:id="rId16">
+      <w:hyperlink r:id="rId14">
         <w:r>
           <w:rPr>
             <w:lang w:val="pt_PT" w:bidi="pt_PT"/>
@@ -1863,7 +1798,7 @@
         </w:rPr>
         <w:t xml:space="preserve">A palavra hebraica traduzida como "mal" é muito abrangente, incluindo mal moral, mal físico e tudo que é ruim. Deus nunca faz o mal moral. No versículo 1, o autor menciona que Jonas considerou o ato de misericórdia de Deus em poupar o povo de Nínive como sendo mau. No versículo 2, Jonas descreve Deus como "arrependendo-se do mal". No versículo 6, a situação e a atitude de Jonas são descritas como más. Isso ocorre após as ações dos ninivitas serem descritas como más em </w:t>
       </w:r>
-      <w:hyperlink r:id="rId17">
+      <w:hyperlink r:id="rId15">
         <w:r>
           <w:rPr>
             <w:lang w:val="pt_PT" w:bidi="pt_PT"/>
@@ -1881,7 +1816,7 @@
         </w:rPr>
         <w:t xml:space="preserve">, </w:t>
       </w:r>
-      <w:hyperlink r:id="rId18">
+      <w:hyperlink r:id="rId16">
         <w:r>
           <w:rPr>
             <w:lang w:val="pt_PT" w:bidi="pt_PT"/>
@@ -1899,7 +1834,7 @@
         </w:rPr>
         <w:t xml:space="preserve"> e </w:t>
       </w:r>
-      <w:hyperlink r:id="rId19">
+      <w:hyperlink r:id="rId17">
         <w:r>
           <w:rPr>
             <w:lang w:val="pt_PT" w:bidi="pt_PT"/>
@@ -1917,7 +1852,7 @@
         </w:rPr>
         <w:t xml:space="preserve">, e a situação dos marinheiros em </w:t>
       </w:r>
-      <w:hyperlink r:id="rId20">
+      <w:hyperlink r:id="rId18">
         <w:r>
           <w:rPr>
             <w:lang w:val="pt_PT" w:bidi="pt_PT"/>

--- a/por/docx/32.content.docx
+++ b/por/docx/32.content.docx
@@ -28,6 +28,22 @@
       </w:r>
     </w:p>
     <w:p>
+      <w:pPr>
+        <w:pStyle w:val="Heading2"/>
+      </w:pPr>
+      <w:r>
+        <w:rPr>
+          <w:lang w:val="pt_PT" w:bidi="pt_PT"/>
+        </w:rPr>
+        <w:t>License Information</w:t>
+      </w:r>
+      <w:r>
+        <w:rPr>
+          <w:lang w:val="pt_PT" w:bidi="pt_PT"/>
+        </w:rPr>
+      </w:r>
+    </w:p>
+    <w:p>
       <w:pPr/>
       <w:r>
         <w:rPr>
@@ -39,37 +55,86 @@
           <w:b/>
           <w:lang w:val="pt_PT" w:bidi="pt_PT"/>
         </w:rPr>
+        <w:t>Notas de Tradução (unfoldingWord)</w:t>
+      </w:r>
+      <w:r>
+        <w:rPr>
+          <w:lang w:val="pt_PT" w:bidi="pt_PT"/>
+        </w:rPr>
+        <w:t xml:space="preserve"> (Portuguese) is based on</w:t>
+      </w:r>
+      <w:r>
+        <w:rPr>
+          <w:lang w:val="pt_PT" w:bidi="pt_PT"/>
+        </w:rPr>
+        <w:t xml:space="preserve">: </w:t>
+      </w:r>
+      <w:r>
+        <w:rPr>
+          <w:lang w:val="pt_PT" w:bidi="pt_PT"/>
+        </w:rPr>
         <w:t>unfoldingWord® Translation Notes</w:t>
       </w:r>
       <w:r>
         <w:rPr>
           <w:lang w:val="pt_PT" w:bidi="pt_PT"/>
         </w:rPr>
-        <w:t xml:space="preserve"> © 2022 unfoldingWord. Released under CC BY-SA 4.0 license. </w:t>
-      </w:r>
-      <w:r>
-        <w:rPr>
-          <w:lang w:val="pt_PT" w:bidi="pt_PT"/>
-        </w:rPr>
-        <w:t>unfoldingWord® Translation Notes</w:t>
-      </w:r>
-      <w:r>
-        <w:rPr>
-          <w:lang w:val="pt_PT" w:bidi="pt_PT"/>
-        </w:rPr>
-        <w:t xml:space="preserve"> has been adapted in the following languages: Tok Pisin, Arabic (عربي), French (Français), Hindi (हिंदी), Indonesian (Bahasa Indonesia), Portuguese (Português), Russian (Русский), Spanish (Español), Swahili (Kiswahili), and Simplified Chinese (简体中文) from </w:t>
-      </w:r>
-      <w:r>
-        <w:rPr>
-          <w:lang w:val="pt_PT" w:bidi="pt_PT"/>
-        </w:rPr>
-        <w:t>unfoldingWord® Translation Notes</w:t>
-      </w:r>
-      <w:r>
-        <w:rPr>
-          <w:lang w:val="pt_PT" w:bidi="pt_PT"/>
-        </w:rPr>
-        <w:t xml:space="preserve"> © 2022 unfoldingWord. Released under CC BY-SA 4.0 license by Mission Mutual</w:t>
+        <w:t xml:space="preserve">, </w:t>
+      </w:r>
+      <w:hyperlink r:id="rId13">
+        <w:r>
+          <w:rPr>
+            <w:lang w:val="pt_PT" w:bidi="pt_PT"/>
+          </w:rPr>
+          <w:rPr>
+            <w:color w:val="0000EE"/>
+            <w:u w:val="single"/>
+          </w:rPr>
+          <w:t>unfoldingWord</w:t>
+        </w:r>
+      </w:hyperlink>
+      <w:r>
+        <w:rPr>
+          <w:lang w:val="pt_PT" w:bidi="pt_PT"/>
+        </w:rPr>
+        <w:t xml:space="preserve">, 2022, which is licensed under a </w:t>
+      </w:r>
+      <w:hyperlink r:id="rId14">
+        <w:r>
+          <w:rPr>
+            <w:lang w:val="pt_PT" w:bidi="pt_PT"/>
+          </w:rPr>
+          <w:rPr>
+            <w:color w:val="0000EE"/>
+            <w:u w:val="single"/>
+          </w:rPr>
+          <w:t>CC BY-SA 4.0 license</w:t>
+        </w:r>
+      </w:hyperlink>
+      <w:r>
+        <w:rPr>
+          <w:lang w:val="pt_PT" w:bidi="pt_PT"/>
+        </w:rPr>
+        <w:t>.</w:t>
+      </w:r>
+      <w:r>
+        <w:rPr>
+          <w:lang w:val="pt_PT" w:bidi="pt_PT"/>
+        </w:rPr>
+      </w:r>
+    </w:p>
+    <w:p>
+      <w:pPr/>
+      <w:r>
+        <w:rPr>
+          <w:lang w:val="pt_PT" w:bidi="pt_PT"/>
+        </w:rPr>
+      </w:r>
+      <w:r>
+        <w:rPr>
+          <w:lang w:val="pt_PT" w:bidi="pt_PT"/>
+        </w:rPr>
+        <w:t>This PDF version is provided under the same license.</w:t>
       </w:r>
       <w:r>
         <w:rPr>
@@ -788,7 +853,7 @@
         </w:rPr>
         <w:t xml:space="preserve">No versículo </w:t>
       </w:r>
-      <w:hyperlink r:id="rId13">
+      <w:hyperlink r:id="rId15">
         <w:r>
           <w:rPr>
             <w:lang w:val="pt_PT" w:bidi="pt_PT"/>
@@ -1659,7 +1724,7 @@
         </w:rPr>
         <w:t xml:space="preserve">No versículo 2, Jonas atribui uma série de características a Deus. Um leitor judeu deste livro reconheceria isso como a descrição que Deus usou sobre si mesmo ao falar com Moisés no Monte Sinai (Veja </w:t>
       </w:r>
-      <w:hyperlink r:id="rId14">
+      <w:hyperlink r:id="rId16">
         <w:r>
           <w:rPr>
             <w:lang w:val="pt_PT" w:bidi="pt_PT"/>
@@ -1798,7 +1863,7 @@
         </w:rPr>
         <w:t xml:space="preserve">A palavra hebraica traduzida como "mal" é muito abrangente, incluindo mal moral, mal físico e tudo que é ruim. Deus nunca faz o mal moral. No versículo 1, o autor menciona que Jonas considerou o ato de misericórdia de Deus em poupar o povo de Nínive como sendo mau. No versículo 2, Jonas descreve Deus como "arrependendo-se do mal". No versículo 6, a situação e a atitude de Jonas são descritas como más. Isso ocorre após as ações dos ninivitas serem descritas como más em </w:t>
       </w:r>
-      <w:hyperlink r:id="rId15">
+      <w:hyperlink r:id="rId17">
         <w:r>
           <w:rPr>
             <w:lang w:val="pt_PT" w:bidi="pt_PT"/>
@@ -1816,7 +1881,7 @@
         </w:rPr>
         <w:t xml:space="preserve">, </w:t>
       </w:r>
-      <w:hyperlink r:id="rId16">
+      <w:hyperlink r:id="rId18">
         <w:r>
           <w:rPr>
             <w:lang w:val="pt_PT" w:bidi="pt_PT"/>
@@ -1834,7 +1899,7 @@
         </w:rPr>
         <w:t xml:space="preserve"> e </w:t>
       </w:r>
-      <w:hyperlink r:id="rId17">
+      <w:hyperlink r:id="rId19">
         <w:r>
           <w:rPr>
             <w:lang w:val="pt_PT" w:bidi="pt_PT"/>
@@ -1852,7 +1917,7 @@
         </w:rPr>
         <w:t xml:space="preserve">, e a situação dos marinheiros em </w:t>
       </w:r>
-      <w:hyperlink r:id="rId18">
+      <w:hyperlink r:id="rId20">
         <w:r>
           <w:rPr>
             <w:lang w:val="pt_PT" w:bidi="pt_PT"/>

--- a/por/docx/32.content.docx
+++ b/por/docx/32.content.docx
@@ -141,13 +141,6 @@
         <w:rPr>
           <w:lang w:val="pt_PT" w:bidi="pt_PT"/>
         </w:rPr>
-      </w:r>
-      <w:r>
-        <w:rPr>
-          <w:i/>
-          <w:lang w:val="pt_PT" w:bidi="pt_PT"/>
-        </w:rPr>
-        <w:t>Jonas - Introdução, Jonas - Introdução ao capítulo 1, Jonas - Introdução ao capítulo 2, Jonas - Introdução ao capítulo 3, Jonas - Introdução ao capítulo 4</w:t>
       </w:r>
       <w:r>
         <w:rPr>

--- a/por/docx/32.content.docx
+++ b/por/docx/32.content.docx
@@ -19,7 +19,7 @@
         <w:rPr>
           <w:lang w:val="pt_PT" w:bidi="pt_PT"/>
         </w:rPr>
-        <w:t>Resource: Notas de Tradução (unfoldingWord)</w:t>
+        <w:t>Resource: unfoldingWord® Translation Notes</w:t>
       </w:r>
       <w:r>
         <w:rPr>
@@ -90,7 +90,7 @@
         <w:rPr>
           <w:lang w:val="pt_PT" w:bidi="pt_PT"/>
         </w:rPr>
-        <w:t>Notas de Tradução (unfoldingWord)</w:t>
+        <w:t>unfoldingWord® Translation Notes</w:t>
       </w:r>
     </w:p>
     <w:p>

--- a/por/docx/32.content.docx
+++ b/por/docx/32.content.docx
@@ -700,6 +700,300 @@
         <w:rPr>
           <w:lang w:val="pt_PT" w:bidi="pt_PT"/>
         </w:rPr>
+        <w:t>Jonas - Introdução ao capítulo 1</w:t>
+      </w:r>
+      <w:r>
+        <w:rPr>
+          <w:lang w:val="pt_PT" w:bidi="pt_PT"/>
+        </w:rPr>
+      </w:r>
+    </w:p>
+    <w:p>
+      <w:pPr>
+        <w:pStyle w:val="Heading3"/>
+      </w:pPr>
+      <w:r>
+        <w:rPr>
+          <w:lang w:val="pt_PT" w:bidi="pt_PT"/>
+        </w:rPr>
+        <w:t>Estrutura e formatação</w:t>
+      </w:r>
+    </w:p>
+    <w:p>
+      <w:pPr/>
+      <w:r>
+        <w:rPr>
+          <w:lang w:val="pt_PT" w:bidi="pt_PT"/>
+        </w:rPr>
+      </w:r>
+      <w:r>
+        <w:rPr>
+          <w:lang w:val="pt_PT" w:bidi="pt_PT"/>
+        </w:rPr>
+        <w:t xml:space="preserve">A narrativa deste capítulo começa de forma abrupta. Essa é uma maneira típica de um livro profético iniciar. O tradutor não deve adicionar informações para suavizar essa introdução, mas o primeiro versículo poderia ser transformado em várias frases para criar um início mais natural. </w:t>
+      </w:r>
+    </w:p>
+    <w:p>
+      <w:pPr>
+        <w:pStyle w:val="Heading3"/>
+      </w:pPr>
+      <w:r>
+        <w:rPr>
+          <w:lang w:val="pt_PT" w:bidi="pt_PT"/>
+        </w:rPr>
+        <w:t>Conceitos especiais nesse capítulo</w:t>
+      </w:r>
+    </w:p>
+    <w:p>
+      <w:pPr>
+        <w:pStyle w:val="Heading4"/>
+      </w:pPr>
+      <w:r>
+        <w:rPr>
+          <w:lang w:val="pt_PT" w:bidi="pt_PT"/>
+        </w:rPr>
+        <w:t>Milagre</w:t>
+      </w:r>
+    </w:p>
+    <w:p>
+      <w:pPr/>
+      <w:r>
+        <w:rPr>
+          <w:lang w:val="pt_PT" w:bidi="pt_PT"/>
+        </w:rPr>
+      </w:r>
+      <w:r>
+        <w:rPr>
+          <w:lang w:val="pt_PT" w:bidi="pt_PT"/>
+        </w:rPr>
+        <w:t xml:space="preserve">No versículo </w:t>
+      </w:r>
+      <w:hyperlink r:id="rId13">
+        <w:r>
+          <w:rPr>
+            <w:lang w:val="pt_PT" w:bidi="pt_PT"/>
+          </w:rPr>
+          <w:rPr>
+            <w:color w:val="0000EE"/>
+            <w:u w:val="single"/>
+          </w:rPr>
+          <w:t>1.17</w:t>
+        </w:r>
+      </w:hyperlink>
+      <w:r>
+        <w:rPr>
+          <w:lang w:val="pt_PT" w:bidi="pt_PT"/>
+        </w:rPr>
+        <w:t xml:space="preserve">, há a menção de "um grande peixe". Pode ser difícil imaginar uma criatura marinha grande o suficiente para engolir um homem inteiro, e não sabemos que tipo de criatura era essa. Jonas então sobrevive por três dias e noites dentro do peixe. Isso é algo que Deus fez acontecer. Os tradutores não devem tentar explicar eventos milagrosos na tentativa de torná-los mais fáceis de entender. (Veja: </w:t>
+      </w:r>
+      <w:r>
+        <w:rPr>
+          <w:lang w:val="pt_PT" w:bidi="pt_PT"/>
+        </w:rPr>
+        <w:t>Milagre</w:t>
+      </w:r>
+      <w:r>
+        <w:rPr>
+          <w:lang w:val="pt_PT" w:bidi="pt_PT"/>
+        </w:rPr>
+        <w:t>)</w:t>
+      </w:r>
+    </w:p>
+    <w:p>
+      <w:pPr>
+        <w:pStyle w:val="Heading3"/>
+      </w:pPr>
+      <w:r>
+        <w:rPr>
+          <w:lang w:val="pt_PT" w:bidi="pt_PT"/>
+        </w:rPr>
+        <w:t>Figuras de linguagem importantes nesse capítulo</w:t>
+      </w:r>
+    </w:p>
+    <w:p>
+      <w:pPr>
+        <w:pStyle w:val="Heading4"/>
+      </w:pPr>
+      <w:r>
+        <w:rPr>
+          <w:lang w:val="pt_PT" w:bidi="pt_PT"/>
+        </w:rPr>
+        <w:t>Ironia situacional</w:t>
+      </w:r>
+    </w:p>
+    <w:p>
+      <w:pPr/>
+      <w:r>
+        <w:rPr>
+          <w:lang w:val="pt_PT" w:bidi="pt_PT"/>
+        </w:rPr>
+      </w:r>
+      <w:r>
+        <w:rPr>
+          <w:lang w:val="pt_PT" w:bidi="pt_PT"/>
+        </w:rPr>
+        <w:t xml:space="preserve">Há uma situação irônica neste capítulo. Isso significa que as pessoas fazem ou dizem coisas que são o oposto do que se esperaria. Jonas é um profeta de Deus e, como tal, seria esperado que ele se esforçasse para cumprir a vontade de Deus. Em vez disso, ele foge de Deus. Embora os marinheiros gentios não sejam israelitas, eles agem com fé e temor a Yahweh ao enviar Jonas para uma morte quase certa, jogando-o ao mar. (Veja: </w:t>
+      </w:r>
+      <w:r>
+        <w:rPr>
+          <w:lang w:val="pt_PT" w:bidi="pt_PT"/>
+        </w:rPr>
+        <w:t>Ironia</w:t>
+      </w:r>
+      <w:r>
+        <w:rPr>
+          <w:lang w:val="pt_PT" w:bidi="pt_PT"/>
+        </w:rPr>
+        <w:t xml:space="preserve">, </w:t>
+      </w:r>
+      <w:r>
+        <w:rPr>
+          <w:lang w:val="pt_PT" w:bidi="pt_PT"/>
+        </w:rPr>
+        <w:t>Profeta</w:t>
+      </w:r>
+      <w:r>
+        <w:rPr>
+          <w:lang w:val="pt_PT" w:bidi="pt_PT"/>
+        </w:rPr>
+        <w:t xml:space="preserve"> e </w:t>
+      </w:r>
+      <w:r>
+        <w:rPr>
+          <w:lang w:val="pt_PT" w:bidi="pt_PT"/>
+        </w:rPr>
+        <w:t>Vontade de Deus</w:t>
+      </w:r>
+      <w:r>
+        <w:rPr>
+          <w:lang w:val="pt_PT" w:bidi="pt_PT"/>
+        </w:rPr>
+        <w:t xml:space="preserve"> e </w:t>
+      </w:r>
+      <w:r>
+        <w:rPr>
+          <w:lang w:val="pt_PT" w:bidi="pt_PT"/>
+        </w:rPr>
+        <w:t>Fé</w:t>
+      </w:r>
+      <w:r>
+        <w:rPr>
+          <w:lang w:val="pt_PT" w:bidi="pt_PT"/>
+        </w:rPr>
+        <w:t>)</w:t>
+      </w:r>
+    </w:p>
+    <w:p>
+      <w:pPr>
+        <w:pStyle w:val="Heading4"/>
+      </w:pPr>
+      <w:r>
+        <w:rPr>
+          <w:lang w:val="pt_PT" w:bidi="pt_PT"/>
+        </w:rPr>
+        <w:t>Mar</w:t>
+      </w:r>
+    </w:p>
+    <w:p>
+      <w:pPr/>
+      <w:r>
+        <w:rPr>
+          <w:lang w:val="pt_PT" w:bidi="pt_PT"/>
+        </w:rPr>
+      </w:r>
+      <w:r>
+        <w:rPr>
+          <w:lang w:val="pt_PT" w:bidi="pt_PT"/>
+        </w:rPr>
+        <w:t xml:space="preserve">As pessoas no antigo Oriente Próximo viam o mar como caótico e não confiavam nele. Alguns dos deuses que adoravam eram deuses do mar. O povo de Jonas, os hebreus, temia muito o mar. No entanto, o medo de Jonas do mar não foi suficiente para impedi-lo de navegar em um navio para evitar fazer o que Yahweh ordenou. (Veja: </w:t>
+      </w:r>
+      <w:r>
+        <w:rPr>
+          <w:lang w:val="pt_PT" w:bidi="pt_PT"/>
+        </w:rPr>
+        <w:t>Medo</w:t>
+      </w:r>
+      <w:r>
+        <w:rPr>
+          <w:lang w:val="pt_PT" w:bidi="pt_PT"/>
+        </w:rPr>
+        <w:t>)</w:t>
+      </w:r>
+    </w:p>
+    <w:p>
+      <w:pPr>
+        <w:pStyle w:val="Heading3"/>
+      </w:pPr>
+      <w:r>
+        <w:rPr>
+          <w:lang w:val="pt_PT" w:bidi="pt_PT"/>
+        </w:rPr>
+        <w:t>Outras possíveis dificuldades de tradução nesse capítulo</w:t>
+      </w:r>
+    </w:p>
+    <w:p>
+      <w:pPr>
+        <w:pStyle w:val="Heading4"/>
+      </w:pPr>
+      <w:r>
+        <w:rPr>
+          <w:lang w:val="pt_PT" w:bidi="pt_PT"/>
+        </w:rPr>
+        <w:t>Informação implícita</w:t>
+      </w:r>
+    </w:p>
+    <w:p>
+      <w:pPr/>
+      <w:r>
+        <w:rPr>
+          <w:lang w:val="pt_PT" w:bidi="pt_PT"/>
+        </w:rPr>
+      </w:r>
+      <w:r>
+        <w:rPr>
+          <w:lang w:val="pt_PT" w:bidi="pt_PT"/>
+        </w:rPr>
+        <w:t xml:space="preserve">Embora ninguém saiba ao certo onde ficava Társis, o escritor assume que o leitor sabe que Jonas teve que se afastar de Nínive para ir até lá. (Veja: </w:t>
+      </w:r>
+      <w:r>
+        <w:rPr>
+          <w:lang w:val="pt_PT" w:bidi="pt_PT"/>
+        </w:rPr>
+        <w:t>Conhecimento presumido e informação implícita</w:t>
+      </w:r>
+      <w:r>
+        <w:rPr>
+          <w:lang w:val="pt_PT" w:bidi="pt_PT"/>
+        </w:rPr>
+        <w:t>)</w:t>
+      </w:r>
+      <w:r>
+        <w:rPr>
+          <w:lang w:val="pt_PT" w:bidi="pt_PT"/>
+        </w:rPr>
+      </w:r>
+      <w:r>
+        <w:rPr>
+          <w:lang w:val="pt_PT" w:bidi="pt_PT"/>
+        </w:rPr>
+      </w:r>
+    </w:p>
+    <w:p>
+      <w:pPr/>
+      <w:r>
+        <w:rPr>
+          <w:lang w:val="pt_PT" w:bidi="pt_PT"/>
+        </w:rPr>
+      </w:r>
+    </w:p>
+    <w:p>
+      <w:pPr>
+        <w:pStyle w:val="Heading2"/>
+      </w:pPr>
+      <w:r>
+        <w:rPr>
+          <w:lang w:val="pt_PT" w:bidi="pt_PT"/>
+        </w:rPr>
         <w:t>Jonas 1.1 (#1)</w:t>
       </w:r>
       <w:r>
@@ -1633,7 +1927,7 @@
         </w:rPr>
         <w:t xml:space="preserve"> significam que Jonas agiu em resposta ao comando de Deus, mas sua ação foi desobedecer em vez de obedecer. Se seus leitores não entenderem isso, você pode explicar o significado de forma clara. Veja como você traduziu essa expressão idiomática em </w:t>
       </w:r>
-      <w:hyperlink r:id="rId13">
+      <w:hyperlink r:id="rId14">
         <w:r>
           <w:rPr>
             <w:lang w:val="pt_PT" w:bidi="pt_PT"/>
@@ -3337,7 +3631,7 @@
         </w:rPr>
         <w:t xml:space="preserve">Embora esta frase tenha sido usada como uma expressão em </w:t>
       </w:r>
-      <w:hyperlink r:id="rId13">
+      <w:hyperlink r:id="rId14">
         <w:r>
           <w:rPr>
             <w:lang w:val="pt_PT" w:bidi="pt_PT"/>
@@ -3355,7 +3649,7 @@
         </w:rPr>
         <w:t xml:space="preserve"> e </w:t>
       </w:r>
-      <w:hyperlink r:id="rId14">
+      <w:hyperlink r:id="rId15">
         <w:r>
           <w:rPr>
             <w:lang w:val="pt_PT" w:bidi="pt_PT"/>
@@ -5553,7 +5847,7 @@
         </w:rPr>
         <w:t xml:space="preserve"> no </w:t>
       </w:r>
-      <w:hyperlink r:id="rId15">
+      <w:hyperlink r:id="rId16">
         <w:r>
           <w:rPr>
             <w:lang w:val="pt_PT" w:bidi="pt_PT"/>
@@ -5737,7 +6031,7 @@
         </w:rPr>
         <w:t xml:space="preserve">Veja como você traduziu esta expressão idiomática em </w:t>
       </w:r>
-      <w:hyperlink r:id="rId16">
+      <w:hyperlink r:id="rId17">
         <w:r>
           <w:rPr>
             <w:lang w:val="pt_PT" w:bidi="pt_PT"/>
@@ -6741,7 +7035,7 @@
         </w:rPr>
         <w:t xml:space="preserve"> é uma construção enfática que usa um verbo e seu objeto que vêm da mesma raiz. Você pode ser capaz de usar a mesma construção em seu idioma para expressar o significado aqui. Alternativamente, seu idioma pode ter outra maneira de mostrar a ênfase. Veja como você traduziu esta frase no </w:t>
       </w:r>
-      <w:hyperlink r:id="rId15">
+      <w:hyperlink r:id="rId16">
         <w:r>
           <w:rPr>
             <w:lang w:val="pt_PT" w:bidi="pt_PT"/>
@@ -7100,6 +7394,237 @@
         <w:rPr>
           <w:lang w:val="pt_PT" w:bidi="pt_PT"/>
         </w:rPr>
+        <w:t>Jonas - Introdução ao capítulo 2</w:t>
+      </w:r>
+      <w:r>
+        <w:rPr>
+          <w:lang w:val="pt_PT" w:bidi="pt_PT"/>
+        </w:rPr>
+      </w:r>
+    </w:p>
+    <w:p>
+      <w:pPr>
+        <w:pStyle w:val="Heading3"/>
+      </w:pPr>
+      <w:r>
+        <w:rPr>
+          <w:lang w:val="pt_PT" w:bidi="pt_PT"/>
+        </w:rPr>
+        <w:t>Estrutura e formatação</w:t>
+      </w:r>
+    </w:p>
+    <w:p>
+      <w:pPr/>
+      <w:r>
+        <w:rPr>
+          <w:lang w:val="pt_PT" w:bidi="pt_PT"/>
+        </w:rPr>
+      </w:r>
+      <w:r>
+        <w:rPr>
+          <w:lang w:val="pt_PT" w:bidi="pt_PT"/>
+        </w:rPr>
+        <w:t>Este capítulo começa com uma oração de Jonas, e muitos tradutores optaram por destacá-la, posicionando suas linhas mais à direita na página em comparação com o restante do texto. Além disso, a oração está no estilo de poesia. Para evidenciar isso, muitas traduções colocam cada linha do poema em uma linha separada. Os tradutores podem seguir essas práticas, mas não são obrigados a fazê-lo. Você pode querer seguir o formato de uma tradução bem conhecida em sua região.</w:t>
+      </w:r>
+    </w:p>
+    <w:p>
+      <w:pPr>
+        <w:pStyle w:val="Heading3"/>
+      </w:pPr>
+      <w:r>
+        <w:rPr>
+          <w:lang w:val="pt_PT" w:bidi="pt_PT"/>
+        </w:rPr>
+        <w:t>Conceitos especiais nesse capítulo</w:t>
+      </w:r>
+    </w:p>
+    <w:p>
+      <w:pPr>
+        <w:pStyle w:val="Heading4"/>
+      </w:pPr>
+      <w:r>
+        <w:rPr>
+          <w:lang w:val="pt_PT" w:bidi="pt_PT"/>
+        </w:rPr>
+        <w:t>Mar</w:t>
+      </w:r>
+    </w:p>
+    <w:p>
+      <w:pPr/>
+      <w:r>
+        <w:rPr>
+          <w:lang w:val="pt_PT" w:bidi="pt_PT"/>
+        </w:rPr>
+      </w:r>
+      <w:r>
+        <w:rPr>
+          <w:lang w:val="pt_PT" w:bidi="pt_PT"/>
+        </w:rPr>
+        <w:t xml:space="preserve">Este capítulo contém muitos termos que descrevem o mar. Se as pessoas que falam seu idioma não estão familiarizadas com o mar, será necessário discutir como descrevê-lo. (Veja: </w:t>
+      </w:r>
+      <w:r>
+        <w:rPr>
+          <w:lang w:val="pt_PT" w:bidi="pt_PT"/>
+        </w:rPr>
+        <w:t>Traduzir desconhecidos</w:t>
+      </w:r>
+      <w:r>
+        <w:rPr>
+          <w:lang w:val="pt_PT" w:bidi="pt_PT"/>
+        </w:rPr>
+        <w:t>)</w:t>
+      </w:r>
+    </w:p>
+    <w:p>
+      <w:pPr>
+        <w:pStyle w:val="Heading3"/>
+      </w:pPr>
+      <w:r>
+        <w:rPr>
+          <w:lang w:val="pt_PT" w:bidi="pt_PT"/>
+        </w:rPr>
+        <w:t>Figuras de linguagem importantes nesse capítulo</w:t>
+      </w:r>
+    </w:p>
+    <w:p>
+      <w:pPr>
+        <w:pStyle w:val="Heading4"/>
+      </w:pPr>
+      <w:r>
+        <w:rPr>
+          <w:lang w:val="pt_PT" w:bidi="pt_PT"/>
+        </w:rPr>
+        <w:t>Imaginação Poética</w:t>
+      </w:r>
+    </w:p>
+    <w:p>
+      <w:pPr/>
+      <w:r>
+        <w:rPr>
+          <w:lang w:val="pt_PT" w:bidi="pt_PT"/>
+        </w:rPr>
+      </w:r>
+      <w:r>
+        <w:rPr>
+          <w:lang w:val="pt_PT" w:bidi="pt_PT"/>
+        </w:rPr>
+        <w:t xml:space="preserve">Orações nas Escrituras são frequentemente expressas em poesia. A poesia costuma usar metáforas e outras imagens para comunicar de forma mais poderosa tópicos muito emocionais. Por exemplo, Jonas pensou que morreria dentro de um peixe no mar, e assim ele compara estar preso lá a estar cercado pelas barras da terra e estar no “ventre do Sheol”. Jonas está sobrecarregado pela profundidade do mar e expressa isso falando sobre estar na “base das montanhas”. (Veja: </w:t>
+      </w:r>
+      <w:r>
+        <w:rPr>
+          <w:lang w:val="pt_PT" w:bidi="pt_PT"/>
+        </w:rPr>
+        <w:t>Metáfora</w:t>
+      </w:r>
+      <w:r>
+        <w:rPr>
+          <w:lang w:val="pt_PT" w:bidi="pt_PT"/>
+        </w:rPr>
+        <w:t>)</w:t>
+      </w:r>
+    </w:p>
+    <w:p>
+      <w:pPr>
+        <w:pStyle w:val="Heading3"/>
+      </w:pPr>
+      <w:r>
+        <w:rPr>
+          <w:lang w:val="pt_PT" w:bidi="pt_PT"/>
+        </w:rPr>
+        <w:t>Outras possíveis dificuldades de tradução nesse capítulo</w:t>
+      </w:r>
+    </w:p>
+    <w:p>
+      <w:pPr>
+        <w:pStyle w:val="Heading4"/>
+      </w:pPr>
+      <w:r>
+        <w:rPr>
+          <w:lang w:val="pt_PT" w:bidi="pt_PT"/>
+        </w:rPr>
+        <w:t>Paralelismo</w:t>
+      </w:r>
+    </w:p>
+    <w:p>
+      <w:pPr/>
+      <w:r>
+        <w:rPr>
+          <w:lang w:val="pt_PT" w:bidi="pt_PT"/>
+        </w:rPr>
+      </w:r>
+      <w:r>
+        <w:rPr>
+          <w:lang w:val="pt_PT" w:bidi="pt_PT"/>
+        </w:rPr>
+        <w:t>A poesia hebraica frequentemente expressa uma ideia em uma linha e depois repete esse mesmo pensamento em outra linha, mas com palavras diferentes. Isso enfatiza as ideias nas linhas paralelas. Por exemplo, o versículo 2 possui duas metades que dizem basicamente a mesma coisa.</w:t>
+      </w:r>
+    </w:p>
+    <w:p>
+      <w:pPr/>
+      <w:r>
+        <w:rPr>
+          <w:lang w:val="pt_PT" w:bidi="pt_PT"/>
+        </w:rPr>
+      </w:r>
+      <w:r>
+        <w:rPr>
+          <w:lang w:val="pt_PT" w:bidi="pt_PT"/>
+        </w:rPr>
+        <w:t>Clamei a Yahweh na minha angústia, e Ele me respondeu; do ventre do Sheol eu clamei, e você ouviu a minha voz.</w:t>
+      </w:r>
+    </w:p>
+    <w:p>
+      <w:pPr/>
+      <w:r>
+        <w:rPr>
+          <w:lang w:val="pt_PT" w:bidi="pt_PT"/>
+        </w:rPr>
+      </w:r>
+      <w:r>
+        <w:rPr>
+          <w:lang w:val="pt_PT" w:bidi="pt_PT"/>
+        </w:rPr>
+        <w:t xml:space="preserve">Cada metade também possui duas partes. A primeira parte de cada metade expressa a mesma ideia que a outra, e a segunda parte de cada metade também expressa a mesma ideia que a outra. Se na sua língua não é comum repetir ideias dessa forma na poesia, consulte: </w:t>
+      </w:r>
+      <w:r>
+        <w:rPr>
+          <w:lang w:val="pt_PT" w:bidi="pt_PT"/>
+        </w:rPr>
+        <w:t>Paralelismo</w:t>
+      </w:r>
+      <w:r>
+        <w:rPr>
+          <w:lang w:val="pt_PT" w:bidi="pt_PT"/>
+        </w:rPr>
+        <w:t xml:space="preserve"> para obter ideias de como traduzir esse tipo de poesia.</w:t>
+      </w:r>
+      <w:r>
+        <w:rPr>
+          <w:lang w:val="pt_PT" w:bidi="pt_PT"/>
+        </w:rPr>
+      </w:r>
+      <w:r>
+        <w:rPr>
+          <w:lang w:val="pt_PT" w:bidi="pt_PT"/>
+        </w:rPr>
+      </w:r>
+    </w:p>
+    <w:p>
+      <w:pPr/>
+      <w:r>
+        <w:rPr>
+          <w:lang w:val="pt_PT" w:bidi="pt_PT"/>
+        </w:rPr>
+      </w:r>
+    </w:p>
+    <w:p>
+      <w:pPr>
+        <w:pStyle w:val="Heading2"/>
+      </w:pPr>
+      <w:r>
+        <w:rPr>
+          <w:lang w:val="pt_PT" w:bidi="pt_PT"/>
+        </w:rPr>
         <w:t>Jonas 2.1 (#1)</w:t>
       </w:r>
       <w:r>
@@ -10860,7 +11385,7 @@
         </w:rPr>
         <w:t xml:space="preserve">Aqui, Jonas faz uma declaração sobre o Senhor na terceira pessoa como parte de sua oração. Se isso não for natural em seu idioma, você pode adicionar “tu” para transformá-lo na forma de segunda pessoa. Veja também a Nota sobre a frase "na minha aflição clamei por socorro...” em </w:t>
       </w:r>
-      <w:hyperlink r:id="rId17">
+      <w:hyperlink r:id="rId18">
         <w:r>
           <w:rPr>
             <w:lang w:val="pt_PT" w:bidi="pt_PT"/>
@@ -11239,6 +11764,252 @@
         <w:rPr>
           <w:lang w:val="pt_PT" w:bidi="pt_PT"/>
         </w:rPr>
+        <w:t>Jonas - Introdução ao capítulo 3</w:t>
+      </w:r>
+      <w:r>
+        <w:rPr>
+          <w:lang w:val="pt_PT" w:bidi="pt_PT"/>
+        </w:rPr>
+      </w:r>
+    </w:p>
+    <w:p>
+      <w:pPr/>
+      <w:r>
+        <w:rPr>
+          <w:lang w:val="pt_PT" w:bidi="pt_PT"/>
+        </w:rPr>
+      </w:r>
+      <w:r>
+        <w:rPr>
+          <w:lang w:val="pt_PT" w:bidi="pt_PT"/>
+        </w:rPr>
+        <w:t>Notas gerais sobre Jonas 3</w:t>
+      </w:r>
+    </w:p>
+    <w:p>
+      <w:pPr>
+        <w:pStyle w:val="Heading3"/>
+      </w:pPr>
+      <w:r>
+        <w:rPr>
+          <w:lang w:val="pt_PT" w:bidi="pt_PT"/>
+        </w:rPr>
+        <w:t>Estrutura e Formatação</w:t>
+      </w:r>
+    </w:p>
+    <w:p>
+      <w:pPr/>
+      <w:r>
+        <w:rPr>
+          <w:lang w:val="pt_PT" w:bidi="pt_PT"/>
+        </w:rPr>
+      </w:r>
+      <w:r>
+        <w:rPr>
+          <w:lang w:val="pt_PT" w:bidi="pt_PT"/>
+        </w:rPr>
+        <w:t>Este capítulo retorna à narrativa de Jonas.</w:t>
+      </w:r>
+    </w:p>
+    <w:p>
+      <w:pPr>
+        <w:pStyle w:val="Heading3"/>
+      </w:pPr>
+      <w:r>
+        <w:rPr>
+          <w:lang w:val="pt_PT" w:bidi="pt_PT"/>
+        </w:rPr>
+        <w:t>Conceitos especiais neste capítulo</w:t>
+      </w:r>
+    </w:p>
+    <w:p>
+      <w:pPr>
+        <w:pStyle w:val="Heading4"/>
+      </w:pPr>
+      <w:r>
+        <w:rPr>
+          <w:lang w:val="pt_PT" w:bidi="pt_PT"/>
+        </w:rPr>
+        <w:t>Animais</w:t>
+      </w:r>
+    </w:p>
+    <w:p>
+      <w:pPr/>
+      <w:r>
+        <w:rPr>
+          <w:lang w:val="pt_PT" w:bidi="pt_PT"/>
+        </w:rPr>
+      </w:r>
+      <w:r>
+        <w:rPr>
+          <w:lang w:val="pt_PT" w:bidi="pt_PT"/>
+        </w:rPr>
+        <w:t xml:space="preserve">De acordo com a proclamação do rei, os animais tinham que participar do jejum que ele havia ordenado. Isso era incomum e provavelmente indica que o rei queria que Deus percebesse que toda Nínive estava levando sua proclamação de destruição muito a sério. Não há nada na lei de Moisés que instruísse o povo a fazer com que seus animais participassem do jejum. (Veja: </w:t>
+      </w:r>
+      <w:r>
+        <w:rPr>
+          <w:lang w:val="pt_PT" w:bidi="pt_PT"/>
+        </w:rPr>
+        <w:t>Lei de Moisés</w:t>
+      </w:r>
+      <w:r>
+        <w:rPr>
+          <w:lang w:val="pt_PT" w:bidi="pt_PT"/>
+        </w:rPr>
+        <w:t>)</w:t>
+      </w:r>
+    </w:p>
+    <w:p>
+      <w:pPr>
+        <w:pStyle w:val="Heading4"/>
+      </w:pPr>
+      <w:r>
+        <w:rPr>
+          <w:lang w:val="pt_PT" w:bidi="pt_PT"/>
+        </w:rPr>
+        <w:t>Deus arrependendo-se ou cedendo</w:t>
+      </w:r>
+    </w:p>
+    <w:p>
+      <w:pPr/>
+      <w:r>
+        <w:rPr>
+          <w:lang w:val="pt_PT" w:bidi="pt_PT"/>
+        </w:rPr>
+      </w:r>
+      <w:r>
+        <w:rPr>
+          <w:lang w:val="pt_PT" w:bidi="pt_PT"/>
+        </w:rPr>
+        <w:t>O último versículo deste capítulo diz: “Então Deus se arrependeu do mal que havia dito que faria a eles, e não o fez”. Este conceito de Deus mudar de ideia pode parecer inconsistente com o fato de que o caráter de Deus e seus planos são imutáveis.</w:t>
+      </w:r>
+    </w:p>
+    <w:p>
+      <w:pPr/>
+      <w:r>
+        <w:rPr>
+          <w:lang w:val="pt_PT" w:bidi="pt_PT"/>
+        </w:rPr>
+      </w:r>
+      <w:r>
+        <w:rPr>
+          <w:lang w:val="pt_PT" w:bidi="pt_PT"/>
+        </w:rPr>
+        <w:t>No entanto, as ações de punição ou misericórdia de Deus dependem das ações humanas. Deus muitas vezes transforma sua ação de punição em misericórdia em resposta aos humanos que se arrependem de seus pecados, porque ele prefere ser misericordioso. Como os ninivitas se arrependeram, Deus não cumpriu o julgamento que havia instruído Jonas a proclamar, e Jonas descreveu isso de uma maneira humana como "cedendo" ou, como algumas versões dizem, "mudando de ideia". O leitor entende que este era o plano de Deus desde o início.</w:t>
+      </w:r>
+    </w:p>
+    <w:p>
+      <w:pPr>
+        <w:pStyle w:val="Heading4"/>
+      </w:pPr>
+      <w:r>
+        <w:rPr>
+          <w:lang w:val="pt_PT" w:bidi="pt_PT"/>
+        </w:rPr>
+        <w:t>Deus planejando o mal</w:t>
+      </w:r>
+    </w:p>
+    <w:p>
+      <w:pPr/>
+      <w:r>
+        <w:rPr>
+          <w:lang w:val="pt_PT" w:bidi="pt_PT"/>
+        </w:rPr>
+      </w:r>
+      <w:r>
+        <w:rPr>
+          <w:lang w:val="pt_PT" w:bidi="pt_PT"/>
+        </w:rPr>
+        <w:t>A palavra hebraica traduzida como "mal" em algumas versões da Bíblia é muito abrangente, incluindo mal moral, mal físico e tudo que é ruim. Assim, no versículo 10, o autor usa a mesma palavra para a destruição planejada de Nínive por Deus, assim como para o comportamento perverso das pessoas. Isso ocorre porque em todos esses casos, é a mesma palavra hebraica que está sendo usado em cada contexto. Ao usar a mesma palavra, o autor está indicando que quando as pessoas se arrependem do mal moral, Deus desiste de realizar o mal físico (punição). Deus nunca faz o mal moral. Se sua língua não usaria a mesma palavra para ambos, você deve considerar usar palavras diferentes para eles.</w:t>
+      </w:r>
+    </w:p>
+    <w:p>
+      <w:pPr>
+        <w:pStyle w:val="Heading3"/>
+      </w:pPr>
+      <w:r>
+        <w:rPr>
+          <w:lang w:val="pt_PT" w:bidi="pt_PT"/>
+        </w:rPr>
+        <w:t>Outras possíveis dificuldades de tradução neste capítulo</w:t>
+      </w:r>
+    </w:p>
+    <w:p>
+      <w:pPr>
+        <w:pStyle w:val="Heading4"/>
+      </w:pPr>
+      <w:r>
+        <w:rPr>
+          <w:lang w:val="pt_PT" w:bidi="pt_PT"/>
+        </w:rPr>
+        <w:t>Tamanho de Nínive</w:t>
+      </w:r>
+    </w:p>
+    <w:p>
+      <w:pPr/>
+      <w:r>
+        <w:rPr>
+          <w:lang w:val="pt_PT" w:bidi="pt_PT"/>
+        </w:rPr>
+      </w:r>
+      <w:r>
+        <w:rPr>
+          <w:lang w:val="pt_PT" w:bidi="pt_PT"/>
+        </w:rPr>
+        <w:t>As ruínas da antiga cidade de Nínive que foram descobertas têm cerca de 13 quilômetros, ou 8 milhas, de extensão. Assim, embora Nínive fosse uma cidade muito grande no mundo antigo, não era tão grande quanto a maioria das cidades modernas. A descrição de Nínive como “uma jornada de três dias” parece significar que levava três dias para atravessá-la, embora isso pareça mais tempo do que seria necessário para atravessar uma cidade desse tamanho. Claro, isso depende de vários fatores: o que uma pessoa está fazendo durante essa jornada pela cidade, e que pode haver extensos assentamentos fora das muralhas da cidade. Além disso, o tempo mencionado é provavelmente apenas uma aproximação geral. Os tradutores devem simplesmente traduzir o texto e não tentar reconciliá-lo com o que os arqueólogos modernos pensam saber sobre a antiga Nínive e as pessoas que a atravessaram.</w:t>
+      </w:r>
+    </w:p>
+    <w:p>
+      <w:pPr>
+        <w:pStyle w:val="Heading4"/>
+      </w:pPr>
+      <w:r>
+        <w:rPr>
+          <w:lang w:val="pt_PT" w:bidi="pt_PT"/>
+        </w:rPr>
+        <w:t>Uma grande cidade para Deus</w:t>
+      </w:r>
+    </w:p>
+    <w:p>
+      <w:pPr/>
+      <w:r>
+        <w:rPr>
+          <w:lang w:val="pt_PT" w:bidi="pt_PT"/>
+        </w:rPr>
+      </w:r>
+      <w:r>
+        <w:rPr>
+          <w:lang w:val="pt_PT" w:bidi="pt_PT"/>
+        </w:rPr>
+        <w:t>No versículo três no texto original Nínive é descrita como “uma cidade grande para Deus”. Em hebraico, dizer que algo é "para Deus" ou "de Deus" é uma expressão que significa que é um exemplo extremo daquela coisa. Por exemplo, em Gênesis 30.8, Raquel descreve a luta que teve com sua irmã como “uma luta de Deus”, significando “uma luta poderosa” ou “uma luta extremamente difícil”. Outros exemplos dessa expressão na Bíblia são encontrados em Gênesis 23.6, Êxodo 9.28, 1 Samuel 14.15, Salmos 36.6 e Salmos 80.10. Em Jonas 3.3, essa expressão provavelmente significa que Nínive era uma cidade extremamente grande. Veja como isso é traduzido na Bíblia que é mais comumente usada em sua área. Você pode querer seguir como eles traduziram essa expressão.</w:t>
+      </w:r>
+      <w:r>
+        <w:rPr>
+          <w:lang w:val="pt_PT" w:bidi="pt_PT"/>
+        </w:rPr>
+      </w:r>
+      <w:r>
+        <w:rPr>
+          <w:lang w:val="pt_PT" w:bidi="pt_PT"/>
+        </w:rPr>
+      </w:r>
+    </w:p>
+    <w:p>
+      <w:pPr/>
+      <w:r>
+        <w:rPr>
+          <w:lang w:val="pt_PT" w:bidi="pt_PT"/>
+        </w:rPr>
+      </w:r>
+    </w:p>
+    <w:p>
+      <w:pPr>
+        <w:pStyle w:val="Heading2"/>
+      </w:pPr>
+      <w:r>
+        <w:rPr>
+          <w:lang w:val="pt_PT" w:bidi="pt_PT"/>
+        </w:rPr>
         <w:t>Jonas 3.1 (#1)</w:t>
       </w:r>
       <w:r>
@@ -11275,7 +12046,7 @@
         </w:rPr>
         <w:t xml:space="preserve">Esta frase introduz a segunda metade da história de Jonas. A mesma frase introduziu a primeira metade da história em </w:t>
       </w:r>
-      <w:hyperlink r:id="rId18">
+      <w:hyperlink r:id="rId19">
         <w:r>
           <w:rPr>
             <w:lang w:val="pt_PT" w:bidi="pt_PT"/>
@@ -11376,7 +12147,7 @@
         </w:rPr>
         <w:t xml:space="preserve">Esta é uma expressão idiomática que significa que Yahweh falou de alguma forma. Veja como você traduziu isso em </w:t>
       </w:r>
-      <w:hyperlink r:id="rId18">
+      <w:hyperlink r:id="rId19">
         <w:r>
           <w:rPr>
             <w:lang w:val="pt_PT" w:bidi="pt_PT"/>
@@ -11477,7 +12248,7 @@
         </w:rPr>
         <w:t xml:space="preserve">Aqui, como em </w:t>
       </w:r>
-      <w:hyperlink r:id="rId13">
+      <w:hyperlink r:id="rId14">
         <w:r>
           <w:rPr>
             <w:lang w:val="pt_PT" w:bidi="pt_PT"/>
@@ -11598,7 +12369,7 @@
         </w:rPr>
         <w:t xml:space="preserve"> é uma expressão que significa que Jonas deve agir e obedecer ao próximo comando, que é "ir". Se essa expressão não tiver esse significado em seu idioma, você pode usar uma expressão que tenha esse significado ou declarar o significado de forma clara. Veja como você traduziu isso em </w:t>
       </w:r>
-      <w:hyperlink r:id="rId13">
+      <w:hyperlink r:id="rId14">
         <w:r>
           <w:rPr>
             <w:lang w:val="pt_PT" w:bidi="pt_PT"/>
@@ -11616,7 +12387,7 @@
         </w:rPr>
         <w:t xml:space="preserve"> e </w:t>
       </w:r>
-      <w:hyperlink r:id="rId14">
+      <w:hyperlink r:id="rId15">
         <w:r>
           <w:rPr>
             <w:lang w:val="pt_PT" w:bidi="pt_PT"/>
@@ -11839,7 +12610,7 @@
         </w:rPr>
         <w:t xml:space="preserve"> significa que Jonas “tomou uma atitude” em resposta ao comando de Deus para ir, como ele fez em </w:t>
       </w:r>
-      <w:hyperlink r:id="rId14">
+      <w:hyperlink r:id="rId15">
         <w:r>
           <w:rPr>
             <w:lang w:val="pt_PT" w:bidi="pt_PT"/>
@@ -15174,6 +15945,412 @@
         <w:rPr>
           <w:lang w:val="pt_PT" w:bidi="pt_PT"/>
         </w:rPr>
+        <w:t>Jonas - Introdução ao capítulo 4</w:t>
+      </w:r>
+      <w:r>
+        <w:rPr>
+          <w:lang w:val="pt_PT" w:bidi="pt_PT"/>
+        </w:rPr>
+      </w:r>
+    </w:p>
+    <w:p>
+      <w:pPr/>
+      <w:r>
+        <w:rPr>
+          <w:lang w:val="pt_PT" w:bidi="pt_PT"/>
+        </w:rPr>
+      </w:r>
+      <w:r>
+        <w:rPr>
+          <w:lang w:val="pt_PT" w:bidi="pt_PT"/>
+        </w:rPr>
+        <w:t>Notas gerais sobre Jonas 4</w:t>
+      </w:r>
+    </w:p>
+    <w:p>
+      <w:pPr>
+        <w:pStyle w:val="Heading3"/>
+      </w:pPr>
+      <w:r>
+        <w:rPr>
+          <w:lang w:val="pt_PT" w:bidi="pt_PT"/>
+        </w:rPr>
+        <w:t>Estrutura e Formatação</w:t>
+      </w:r>
+    </w:p>
+    <w:p>
+      <w:pPr/>
+      <w:r>
+        <w:rPr>
+          <w:lang w:val="pt_PT" w:bidi="pt_PT"/>
+        </w:rPr>
+      </w:r>
+      <w:r>
+        <w:rPr>
+          <w:lang w:val="pt_PT" w:bidi="pt_PT"/>
+        </w:rPr>
+        <w:t xml:space="preserve">Jonas continua a narrativa e leva o livro a uma conclusão incomum, terminando com uma pergunta de Deus. Isso enfatiza que o livro não é realmente sobre Jonas, mas sobre o desejo de Deus de ser misericordioso com todos, sejam judeus ou gentios. (Veja: </w:t>
+      </w:r>
+      <w:r>
+        <w:rPr>
+          <w:lang w:val="pt_PT" w:bidi="pt_PT"/>
+        </w:rPr>
+        <w:t>Misericórdia</w:t>
+      </w:r>
+      <w:r>
+        <w:rPr>
+          <w:lang w:val="pt_PT" w:bidi="pt_PT"/>
+        </w:rPr>
+        <w:t>)</w:t>
+      </w:r>
+    </w:p>
+    <w:p>
+      <w:pPr>
+        <w:pStyle w:val="Heading3"/>
+      </w:pPr>
+      <w:r>
+        <w:rPr>
+          <w:lang w:val="pt_PT" w:bidi="pt_PT"/>
+        </w:rPr>
+        <w:t>Conceitos especiais nesse capítulo</w:t>
+      </w:r>
+    </w:p>
+    <w:p>
+      <w:pPr>
+        <w:pStyle w:val="Heading4"/>
+      </w:pPr>
+      <w:r>
+        <w:rPr>
+          <w:lang w:val="pt_PT" w:bidi="pt_PT"/>
+        </w:rPr>
+        <w:t>Profecia postergada</w:t>
+      </w:r>
+    </w:p>
+    <w:p>
+      <w:pPr/>
+      <w:r>
+        <w:rPr>
+          <w:lang w:val="pt_PT" w:bidi="pt_PT"/>
+        </w:rPr>
+      </w:r>
+      <w:r>
+        <w:rPr>
+          <w:lang w:val="pt_PT" w:bidi="pt_PT"/>
+        </w:rPr>
+        <w:t xml:space="preserve">De acordo com a lei de Moisés, um profeta deve profetizar o que Yahweh lhe diz para profetizar, e suas palavras devem se cumprir. Se isso não acontecesse, a penalidade era a morte, pois essa profecia não cumprida mostrava que o homem não era um verdadeiro profeta. No entanto, quando Jonas disse à cidade de Nínive que ela seria destruída em 40 dias, isso não aconteceu naquela época. Isso porque Deus reserva o direito de ser misericordioso. (Veja: </w:t>
+      </w:r>
+      <w:r>
+        <w:rPr>
+          <w:lang w:val="pt_PT" w:bidi="pt_PT"/>
+        </w:rPr>
+        <w:t>Profeta</w:t>
+      </w:r>
+      <w:r>
+        <w:rPr>
+          <w:lang w:val="pt_PT" w:bidi="pt_PT"/>
+        </w:rPr>
+        <w:t xml:space="preserve"> e </w:t>
+      </w:r>
+      <w:r>
+        <w:rPr>
+          <w:lang w:val="pt_PT" w:bidi="pt_PT"/>
+        </w:rPr>
+        <w:t>Lei de Moisés</w:t>
+      </w:r>
+      <w:r>
+        <w:rPr>
+          <w:lang w:val="pt_PT" w:bidi="pt_PT"/>
+        </w:rPr>
+        <w:t>)</w:t>
+      </w:r>
+    </w:p>
+    <w:p>
+      <w:pPr>
+        <w:pStyle w:val="Heading4"/>
+      </w:pPr>
+      <w:r>
+        <w:rPr>
+          <w:lang w:val="pt_PT" w:bidi="pt_PT"/>
+        </w:rPr>
+        <w:t>A ira de Jonas</w:t>
+      </w:r>
+    </w:p>
+    <w:p>
+      <w:pPr/>
+      <w:r>
+        <w:rPr>
+          <w:lang w:val="pt_PT" w:bidi="pt_PT"/>
+        </w:rPr>
+      </w:r>
+      <w:r>
+        <w:rPr>
+          <w:lang w:val="pt_PT" w:bidi="pt_PT"/>
+        </w:rPr>
+        <w:t>Quando Deus não destruiu Nínive, Jonas ficou zangado com Deus porque odiava o povo de Nínive. Eles eram inimigos de Israel. Mas Deus queria que Jonas e os leitores deste livro aprendessem que Ele ama todas as pessoas.</w:t>
+      </w:r>
+    </w:p>
+    <w:p>
+      <w:pPr>
+        <w:pStyle w:val="Heading4"/>
+      </w:pPr>
+      <w:r>
+        <w:rPr>
+          <w:lang w:val="pt_PT" w:bidi="pt_PT"/>
+        </w:rPr>
+        <w:t>Características de Deus</w:t>
+      </w:r>
+    </w:p>
+    <w:p>
+      <w:pPr/>
+      <w:r>
+        <w:rPr>
+          <w:lang w:val="pt_PT" w:bidi="pt_PT"/>
+        </w:rPr>
+      </w:r>
+      <w:r>
+        <w:rPr>
+          <w:lang w:val="pt_PT" w:bidi="pt_PT"/>
+        </w:rPr>
+        <w:t xml:space="preserve">No versículo 2, Jonas atribui uma série de características a Deus. Um leitor judeu deste livro reconheceria isso como a descrição que Deus usou sobre si mesmo ao falar com Moisés no Monte Sinai (Veja </w:t>
+      </w:r>
+      <w:hyperlink r:id="rId20">
+        <w:r>
+          <w:rPr>
+            <w:lang w:val="pt_PT" w:bidi="pt_PT"/>
+          </w:rPr>
+          <w:rPr>
+            <w:color w:val="0000EE"/>
+            <w:u w:val="single"/>
+          </w:rPr>
+          <w:t>Êxodo 34.6–7</w:t>
+        </w:r>
+      </w:hyperlink>
+      <w:r>
+        <w:rPr>
+          <w:lang w:val="pt_PT" w:bidi="pt_PT"/>
+        </w:rPr>
+        <w:t>).</w:t>
+      </w:r>
+    </w:p>
+    <w:p>
+      <w:pPr>
+        <w:pStyle w:val="Heading4"/>
+      </w:pPr>
+      <w:r>
+        <w:rPr>
+          <w:lang w:val="pt_PT" w:bidi="pt_PT"/>
+        </w:rPr>
+        <w:t>A graça de Deus</w:t>
+      </w:r>
+    </w:p>
+    <w:p>
+      <w:pPr/>
+      <w:r>
+        <w:rPr>
+          <w:lang w:val="pt_PT" w:bidi="pt_PT"/>
+        </w:rPr>
+      </w:r>
+      <w:r>
+        <w:rPr>
+          <w:lang w:val="pt_PT" w:bidi="pt_PT"/>
+        </w:rPr>
+        <w:t xml:space="preserve">Quando Jonas saiu da cidade, ele sentiu muito calor; Deus graciosamente providenciou algum alívio através da planta. Deus estava tentando ensinar a Jonas que Ele é um Deus misericordioso por meio desta lição objetiva. (Veja: </w:t>
+      </w:r>
+      <w:r>
+        <w:rPr>
+          <w:lang w:val="pt_PT" w:bidi="pt_PT"/>
+        </w:rPr>
+        <w:t>Graça</w:t>
+      </w:r>
+      <w:r>
+        <w:rPr>
+          <w:lang w:val="pt_PT" w:bidi="pt_PT"/>
+        </w:rPr>
+        <w:t>)</w:t>
+      </w:r>
+    </w:p>
+    <w:p>
+      <w:pPr>
+        <w:pStyle w:val="Heading3"/>
+      </w:pPr>
+      <w:r>
+        <w:rPr>
+          <w:lang w:val="pt_PT" w:bidi="pt_PT"/>
+        </w:rPr>
+        <w:t>Figuras de linguagem importantes nesse capítulo</w:t>
+      </w:r>
+    </w:p>
+    <w:p>
+      <w:pPr>
+        <w:pStyle w:val="Heading4"/>
+      </w:pPr>
+      <w:r>
+        <w:rPr>
+          <w:lang w:val="pt_PT" w:bidi="pt_PT"/>
+        </w:rPr>
+        <w:t>Perguntas retóricas</w:t>
+      </w:r>
+    </w:p>
+    <w:p>
+      <w:pPr/>
+      <w:r>
+        <w:rPr>
+          <w:lang w:val="pt_PT" w:bidi="pt_PT"/>
+        </w:rPr>
+      </w:r>
+      <w:r>
+        <w:rPr>
+          <w:lang w:val="pt_PT" w:bidi="pt_PT"/>
+        </w:rPr>
+        <w:t xml:space="preserve">Nesse capítulo, Jonas faz uma pergunta retórica para expressar sua irritação com Yahweh. Yahweh, por sua vez, utiliza uma série de três perguntas retóricas para ensinar a Jonas sobre a atitude correta que ele deve adotar. Se em sua língua não é comum usar perguntas retóricas para esses fins, então opte por uma forma mais natural. (Veja: </w:t>
+      </w:r>
+      <w:r>
+        <w:rPr>
+          <w:lang w:val="pt_PT" w:bidi="pt_PT"/>
+        </w:rPr>
+        <w:t>Pergunta retórica</w:t>
+      </w:r>
+      <w:r>
+        <w:rPr>
+          <w:lang w:val="pt_PT" w:bidi="pt_PT"/>
+        </w:rPr>
+        <w:t>)</w:t>
+      </w:r>
+    </w:p>
+    <w:p>
+      <w:pPr>
+        <w:pStyle w:val="Heading3"/>
+      </w:pPr>
+      <w:r>
+        <w:rPr>
+          <w:lang w:val="pt_PT" w:bidi="pt_PT"/>
+        </w:rPr>
+        <w:t>Outras possíveis dificuldades de tradução nesse capítulo</w:t>
+      </w:r>
+    </w:p>
+    <w:p>
+      <w:pPr>
+        <w:pStyle w:val="Heading4"/>
+      </w:pPr>
+      <w:r>
+        <w:rPr>
+          <w:lang w:val="pt_PT" w:bidi="pt_PT"/>
+        </w:rPr>
+        <w:t>Mal</w:t>
+      </w:r>
+    </w:p>
+    <w:p>
+      <w:pPr/>
+      <w:r>
+        <w:rPr>
+          <w:lang w:val="pt_PT" w:bidi="pt_PT"/>
+        </w:rPr>
+      </w:r>
+      <w:r>
+        <w:rPr>
+          <w:lang w:val="pt_PT" w:bidi="pt_PT"/>
+        </w:rPr>
+        <w:t xml:space="preserve">A palavra hebraica traduzida como "mal" é muito abrangente, incluindo mal moral, mal físico e tudo que é ruim. Deus nunca faz o mal moral. No versículo 1, o autor menciona que Jonas considerou o ato de misericórdia de Deus em poupar o povo de Nínive como sendo mau. No versículo 2, Jonas descreve Deus como "arrependendo-se do mal". No versículo 6, a situação e a atitude de Jonas são descritas como más. Isso ocorre após as ações dos ninivitas serem descritas como más em </w:t>
+      </w:r>
+      <w:hyperlink r:id="rId14">
+        <w:r>
+          <w:rPr>
+            <w:lang w:val="pt_PT" w:bidi="pt_PT"/>
+          </w:rPr>
+          <w:rPr>
+            <w:color w:val="0000EE"/>
+            <w:u w:val="single"/>
+          </w:rPr>
+          <w:t>1.2</w:t>
+        </w:r>
+      </w:hyperlink>
+      <w:r>
+        <w:rPr>
+          <w:lang w:val="pt_PT" w:bidi="pt_PT"/>
+        </w:rPr>
+        <w:t xml:space="preserve">, </w:t>
+      </w:r>
+      <w:hyperlink r:id="rId21">
+        <w:r>
+          <w:rPr>
+            <w:lang w:val="pt_PT" w:bidi="pt_PT"/>
+          </w:rPr>
+          <w:rPr>
+            <w:color w:val="0000EE"/>
+            <w:u w:val="single"/>
+          </w:rPr>
+          <w:t>3.8</w:t>
+        </w:r>
+      </w:hyperlink>
+      <w:r>
+        <w:rPr>
+          <w:lang w:val="pt_PT" w:bidi="pt_PT"/>
+        </w:rPr>
+        <w:t xml:space="preserve"> e </w:t>
+      </w:r>
+      <w:hyperlink r:id="rId22">
+        <w:r>
+          <w:rPr>
+            <w:lang w:val="pt_PT" w:bidi="pt_PT"/>
+          </w:rPr>
+          <w:rPr>
+            <w:color w:val="0000EE"/>
+            <w:u w:val="single"/>
+          </w:rPr>
+          <w:t>3.10</w:t>
+        </w:r>
+      </w:hyperlink>
+      <w:r>
+        <w:rPr>
+          <w:lang w:val="pt_PT" w:bidi="pt_PT"/>
+        </w:rPr>
+        <w:t xml:space="preserve">, e a situação dos marinheiros em </w:t>
+      </w:r>
+      <w:hyperlink r:id="rId23">
+        <w:r>
+          <w:rPr>
+            <w:lang w:val="pt_PT" w:bidi="pt_PT"/>
+          </w:rPr>
+          <w:rPr>
+            <w:color w:val="0000EE"/>
+            <w:u w:val="single"/>
+          </w:rPr>
+          <w:t>1.7</w:t>
+        </w:r>
+      </w:hyperlink>
+      <w:r>
+        <w:rPr>
+          <w:lang w:val="pt_PT" w:bidi="pt_PT"/>
+        </w:rPr>
+        <w:t>. O autor do livro está demonstrando ironia ao usar a mesma palavra hebraica para cada coisa ruim diferente no livro e para uma coisa boa — a misericórdia de Deus sobre Nínive (do ponto de vista de Jonas). Se o seu idioma não usaria a mesma palavra para mal moral e físico, você vai querer usar palavras diferentes para cada um deles.</w:t>
+      </w:r>
+      <w:r>
+        <w:rPr>
+          <w:lang w:val="pt_PT" w:bidi="pt_PT"/>
+        </w:rPr>
+      </w:r>
+      <w:r>
+        <w:rPr>
+          <w:lang w:val="pt_PT" w:bidi="pt_PT"/>
+        </w:rPr>
+      </w:r>
+    </w:p>
+    <w:p>
+      <w:pPr/>
+      <w:r>
+        <w:rPr>
+          <w:lang w:val="pt_PT" w:bidi="pt_PT"/>
+        </w:rPr>
+      </w:r>
+    </w:p>
+    <w:p>
+      <w:pPr>
+        <w:pStyle w:val="Heading2"/>
+      </w:pPr>
+      <w:r>
+        <w:rPr>
+          <w:lang w:val="pt_PT" w:bidi="pt_PT"/>
+        </w:rPr>
         <w:t>Jonas 4.1 (#1)</w:t>
       </w:r>
       <w:r>
@@ -16041,7 +17218,7 @@
         </w:rPr>
         <w:t xml:space="preserve"> refere-se à destruição física da cidade de Nínive e de seu povo. Não se refere ao mal moral. Neste contexto, esta frase significa que Deus sente tristeza por causar coisas ruins às pessoas que pecam, e ele age de forma diferente quando os pecadores se arrependem de seus pecados. Você pode incluir esta informação se isso for útil para seus leitores. Veja a discussão sobre o mal na introdução do capítulo e veja como você traduziu esta palavra em </w:t>
       </w:r>
-      <w:hyperlink r:id="rId19">
+      <w:hyperlink r:id="rId24">
         <w:r>
           <w:rPr>
             <w:lang w:val="pt_PT" w:bidi="pt_PT"/>
@@ -16373,7 +17550,7 @@
         </w:rPr>
         <w:t xml:space="preserve"> é uma metáfora que descreve a raiva de Jonas como um fogo ardendo dentro dele. Se essa expressão idiomática não tiver esse significado em seu idioma, você pode usar uma expressão equivalente que transmita essa ideia ou explicar o significado de forma clara. Veja como você traduziu em </w:t>
       </w:r>
-      <w:hyperlink r:id="rId19">
+      <w:hyperlink r:id="rId24">
         <w:r>
           <w:rPr>
             <w:lang w:val="pt_PT" w:bidi="pt_PT"/>
@@ -17636,7 +18813,7 @@
         </w:rPr>
         <w:t xml:space="preserve">Se for mais natural em seu idioma, você pode expressar isso como uma citação indireta, seja dirigida a si mesmo ou, como em </w:t>
       </w:r>
-      <w:hyperlink r:id="rId20">
+      <w:hyperlink r:id="rId25">
         <w:r>
           <w:rPr>
             <w:lang w:val="pt_PT" w:bidi="pt_PT"/>
@@ -17776,7 +18953,7 @@
         </w:rPr>
         <w:t xml:space="preserve">, você pode expressar as mesmas ideias de outras maneiras. Veja como você traduziu isso em </w:t>
       </w:r>
-      <w:hyperlink r:id="rId20">
+      <w:hyperlink r:id="rId25">
         <w:r>
           <w:rPr>
             <w:lang w:val="pt_PT" w:bidi="pt_PT"/>
@@ -18012,7 +19189,7 @@
         </w:rPr>
         <w:t xml:space="preserve">são exemplos de uma expressão idiomática que descreve a raiva de Jonas como se fosse um fogo queimando dentro dele. Veja como você traduziu essa expressão em </w:t>
       </w:r>
-      <w:hyperlink r:id="rId19">
+      <w:hyperlink r:id="rId24">
         <w:r>
           <w:rPr>
             <w:lang w:val="pt_PT" w:bidi="pt_PT"/>
@@ -18344,7 +19521,7 @@
         </w:rPr>
         <w:t xml:space="preserve"> emparelhada com "você" no versículo </w:t>
       </w:r>
-      <w:hyperlink r:id="rId21">
+      <w:hyperlink r:id="rId26">
         <w:r>
           <w:rPr>
             <w:lang w:val="pt_PT" w:bidi="pt_PT"/>
@@ -18752,1183 +19929,6 @@
           <w:lang w:val="pt_PT" w:bidi="pt_PT"/>
         </w:rPr>
         <w:t>Expressão idiomática.</w:t>
-      </w:r>
-      <w:r>
-        <w:rPr>
-          <w:lang w:val="pt_PT" w:bidi="pt_PT"/>
-        </w:rPr>
-      </w:r>
-      <w:r>
-        <w:rPr>
-          <w:lang w:val="pt_PT" w:bidi="pt_PT"/>
-        </w:rPr>
-      </w:r>
-    </w:p>
-    <w:p>
-      <w:pPr/>
-      <w:r>
-        <w:rPr>
-          <w:lang w:val="pt_PT" w:bidi="pt_PT"/>
-        </w:rPr>
-      </w:r>
-    </w:p>
-    <w:p>
-      <w:pPr>
-        <w:pStyle w:val="Heading2"/>
-      </w:pPr>
-      <w:r>
-        <w:rPr>
-          <w:lang w:val="pt_PT" w:bidi="pt_PT"/>
-        </w:rPr>
-        <w:t>Jonas - Introdução ao capítulo 1</w:t>
-      </w:r>
-      <w:r>
-        <w:rPr>
-          <w:lang w:val="pt_PT" w:bidi="pt_PT"/>
-        </w:rPr>
-      </w:r>
-    </w:p>
-    <w:p>
-      <w:pPr>
-        <w:pStyle w:val="Heading3"/>
-      </w:pPr>
-      <w:r>
-        <w:rPr>
-          <w:lang w:val="pt_PT" w:bidi="pt_PT"/>
-        </w:rPr>
-        <w:t>Estrutura e formatação</w:t>
-      </w:r>
-    </w:p>
-    <w:p>
-      <w:pPr/>
-      <w:r>
-        <w:rPr>
-          <w:lang w:val="pt_PT" w:bidi="pt_PT"/>
-        </w:rPr>
-      </w:r>
-      <w:r>
-        <w:rPr>
-          <w:lang w:val="pt_PT" w:bidi="pt_PT"/>
-        </w:rPr>
-        <w:t xml:space="preserve">A narrativa deste capítulo começa de forma abrupta. Essa é uma maneira típica de um livro profético iniciar. O tradutor não deve adicionar informações para suavizar essa introdução, mas o primeiro versículo poderia ser transformado em várias frases para criar um início mais natural. </w:t>
-      </w:r>
-    </w:p>
-    <w:p>
-      <w:pPr>
-        <w:pStyle w:val="Heading3"/>
-      </w:pPr>
-      <w:r>
-        <w:rPr>
-          <w:lang w:val="pt_PT" w:bidi="pt_PT"/>
-        </w:rPr>
-        <w:t>Conceitos especiais nesse capítulo</w:t>
-      </w:r>
-    </w:p>
-    <w:p>
-      <w:pPr>
-        <w:pStyle w:val="Heading4"/>
-      </w:pPr>
-      <w:r>
-        <w:rPr>
-          <w:lang w:val="pt_PT" w:bidi="pt_PT"/>
-        </w:rPr>
-        <w:t>Milagre</w:t>
-      </w:r>
-    </w:p>
-    <w:p>
-      <w:pPr/>
-      <w:r>
-        <w:rPr>
-          <w:lang w:val="pt_PT" w:bidi="pt_PT"/>
-        </w:rPr>
-      </w:r>
-      <w:r>
-        <w:rPr>
-          <w:lang w:val="pt_PT" w:bidi="pt_PT"/>
-        </w:rPr>
-        <w:t xml:space="preserve">No versículo </w:t>
-      </w:r>
-      <w:hyperlink r:id="rId22">
-        <w:r>
-          <w:rPr>
-            <w:lang w:val="pt_PT" w:bidi="pt_PT"/>
-          </w:rPr>
-          <w:rPr>
-            <w:color w:val="0000EE"/>
-            <w:u w:val="single"/>
-          </w:rPr>
-          <w:t>1.17</w:t>
-        </w:r>
-      </w:hyperlink>
-      <w:r>
-        <w:rPr>
-          <w:lang w:val="pt_PT" w:bidi="pt_PT"/>
-        </w:rPr>
-        <w:t xml:space="preserve">, há a menção de "um grande peixe". Pode ser difícil imaginar uma criatura marinha grande o suficiente para engolir um homem inteiro, e não sabemos que tipo de criatura era essa. Jonas então sobrevive por três dias e noites dentro do peixe. Isso é algo que Deus fez acontecer. Os tradutores não devem tentar explicar eventos milagrosos na tentativa de torná-los mais fáceis de entender. (Veja: </w:t>
-      </w:r>
-      <w:r>
-        <w:rPr>
-          <w:lang w:val="pt_PT" w:bidi="pt_PT"/>
-        </w:rPr>
-        <w:t>Milagre</w:t>
-      </w:r>
-      <w:r>
-        <w:rPr>
-          <w:lang w:val="pt_PT" w:bidi="pt_PT"/>
-        </w:rPr>
-        <w:t>)</w:t>
-      </w:r>
-    </w:p>
-    <w:p>
-      <w:pPr>
-        <w:pStyle w:val="Heading3"/>
-      </w:pPr>
-      <w:r>
-        <w:rPr>
-          <w:lang w:val="pt_PT" w:bidi="pt_PT"/>
-        </w:rPr>
-        <w:t>Figuras de linguagem importantes nesse capítulo</w:t>
-      </w:r>
-    </w:p>
-    <w:p>
-      <w:pPr>
-        <w:pStyle w:val="Heading4"/>
-      </w:pPr>
-      <w:r>
-        <w:rPr>
-          <w:lang w:val="pt_PT" w:bidi="pt_PT"/>
-        </w:rPr>
-        <w:t>Ironia situacional</w:t>
-      </w:r>
-    </w:p>
-    <w:p>
-      <w:pPr/>
-      <w:r>
-        <w:rPr>
-          <w:lang w:val="pt_PT" w:bidi="pt_PT"/>
-        </w:rPr>
-      </w:r>
-      <w:r>
-        <w:rPr>
-          <w:lang w:val="pt_PT" w:bidi="pt_PT"/>
-        </w:rPr>
-        <w:t xml:space="preserve">Há uma situação irônica neste capítulo. Isso significa que as pessoas fazem ou dizem coisas que são o oposto do que se esperaria. Jonas é um profeta de Deus e, como tal, seria esperado que ele se esforçasse para cumprir a vontade de Deus. Em vez disso, ele foge de Deus. Embora os marinheiros gentios não sejam israelitas, eles agem com fé e temor a Yahweh ao enviar Jonas para uma morte quase certa, jogando-o ao mar. (Veja: </w:t>
-      </w:r>
-      <w:r>
-        <w:rPr>
-          <w:lang w:val="pt_PT" w:bidi="pt_PT"/>
-        </w:rPr>
-        <w:t>Ironia</w:t>
-      </w:r>
-      <w:r>
-        <w:rPr>
-          <w:lang w:val="pt_PT" w:bidi="pt_PT"/>
-        </w:rPr>
-        <w:t xml:space="preserve">, </w:t>
-      </w:r>
-      <w:r>
-        <w:rPr>
-          <w:lang w:val="pt_PT" w:bidi="pt_PT"/>
-        </w:rPr>
-        <w:t>Profeta</w:t>
-      </w:r>
-      <w:r>
-        <w:rPr>
-          <w:lang w:val="pt_PT" w:bidi="pt_PT"/>
-        </w:rPr>
-        <w:t xml:space="preserve"> e </w:t>
-      </w:r>
-      <w:r>
-        <w:rPr>
-          <w:lang w:val="pt_PT" w:bidi="pt_PT"/>
-        </w:rPr>
-        <w:t>Vontade de Deus</w:t>
-      </w:r>
-      <w:r>
-        <w:rPr>
-          <w:lang w:val="pt_PT" w:bidi="pt_PT"/>
-        </w:rPr>
-        <w:t xml:space="preserve"> e </w:t>
-      </w:r>
-      <w:r>
-        <w:rPr>
-          <w:lang w:val="pt_PT" w:bidi="pt_PT"/>
-        </w:rPr>
-        <w:t>Fé</w:t>
-      </w:r>
-      <w:r>
-        <w:rPr>
-          <w:lang w:val="pt_PT" w:bidi="pt_PT"/>
-        </w:rPr>
-        <w:t>)</w:t>
-      </w:r>
-    </w:p>
-    <w:p>
-      <w:pPr>
-        <w:pStyle w:val="Heading4"/>
-      </w:pPr>
-      <w:r>
-        <w:rPr>
-          <w:lang w:val="pt_PT" w:bidi="pt_PT"/>
-        </w:rPr>
-        <w:t>Mar</w:t>
-      </w:r>
-    </w:p>
-    <w:p>
-      <w:pPr/>
-      <w:r>
-        <w:rPr>
-          <w:lang w:val="pt_PT" w:bidi="pt_PT"/>
-        </w:rPr>
-      </w:r>
-      <w:r>
-        <w:rPr>
-          <w:lang w:val="pt_PT" w:bidi="pt_PT"/>
-        </w:rPr>
-        <w:t xml:space="preserve">As pessoas no antigo Oriente Próximo viam o mar como caótico e não confiavam nele. Alguns dos deuses que adoravam eram deuses do mar. O povo de Jonas, os hebreus, temia muito o mar. No entanto, o medo de Jonas do mar não foi suficiente para impedi-lo de navegar em um navio para evitar fazer o que Yahweh ordenou. (Veja: </w:t>
-      </w:r>
-      <w:r>
-        <w:rPr>
-          <w:lang w:val="pt_PT" w:bidi="pt_PT"/>
-        </w:rPr>
-        <w:t>Medo</w:t>
-      </w:r>
-      <w:r>
-        <w:rPr>
-          <w:lang w:val="pt_PT" w:bidi="pt_PT"/>
-        </w:rPr>
-        <w:t>)</w:t>
-      </w:r>
-    </w:p>
-    <w:p>
-      <w:pPr>
-        <w:pStyle w:val="Heading3"/>
-      </w:pPr>
-      <w:r>
-        <w:rPr>
-          <w:lang w:val="pt_PT" w:bidi="pt_PT"/>
-        </w:rPr>
-        <w:t>Outras possíveis dificuldades de tradução nesse capítulo</w:t>
-      </w:r>
-    </w:p>
-    <w:p>
-      <w:pPr>
-        <w:pStyle w:val="Heading4"/>
-      </w:pPr>
-      <w:r>
-        <w:rPr>
-          <w:lang w:val="pt_PT" w:bidi="pt_PT"/>
-        </w:rPr>
-        <w:t>Informação implícita</w:t>
-      </w:r>
-    </w:p>
-    <w:p>
-      <w:pPr/>
-      <w:r>
-        <w:rPr>
-          <w:lang w:val="pt_PT" w:bidi="pt_PT"/>
-        </w:rPr>
-      </w:r>
-      <w:r>
-        <w:rPr>
-          <w:lang w:val="pt_PT" w:bidi="pt_PT"/>
-        </w:rPr>
-        <w:t xml:space="preserve">Embora ninguém saiba ao certo onde ficava Társis, o escritor assume que o leitor sabe que Jonas teve que se afastar de Nínive para ir até lá. (Veja: </w:t>
-      </w:r>
-      <w:r>
-        <w:rPr>
-          <w:lang w:val="pt_PT" w:bidi="pt_PT"/>
-        </w:rPr>
-        <w:t>Conhecimento presumido e informação implícita</w:t>
-      </w:r>
-      <w:r>
-        <w:rPr>
-          <w:lang w:val="pt_PT" w:bidi="pt_PT"/>
-        </w:rPr>
-        <w:t>)</w:t>
-      </w:r>
-      <w:r>
-        <w:rPr>
-          <w:lang w:val="pt_PT" w:bidi="pt_PT"/>
-        </w:rPr>
-      </w:r>
-      <w:r>
-        <w:rPr>
-          <w:lang w:val="pt_PT" w:bidi="pt_PT"/>
-        </w:rPr>
-      </w:r>
-    </w:p>
-    <w:p>
-      <w:pPr/>
-      <w:r>
-        <w:rPr>
-          <w:lang w:val="pt_PT" w:bidi="pt_PT"/>
-        </w:rPr>
-      </w:r>
-    </w:p>
-    <w:p>
-      <w:pPr>
-        <w:pStyle w:val="Heading2"/>
-      </w:pPr>
-      <w:r>
-        <w:rPr>
-          <w:lang w:val="pt_PT" w:bidi="pt_PT"/>
-        </w:rPr>
-        <w:t>Jonas - Introdução ao capítulo 2</w:t>
-      </w:r>
-      <w:r>
-        <w:rPr>
-          <w:lang w:val="pt_PT" w:bidi="pt_PT"/>
-        </w:rPr>
-      </w:r>
-    </w:p>
-    <w:p>
-      <w:pPr>
-        <w:pStyle w:val="Heading3"/>
-      </w:pPr>
-      <w:r>
-        <w:rPr>
-          <w:lang w:val="pt_PT" w:bidi="pt_PT"/>
-        </w:rPr>
-        <w:t>Estrutura e formatação</w:t>
-      </w:r>
-    </w:p>
-    <w:p>
-      <w:pPr/>
-      <w:r>
-        <w:rPr>
-          <w:lang w:val="pt_PT" w:bidi="pt_PT"/>
-        </w:rPr>
-      </w:r>
-      <w:r>
-        <w:rPr>
-          <w:lang w:val="pt_PT" w:bidi="pt_PT"/>
-        </w:rPr>
-        <w:t>Este capítulo começa com uma oração de Jonas, e muitos tradutores optaram por destacá-la, posicionando suas linhas mais à direita na página em comparação com o restante do texto. Além disso, a oração está no estilo de poesia. Para evidenciar isso, muitas traduções colocam cada linha do poema em uma linha separada. Os tradutores podem seguir essas práticas, mas não são obrigados a fazê-lo. Você pode querer seguir o formato de uma tradução bem conhecida em sua região.</w:t>
-      </w:r>
-    </w:p>
-    <w:p>
-      <w:pPr>
-        <w:pStyle w:val="Heading3"/>
-      </w:pPr>
-      <w:r>
-        <w:rPr>
-          <w:lang w:val="pt_PT" w:bidi="pt_PT"/>
-        </w:rPr>
-        <w:t>Conceitos especiais nesse capítulo</w:t>
-      </w:r>
-    </w:p>
-    <w:p>
-      <w:pPr>
-        <w:pStyle w:val="Heading4"/>
-      </w:pPr>
-      <w:r>
-        <w:rPr>
-          <w:lang w:val="pt_PT" w:bidi="pt_PT"/>
-        </w:rPr>
-        <w:t>Mar</w:t>
-      </w:r>
-    </w:p>
-    <w:p>
-      <w:pPr/>
-      <w:r>
-        <w:rPr>
-          <w:lang w:val="pt_PT" w:bidi="pt_PT"/>
-        </w:rPr>
-      </w:r>
-      <w:r>
-        <w:rPr>
-          <w:lang w:val="pt_PT" w:bidi="pt_PT"/>
-        </w:rPr>
-        <w:t xml:space="preserve">Este capítulo contém muitos termos que descrevem o mar. Se as pessoas que falam seu idioma não estão familiarizadas com o mar, será necessário discutir como descrevê-lo. (Veja: </w:t>
-      </w:r>
-      <w:r>
-        <w:rPr>
-          <w:lang w:val="pt_PT" w:bidi="pt_PT"/>
-        </w:rPr>
-        <w:t>Traduzir desconhecidos</w:t>
-      </w:r>
-      <w:r>
-        <w:rPr>
-          <w:lang w:val="pt_PT" w:bidi="pt_PT"/>
-        </w:rPr>
-        <w:t>)</w:t>
-      </w:r>
-    </w:p>
-    <w:p>
-      <w:pPr>
-        <w:pStyle w:val="Heading3"/>
-      </w:pPr>
-      <w:r>
-        <w:rPr>
-          <w:lang w:val="pt_PT" w:bidi="pt_PT"/>
-        </w:rPr>
-        <w:t>Figuras de linguagem importantes nesse capítulo</w:t>
-      </w:r>
-    </w:p>
-    <w:p>
-      <w:pPr>
-        <w:pStyle w:val="Heading4"/>
-      </w:pPr>
-      <w:r>
-        <w:rPr>
-          <w:lang w:val="pt_PT" w:bidi="pt_PT"/>
-        </w:rPr>
-        <w:t>Imaginação Poética</w:t>
-      </w:r>
-    </w:p>
-    <w:p>
-      <w:pPr/>
-      <w:r>
-        <w:rPr>
-          <w:lang w:val="pt_PT" w:bidi="pt_PT"/>
-        </w:rPr>
-      </w:r>
-      <w:r>
-        <w:rPr>
-          <w:lang w:val="pt_PT" w:bidi="pt_PT"/>
-        </w:rPr>
-        <w:t xml:space="preserve">Orações nas Escrituras são frequentemente expressas em poesia. A poesia costuma usar metáforas e outras imagens para comunicar de forma mais poderosa tópicos muito emocionais. Por exemplo, Jonas pensou que morreria dentro de um peixe no mar, e assim ele compara estar preso lá a estar cercado pelas barras da terra e estar no “ventre do Sheol”. Jonas está sobrecarregado pela profundidade do mar e expressa isso falando sobre estar na “base das montanhas”. (Veja: </w:t>
-      </w:r>
-      <w:r>
-        <w:rPr>
-          <w:lang w:val="pt_PT" w:bidi="pt_PT"/>
-        </w:rPr>
-        <w:t>Metáfora</w:t>
-      </w:r>
-      <w:r>
-        <w:rPr>
-          <w:lang w:val="pt_PT" w:bidi="pt_PT"/>
-        </w:rPr>
-        <w:t>)</w:t>
-      </w:r>
-    </w:p>
-    <w:p>
-      <w:pPr>
-        <w:pStyle w:val="Heading3"/>
-      </w:pPr>
-      <w:r>
-        <w:rPr>
-          <w:lang w:val="pt_PT" w:bidi="pt_PT"/>
-        </w:rPr>
-        <w:t>Outras possíveis dificuldades de tradução nesse capítulo</w:t>
-      </w:r>
-    </w:p>
-    <w:p>
-      <w:pPr>
-        <w:pStyle w:val="Heading4"/>
-      </w:pPr>
-      <w:r>
-        <w:rPr>
-          <w:lang w:val="pt_PT" w:bidi="pt_PT"/>
-        </w:rPr>
-        <w:t>Paralelismo</w:t>
-      </w:r>
-    </w:p>
-    <w:p>
-      <w:pPr/>
-      <w:r>
-        <w:rPr>
-          <w:lang w:val="pt_PT" w:bidi="pt_PT"/>
-        </w:rPr>
-      </w:r>
-      <w:r>
-        <w:rPr>
-          <w:lang w:val="pt_PT" w:bidi="pt_PT"/>
-        </w:rPr>
-        <w:t>A poesia hebraica frequentemente expressa uma ideia em uma linha e depois repete esse mesmo pensamento em outra linha, mas com palavras diferentes. Isso enfatiza as ideias nas linhas paralelas. Por exemplo, o versículo 2 possui duas metades que dizem basicamente a mesma coisa.</w:t>
-      </w:r>
-    </w:p>
-    <w:p>
-      <w:pPr/>
-      <w:r>
-        <w:rPr>
-          <w:lang w:val="pt_PT" w:bidi="pt_PT"/>
-        </w:rPr>
-      </w:r>
-      <w:r>
-        <w:rPr>
-          <w:lang w:val="pt_PT" w:bidi="pt_PT"/>
-        </w:rPr>
-        <w:t>Clamei a Yahweh na minha angústia, e Ele me respondeu; do ventre do Sheol eu clamei, e você ouviu a minha voz.</w:t>
-      </w:r>
-    </w:p>
-    <w:p>
-      <w:pPr/>
-      <w:r>
-        <w:rPr>
-          <w:lang w:val="pt_PT" w:bidi="pt_PT"/>
-        </w:rPr>
-      </w:r>
-      <w:r>
-        <w:rPr>
-          <w:lang w:val="pt_PT" w:bidi="pt_PT"/>
-        </w:rPr>
-        <w:t xml:space="preserve">Cada metade também possui duas partes. A primeira parte de cada metade expressa a mesma ideia que a outra, e a segunda parte de cada metade também expressa a mesma ideia que a outra. Se na sua língua não é comum repetir ideias dessa forma na poesia, consulte: </w:t>
-      </w:r>
-      <w:r>
-        <w:rPr>
-          <w:lang w:val="pt_PT" w:bidi="pt_PT"/>
-        </w:rPr>
-        <w:t>Paralelismo</w:t>
-      </w:r>
-      <w:r>
-        <w:rPr>
-          <w:lang w:val="pt_PT" w:bidi="pt_PT"/>
-        </w:rPr>
-        <w:t xml:space="preserve"> para obter ideias de como traduzir esse tipo de poesia.</w:t>
-      </w:r>
-      <w:r>
-        <w:rPr>
-          <w:lang w:val="pt_PT" w:bidi="pt_PT"/>
-        </w:rPr>
-      </w:r>
-      <w:r>
-        <w:rPr>
-          <w:lang w:val="pt_PT" w:bidi="pt_PT"/>
-        </w:rPr>
-      </w:r>
-    </w:p>
-    <w:p>
-      <w:pPr/>
-      <w:r>
-        <w:rPr>
-          <w:lang w:val="pt_PT" w:bidi="pt_PT"/>
-        </w:rPr>
-      </w:r>
-    </w:p>
-    <w:p>
-      <w:pPr>
-        <w:pStyle w:val="Heading2"/>
-      </w:pPr>
-      <w:r>
-        <w:rPr>
-          <w:lang w:val="pt_PT" w:bidi="pt_PT"/>
-        </w:rPr>
-        <w:t>Jonas - Introdução ao capítulo 3</w:t>
-      </w:r>
-      <w:r>
-        <w:rPr>
-          <w:lang w:val="pt_PT" w:bidi="pt_PT"/>
-        </w:rPr>
-      </w:r>
-    </w:p>
-    <w:p>
-      <w:pPr/>
-      <w:r>
-        <w:rPr>
-          <w:lang w:val="pt_PT" w:bidi="pt_PT"/>
-        </w:rPr>
-      </w:r>
-      <w:r>
-        <w:rPr>
-          <w:lang w:val="pt_PT" w:bidi="pt_PT"/>
-        </w:rPr>
-        <w:t>Notas gerais sobre Jonas 3</w:t>
-      </w:r>
-    </w:p>
-    <w:p>
-      <w:pPr>
-        <w:pStyle w:val="Heading3"/>
-      </w:pPr>
-      <w:r>
-        <w:rPr>
-          <w:lang w:val="pt_PT" w:bidi="pt_PT"/>
-        </w:rPr>
-        <w:t>Estrutura e Formatação</w:t>
-      </w:r>
-    </w:p>
-    <w:p>
-      <w:pPr/>
-      <w:r>
-        <w:rPr>
-          <w:lang w:val="pt_PT" w:bidi="pt_PT"/>
-        </w:rPr>
-      </w:r>
-      <w:r>
-        <w:rPr>
-          <w:lang w:val="pt_PT" w:bidi="pt_PT"/>
-        </w:rPr>
-        <w:t>Este capítulo retorna à narrativa de Jonas.</w:t>
-      </w:r>
-    </w:p>
-    <w:p>
-      <w:pPr>
-        <w:pStyle w:val="Heading3"/>
-      </w:pPr>
-      <w:r>
-        <w:rPr>
-          <w:lang w:val="pt_PT" w:bidi="pt_PT"/>
-        </w:rPr>
-        <w:t>Conceitos especiais neste capítulo</w:t>
-      </w:r>
-    </w:p>
-    <w:p>
-      <w:pPr>
-        <w:pStyle w:val="Heading4"/>
-      </w:pPr>
-      <w:r>
-        <w:rPr>
-          <w:lang w:val="pt_PT" w:bidi="pt_PT"/>
-        </w:rPr>
-        <w:t>Animais</w:t>
-      </w:r>
-    </w:p>
-    <w:p>
-      <w:pPr/>
-      <w:r>
-        <w:rPr>
-          <w:lang w:val="pt_PT" w:bidi="pt_PT"/>
-        </w:rPr>
-      </w:r>
-      <w:r>
-        <w:rPr>
-          <w:lang w:val="pt_PT" w:bidi="pt_PT"/>
-        </w:rPr>
-        <w:t xml:space="preserve">De acordo com a proclamação do rei, os animais tinham que participar do jejum que ele havia ordenado. Isso era incomum e provavelmente indica que o rei queria que Deus percebesse que toda Nínive estava levando sua proclamação de destruição muito a sério. Não há nada na lei de Moisés que instruísse o povo a fazer com que seus animais participassem do jejum. (Veja: </w:t>
-      </w:r>
-      <w:r>
-        <w:rPr>
-          <w:lang w:val="pt_PT" w:bidi="pt_PT"/>
-        </w:rPr>
-        <w:t>Lei de Moisés</w:t>
-      </w:r>
-      <w:r>
-        <w:rPr>
-          <w:lang w:val="pt_PT" w:bidi="pt_PT"/>
-        </w:rPr>
-        <w:t>)</w:t>
-      </w:r>
-    </w:p>
-    <w:p>
-      <w:pPr>
-        <w:pStyle w:val="Heading4"/>
-      </w:pPr>
-      <w:r>
-        <w:rPr>
-          <w:lang w:val="pt_PT" w:bidi="pt_PT"/>
-        </w:rPr>
-        <w:t>Deus arrependendo-se ou cedendo</w:t>
-      </w:r>
-    </w:p>
-    <w:p>
-      <w:pPr/>
-      <w:r>
-        <w:rPr>
-          <w:lang w:val="pt_PT" w:bidi="pt_PT"/>
-        </w:rPr>
-      </w:r>
-      <w:r>
-        <w:rPr>
-          <w:lang w:val="pt_PT" w:bidi="pt_PT"/>
-        </w:rPr>
-        <w:t>O último versículo deste capítulo diz: “Então Deus se arrependeu do mal que havia dito que faria a eles, e não o fez”. Este conceito de Deus mudar de ideia pode parecer inconsistente com o fato de que o caráter de Deus e seus planos são imutáveis.</w:t>
-      </w:r>
-    </w:p>
-    <w:p>
-      <w:pPr/>
-      <w:r>
-        <w:rPr>
-          <w:lang w:val="pt_PT" w:bidi="pt_PT"/>
-        </w:rPr>
-      </w:r>
-      <w:r>
-        <w:rPr>
-          <w:lang w:val="pt_PT" w:bidi="pt_PT"/>
-        </w:rPr>
-        <w:t>No entanto, as ações de punição ou misericórdia de Deus dependem das ações humanas. Deus muitas vezes transforma sua ação de punição em misericórdia em resposta aos humanos que se arrependem de seus pecados, porque ele prefere ser misericordioso. Como os ninivitas se arrependeram, Deus não cumpriu o julgamento que havia instruído Jonas a proclamar, e Jonas descreveu isso de uma maneira humana como "cedendo" ou, como algumas versões dizem, "mudando de ideia". O leitor entende que este era o plano de Deus desde o início.</w:t>
-      </w:r>
-    </w:p>
-    <w:p>
-      <w:pPr>
-        <w:pStyle w:val="Heading4"/>
-      </w:pPr>
-      <w:r>
-        <w:rPr>
-          <w:lang w:val="pt_PT" w:bidi="pt_PT"/>
-        </w:rPr>
-        <w:t>Deus planejando o mal</w:t>
-      </w:r>
-    </w:p>
-    <w:p>
-      <w:pPr/>
-      <w:r>
-        <w:rPr>
-          <w:lang w:val="pt_PT" w:bidi="pt_PT"/>
-        </w:rPr>
-      </w:r>
-      <w:r>
-        <w:rPr>
-          <w:lang w:val="pt_PT" w:bidi="pt_PT"/>
-        </w:rPr>
-        <w:t>A palavra hebraica traduzida como "mal" em algumas versões da Bíblia é muito abrangente, incluindo mal moral, mal físico e tudo que é ruim. Assim, no versículo 10, o autor usa a mesma palavra para a destruição planejada de Nínive por Deus, assim como para o comportamento perverso das pessoas. Isso ocorre porque em todos esses casos, é a mesma palavra hebraica que está sendo usado em cada contexto. Ao usar a mesma palavra, o autor está indicando que quando as pessoas se arrependem do mal moral, Deus desiste de realizar o mal físico (punição). Deus nunca faz o mal moral. Se sua língua não usaria a mesma palavra para ambos, você deve considerar usar palavras diferentes para eles.</w:t>
-      </w:r>
-    </w:p>
-    <w:p>
-      <w:pPr>
-        <w:pStyle w:val="Heading3"/>
-      </w:pPr>
-      <w:r>
-        <w:rPr>
-          <w:lang w:val="pt_PT" w:bidi="pt_PT"/>
-        </w:rPr>
-        <w:t>Outras possíveis dificuldades de tradução neste capítulo</w:t>
-      </w:r>
-    </w:p>
-    <w:p>
-      <w:pPr>
-        <w:pStyle w:val="Heading4"/>
-      </w:pPr>
-      <w:r>
-        <w:rPr>
-          <w:lang w:val="pt_PT" w:bidi="pt_PT"/>
-        </w:rPr>
-        <w:t>Tamanho de Nínive</w:t>
-      </w:r>
-    </w:p>
-    <w:p>
-      <w:pPr/>
-      <w:r>
-        <w:rPr>
-          <w:lang w:val="pt_PT" w:bidi="pt_PT"/>
-        </w:rPr>
-      </w:r>
-      <w:r>
-        <w:rPr>
-          <w:lang w:val="pt_PT" w:bidi="pt_PT"/>
-        </w:rPr>
-        <w:t>As ruínas da antiga cidade de Nínive que foram descobertas têm cerca de 13 quilômetros, ou 8 milhas, de extensão. Assim, embora Nínive fosse uma cidade muito grande no mundo antigo, não era tão grande quanto a maioria das cidades modernas. A descrição de Nínive como “uma jornada de três dias” parece significar que levava três dias para atravessá-la, embora isso pareça mais tempo do que seria necessário para atravessar uma cidade desse tamanho. Claro, isso depende de vários fatores: o que uma pessoa está fazendo durante essa jornada pela cidade, e que pode haver extensos assentamentos fora das muralhas da cidade. Além disso, o tempo mencionado é provavelmente apenas uma aproximação geral. Os tradutores devem simplesmente traduzir o texto e não tentar reconciliá-lo com o que os arqueólogos modernos pensam saber sobre a antiga Nínive e as pessoas que a atravessaram.</w:t>
-      </w:r>
-    </w:p>
-    <w:p>
-      <w:pPr>
-        <w:pStyle w:val="Heading4"/>
-      </w:pPr>
-      <w:r>
-        <w:rPr>
-          <w:lang w:val="pt_PT" w:bidi="pt_PT"/>
-        </w:rPr>
-        <w:t>Uma grande cidade para Deus</w:t>
-      </w:r>
-    </w:p>
-    <w:p>
-      <w:pPr/>
-      <w:r>
-        <w:rPr>
-          <w:lang w:val="pt_PT" w:bidi="pt_PT"/>
-        </w:rPr>
-      </w:r>
-      <w:r>
-        <w:rPr>
-          <w:lang w:val="pt_PT" w:bidi="pt_PT"/>
-        </w:rPr>
-        <w:t>No versículo três no texto original Nínive é descrita como “uma cidade grande para Deus”. Em hebraico, dizer que algo é "para Deus" ou "de Deus" é uma expressão que significa que é um exemplo extremo daquela coisa. Por exemplo, em Gênesis 30.8, Raquel descreve a luta que teve com sua irmã como “uma luta de Deus”, significando “uma luta poderosa” ou “uma luta extremamente difícil”. Outros exemplos dessa expressão na Bíblia são encontrados em Gênesis 23.6, Êxodo 9.28, 1 Samuel 14.15, Salmos 36.6 e Salmos 80.10. Em Jonas 3.3, essa expressão provavelmente significa que Nínive era uma cidade extremamente grande. Veja como isso é traduzido na Bíblia que é mais comumente usada em sua área. Você pode querer seguir como eles traduziram essa expressão.</w:t>
-      </w:r>
-      <w:r>
-        <w:rPr>
-          <w:lang w:val="pt_PT" w:bidi="pt_PT"/>
-        </w:rPr>
-      </w:r>
-      <w:r>
-        <w:rPr>
-          <w:lang w:val="pt_PT" w:bidi="pt_PT"/>
-        </w:rPr>
-      </w:r>
-    </w:p>
-    <w:p>
-      <w:pPr/>
-      <w:r>
-        <w:rPr>
-          <w:lang w:val="pt_PT" w:bidi="pt_PT"/>
-        </w:rPr>
-      </w:r>
-    </w:p>
-    <w:p>
-      <w:pPr>
-        <w:pStyle w:val="Heading2"/>
-      </w:pPr>
-      <w:r>
-        <w:rPr>
-          <w:lang w:val="pt_PT" w:bidi="pt_PT"/>
-        </w:rPr>
-        <w:t>Jonas - Introdução ao capítulo 4</w:t>
-      </w:r>
-      <w:r>
-        <w:rPr>
-          <w:lang w:val="pt_PT" w:bidi="pt_PT"/>
-        </w:rPr>
-      </w:r>
-    </w:p>
-    <w:p>
-      <w:pPr/>
-      <w:r>
-        <w:rPr>
-          <w:lang w:val="pt_PT" w:bidi="pt_PT"/>
-        </w:rPr>
-      </w:r>
-      <w:r>
-        <w:rPr>
-          <w:lang w:val="pt_PT" w:bidi="pt_PT"/>
-        </w:rPr>
-        <w:t>Notas gerais sobre Jonas 4</w:t>
-      </w:r>
-    </w:p>
-    <w:p>
-      <w:pPr>
-        <w:pStyle w:val="Heading3"/>
-      </w:pPr>
-      <w:r>
-        <w:rPr>
-          <w:lang w:val="pt_PT" w:bidi="pt_PT"/>
-        </w:rPr>
-        <w:t>Estrutura e Formatação</w:t>
-      </w:r>
-    </w:p>
-    <w:p>
-      <w:pPr/>
-      <w:r>
-        <w:rPr>
-          <w:lang w:val="pt_PT" w:bidi="pt_PT"/>
-        </w:rPr>
-      </w:r>
-      <w:r>
-        <w:rPr>
-          <w:lang w:val="pt_PT" w:bidi="pt_PT"/>
-        </w:rPr>
-        <w:t xml:space="preserve">Jonas continua a narrativa e leva o livro a uma conclusão incomum, terminando com uma pergunta de Deus. Isso enfatiza que o livro não é realmente sobre Jonas, mas sobre o desejo de Deus de ser misericordioso com todos, sejam judeus ou gentios. (Veja: </w:t>
-      </w:r>
-      <w:r>
-        <w:rPr>
-          <w:lang w:val="pt_PT" w:bidi="pt_PT"/>
-        </w:rPr>
-        <w:t>Misericórdia</w:t>
-      </w:r>
-      <w:r>
-        <w:rPr>
-          <w:lang w:val="pt_PT" w:bidi="pt_PT"/>
-        </w:rPr>
-        <w:t>)</w:t>
-      </w:r>
-    </w:p>
-    <w:p>
-      <w:pPr>
-        <w:pStyle w:val="Heading3"/>
-      </w:pPr>
-      <w:r>
-        <w:rPr>
-          <w:lang w:val="pt_PT" w:bidi="pt_PT"/>
-        </w:rPr>
-        <w:t>Conceitos especiais nesse capítulo</w:t>
-      </w:r>
-    </w:p>
-    <w:p>
-      <w:pPr>
-        <w:pStyle w:val="Heading4"/>
-      </w:pPr>
-      <w:r>
-        <w:rPr>
-          <w:lang w:val="pt_PT" w:bidi="pt_PT"/>
-        </w:rPr>
-        <w:t>Profecia postergada</w:t>
-      </w:r>
-    </w:p>
-    <w:p>
-      <w:pPr/>
-      <w:r>
-        <w:rPr>
-          <w:lang w:val="pt_PT" w:bidi="pt_PT"/>
-        </w:rPr>
-      </w:r>
-      <w:r>
-        <w:rPr>
-          <w:lang w:val="pt_PT" w:bidi="pt_PT"/>
-        </w:rPr>
-        <w:t xml:space="preserve">De acordo com a lei de Moisés, um profeta deve profetizar o que Yahweh lhe diz para profetizar, e suas palavras devem se cumprir. Se isso não acontecesse, a penalidade era a morte, pois essa profecia não cumprida mostrava que o homem não era um verdadeiro profeta. No entanto, quando Jonas disse à cidade de Nínive que ela seria destruída em 40 dias, isso não aconteceu naquela época. Isso porque Deus reserva o direito de ser misericordioso. (Veja: </w:t>
-      </w:r>
-      <w:r>
-        <w:rPr>
-          <w:lang w:val="pt_PT" w:bidi="pt_PT"/>
-        </w:rPr>
-        <w:t>Profeta</w:t>
-      </w:r>
-      <w:r>
-        <w:rPr>
-          <w:lang w:val="pt_PT" w:bidi="pt_PT"/>
-        </w:rPr>
-        <w:t xml:space="preserve"> e </w:t>
-      </w:r>
-      <w:r>
-        <w:rPr>
-          <w:lang w:val="pt_PT" w:bidi="pt_PT"/>
-        </w:rPr>
-        <w:t>Lei de Moisés</w:t>
-      </w:r>
-      <w:r>
-        <w:rPr>
-          <w:lang w:val="pt_PT" w:bidi="pt_PT"/>
-        </w:rPr>
-        <w:t>)</w:t>
-      </w:r>
-    </w:p>
-    <w:p>
-      <w:pPr>
-        <w:pStyle w:val="Heading4"/>
-      </w:pPr>
-      <w:r>
-        <w:rPr>
-          <w:lang w:val="pt_PT" w:bidi="pt_PT"/>
-        </w:rPr>
-        <w:t>A ira de Jonas</w:t>
-      </w:r>
-    </w:p>
-    <w:p>
-      <w:pPr/>
-      <w:r>
-        <w:rPr>
-          <w:lang w:val="pt_PT" w:bidi="pt_PT"/>
-        </w:rPr>
-      </w:r>
-      <w:r>
-        <w:rPr>
-          <w:lang w:val="pt_PT" w:bidi="pt_PT"/>
-        </w:rPr>
-        <w:t>Quando Deus não destruiu Nínive, Jonas ficou zangado com Deus porque odiava o povo de Nínive. Eles eram inimigos de Israel. Mas Deus queria que Jonas e os leitores deste livro aprendessem que Ele ama todas as pessoas.</w:t>
-      </w:r>
-    </w:p>
-    <w:p>
-      <w:pPr>
-        <w:pStyle w:val="Heading4"/>
-      </w:pPr>
-      <w:r>
-        <w:rPr>
-          <w:lang w:val="pt_PT" w:bidi="pt_PT"/>
-        </w:rPr>
-        <w:t>Características de Deus</w:t>
-      </w:r>
-    </w:p>
-    <w:p>
-      <w:pPr/>
-      <w:r>
-        <w:rPr>
-          <w:lang w:val="pt_PT" w:bidi="pt_PT"/>
-        </w:rPr>
-      </w:r>
-      <w:r>
-        <w:rPr>
-          <w:lang w:val="pt_PT" w:bidi="pt_PT"/>
-        </w:rPr>
-        <w:t xml:space="preserve">No versículo 2, Jonas atribui uma série de características a Deus. Um leitor judeu deste livro reconheceria isso como a descrição que Deus usou sobre si mesmo ao falar com Moisés no Monte Sinai (Veja </w:t>
-      </w:r>
-      <w:hyperlink r:id="rId23">
-        <w:r>
-          <w:rPr>
-            <w:lang w:val="pt_PT" w:bidi="pt_PT"/>
-          </w:rPr>
-          <w:rPr>
-            <w:color w:val="0000EE"/>
-            <w:u w:val="single"/>
-          </w:rPr>
-          <w:t>Êxodo 34.6–7</w:t>
-        </w:r>
-      </w:hyperlink>
-      <w:r>
-        <w:rPr>
-          <w:lang w:val="pt_PT" w:bidi="pt_PT"/>
-        </w:rPr>
-        <w:t>).</w:t>
-      </w:r>
-    </w:p>
-    <w:p>
-      <w:pPr>
-        <w:pStyle w:val="Heading4"/>
-      </w:pPr>
-      <w:r>
-        <w:rPr>
-          <w:lang w:val="pt_PT" w:bidi="pt_PT"/>
-        </w:rPr>
-        <w:t>A graça de Deus</w:t>
-      </w:r>
-    </w:p>
-    <w:p>
-      <w:pPr/>
-      <w:r>
-        <w:rPr>
-          <w:lang w:val="pt_PT" w:bidi="pt_PT"/>
-        </w:rPr>
-      </w:r>
-      <w:r>
-        <w:rPr>
-          <w:lang w:val="pt_PT" w:bidi="pt_PT"/>
-        </w:rPr>
-        <w:t xml:space="preserve">Quando Jonas saiu da cidade, ele sentiu muito calor; Deus graciosamente providenciou algum alívio através da planta. Deus estava tentando ensinar a Jonas que Ele é um Deus misericordioso por meio desta lição objetiva. (Veja: </w:t>
-      </w:r>
-      <w:r>
-        <w:rPr>
-          <w:lang w:val="pt_PT" w:bidi="pt_PT"/>
-        </w:rPr>
-        <w:t>Graça</w:t>
-      </w:r>
-      <w:r>
-        <w:rPr>
-          <w:lang w:val="pt_PT" w:bidi="pt_PT"/>
-        </w:rPr>
-        <w:t>)</w:t>
-      </w:r>
-    </w:p>
-    <w:p>
-      <w:pPr>
-        <w:pStyle w:val="Heading3"/>
-      </w:pPr>
-      <w:r>
-        <w:rPr>
-          <w:lang w:val="pt_PT" w:bidi="pt_PT"/>
-        </w:rPr>
-        <w:t>Figuras de linguagem importantes nesse capítulo</w:t>
-      </w:r>
-    </w:p>
-    <w:p>
-      <w:pPr>
-        <w:pStyle w:val="Heading4"/>
-      </w:pPr>
-      <w:r>
-        <w:rPr>
-          <w:lang w:val="pt_PT" w:bidi="pt_PT"/>
-        </w:rPr>
-        <w:t>Perguntas retóricas</w:t>
-      </w:r>
-    </w:p>
-    <w:p>
-      <w:pPr/>
-      <w:r>
-        <w:rPr>
-          <w:lang w:val="pt_PT" w:bidi="pt_PT"/>
-        </w:rPr>
-      </w:r>
-      <w:r>
-        <w:rPr>
-          <w:lang w:val="pt_PT" w:bidi="pt_PT"/>
-        </w:rPr>
-        <w:t xml:space="preserve">Nesse capítulo, Jonas faz uma pergunta retórica para expressar sua irritação com Yahweh. Yahweh, por sua vez, utiliza uma série de três perguntas retóricas para ensinar a Jonas sobre a atitude correta que ele deve adotar. Se em sua língua não é comum usar perguntas retóricas para esses fins, então opte por uma forma mais natural. (Veja: </w:t>
-      </w:r>
-      <w:r>
-        <w:rPr>
-          <w:lang w:val="pt_PT" w:bidi="pt_PT"/>
-        </w:rPr>
-        <w:t>Pergunta retórica</w:t>
-      </w:r>
-      <w:r>
-        <w:rPr>
-          <w:lang w:val="pt_PT" w:bidi="pt_PT"/>
-        </w:rPr>
-        <w:t>)</w:t>
-      </w:r>
-    </w:p>
-    <w:p>
-      <w:pPr>
-        <w:pStyle w:val="Heading3"/>
-      </w:pPr>
-      <w:r>
-        <w:rPr>
-          <w:lang w:val="pt_PT" w:bidi="pt_PT"/>
-        </w:rPr>
-        <w:t>Outras possíveis dificuldades de tradução nesse capítulo</w:t>
-      </w:r>
-    </w:p>
-    <w:p>
-      <w:pPr>
-        <w:pStyle w:val="Heading4"/>
-      </w:pPr>
-      <w:r>
-        <w:rPr>
-          <w:lang w:val="pt_PT" w:bidi="pt_PT"/>
-        </w:rPr>
-        <w:t>Mal</w:t>
-      </w:r>
-    </w:p>
-    <w:p>
-      <w:pPr/>
-      <w:r>
-        <w:rPr>
-          <w:lang w:val="pt_PT" w:bidi="pt_PT"/>
-        </w:rPr>
-      </w:r>
-      <w:r>
-        <w:rPr>
-          <w:lang w:val="pt_PT" w:bidi="pt_PT"/>
-        </w:rPr>
-        <w:t xml:space="preserve">A palavra hebraica traduzida como "mal" é muito abrangente, incluindo mal moral, mal físico e tudo que é ruim. Deus nunca faz o mal moral. No versículo 1, o autor menciona que Jonas considerou o ato de misericórdia de Deus em poupar o povo de Nínive como sendo mau. No versículo 2, Jonas descreve Deus como "arrependendo-se do mal". No versículo 6, a situação e a atitude de Jonas são descritas como más. Isso ocorre após as ações dos ninivitas serem descritas como más em </w:t>
-      </w:r>
-      <w:hyperlink r:id="rId13">
-        <w:r>
-          <w:rPr>
-            <w:lang w:val="pt_PT" w:bidi="pt_PT"/>
-          </w:rPr>
-          <w:rPr>
-            <w:color w:val="0000EE"/>
-            <w:u w:val="single"/>
-          </w:rPr>
-          <w:t>1.2</w:t>
-        </w:r>
-      </w:hyperlink>
-      <w:r>
-        <w:rPr>
-          <w:lang w:val="pt_PT" w:bidi="pt_PT"/>
-        </w:rPr>
-        <w:t xml:space="preserve">, </w:t>
-      </w:r>
-      <w:hyperlink r:id="rId24">
-        <w:r>
-          <w:rPr>
-            <w:lang w:val="pt_PT" w:bidi="pt_PT"/>
-          </w:rPr>
-          <w:rPr>
-            <w:color w:val="0000EE"/>
-            <w:u w:val="single"/>
-          </w:rPr>
-          <w:t>3.8</w:t>
-        </w:r>
-      </w:hyperlink>
-      <w:r>
-        <w:rPr>
-          <w:lang w:val="pt_PT" w:bidi="pt_PT"/>
-        </w:rPr>
-        <w:t xml:space="preserve"> e </w:t>
-      </w:r>
-      <w:hyperlink r:id="rId25">
-        <w:r>
-          <w:rPr>
-            <w:lang w:val="pt_PT" w:bidi="pt_PT"/>
-          </w:rPr>
-          <w:rPr>
-            <w:color w:val="0000EE"/>
-            <w:u w:val="single"/>
-          </w:rPr>
-          <w:t>3.10</w:t>
-        </w:r>
-      </w:hyperlink>
-      <w:r>
-        <w:rPr>
-          <w:lang w:val="pt_PT" w:bidi="pt_PT"/>
-        </w:rPr>
-        <w:t xml:space="preserve">, e a situação dos marinheiros em </w:t>
-      </w:r>
-      <w:hyperlink r:id="rId26">
-        <w:r>
-          <w:rPr>
-            <w:lang w:val="pt_PT" w:bidi="pt_PT"/>
-          </w:rPr>
-          <w:rPr>
-            <w:color w:val="0000EE"/>
-            <w:u w:val="single"/>
-          </w:rPr>
-          <w:t>1.7</w:t>
-        </w:r>
-      </w:hyperlink>
-      <w:r>
-        <w:rPr>
-          <w:lang w:val="pt_PT" w:bidi="pt_PT"/>
-        </w:rPr>
-        <w:t>. O autor do livro está demonstrando ironia ao usar a mesma palavra hebraica para cada coisa ruim diferente no livro e para uma coisa boa — a misericórdia de Deus sobre Nínive (do ponto de vista de Jonas). Se o seu idioma não usaria a mesma palavra para mal moral e físico, você vai querer usar palavras diferentes para cada um deles.</w:t>
       </w:r>
       <w:r>
         <w:rPr>

--- a/por/docx/32.content.docx
+++ b/por/docx/32.content.docx
@@ -1107,6 +1107,20 @@
       </w:r>
       <w:r>
         <w:rPr>
+          <w:lang w:val="pt_PT" w:bidi="pt_PT"/>
+        </w:rPr>
+        <w:t>וַֽ⁠יְהִי֙ דְּבַר־יְהוָ֔ה</w:t>
+      </w:r>
+    </w:p>
+    <w:p>
+      <w:pPr/>
+      <w:r>
+        <w:rPr>
+          <w:lang w:val="pt_PT" w:bidi="pt_PT"/>
+        </w:rPr>
+      </w:r>
+      <w:r>
+        <w:rPr>
           <w:b/>
           <w:lang w:val="pt_PT" w:bidi="pt_PT"/>
         </w:rPr>
@@ -1376,6 +1390,20 @@
       </w:r>
       <w:r>
         <w:rPr>
+          <w:lang w:val="pt_PT" w:bidi="pt_PT"/>
+        </w:rPr>
+        <w:t>נִֽינְוֵ֛ה הָ⁠עִ֥יר הַ⁠גְּדוֹלָ֖ה</w:t>
+      </w:r>
+    </w:p>
+    <w:p>
+      <w:pPr/>
+      <w:r>
+        <w:rPr>
+          <w:lang w:val="pt_PT" w:bidi="pt_PT"/>
+        </w:rPr>
+      </w:r>
+      <w:r>
+        <w:rPr>
           <w:b/>
           <w:lang w:val="pt_PT" w:bidi="pt_PT"/>
         </w:rPr>
@@ -1472,6 +1500,20 @@
       </w:r>
       <w:r>
         <w:rPr>
+          <w:lang w:val="pt_PT" w:bidi="pt_PT"/>
+        </w:rPr>
+        <w:t>ק֠וּם</w:t>
+      </w:r>
+    </w:p>
+    <w:p>
+      <w:pPr/>
+      <w:r>
+        <w:rPr>
+          <w:lang w:val="pt_PT" w:bidi="pt_PT"/>
+        </w:rPr>
+      </w:r>
+      <w:r>
+        <w:rPr>
           <w:b/>
           <w:lang w:val="pt_PT" w:bidi="pt_PT"/>
         </w:rPr>
@@ -1581,6 +1623,20 @@
       </w:r>
       <w:r>
         <w:rPr>
+          <w:lang w:val="pt_PT" w:bidi="pt_PT"/>
+        </w:rPr>
+        <w:t>וּ⁠קְרָ֣א עָלֶ֑י⁠הָ</w:t>
+      </w:r>
+    </w:p>
+    <w:p>
+      <w:pPr/>
+      <w:r>
+        <w:rPr>
+          <w:lang w:val="pt_PT" w:bidi="pt_PT"/>
+        </w:rPr>
+      </w:r>
+      <w:r>
+        <w:rPr>
           <w:b/>
           <w:lang w:val="pt_PT" w:bidi="pt_PT"/>
         </w:rPr>
@@ -1677,6 +1733,20 @@
       </w:r>
       <w:r>
         <w:rPr>
+          <w:lang w:val="pt_PT" w:bidi="pt_PT"/>
+        </w:rPr>
+        <w:t>עָלְתָ֥ה רָעָתָ֖⁠ם לְ⁠פָנָֽ⁠י</w:t>
+      </w:r>
+    </w:p>
+    <w:p>
+      <w:pPr/>
+      <w:r>
+        <w:rPr>
+          <w:lang w:val="pt_PT" w:bidi="pt_PT"/>
+        </w:rPr>
+      </w:r>
+      <w:r>
+        <w:rPr>
           <w:b/>
           <w:lang w:val="pt_PT" w:bidi="pt_PT"/>
         </w:rPr>
@@ -1871,6 +1941,20 @@
         <w:rPr>
           <w:lang w:val="pt_PT" w:bidi="pt_PT"/>
         </w:rPr>
+      </w:r>
+    </w:p>
+    <w:p>
+      <w:pPr/>
+      <w:r>
+        <w:rPr>
+          <w:lang w:val="pt_PT" w:bidi="pt_PT"/>
+        </w:rPr>
+      </w:r>
+      <w:r>
+        <w:rPr>
+          <w:lang w:val="pt_PT" w:bidi="pt_PT"/>
+        </w:rPr>
+        <w:t>וַ⁠יָּ֤קָם יוֹנָה֙ לִ⁠בְרֹ֣חַ</w:t>
       </w:r>
     </w:p>
     <w:p>
@@ -2131,6 +2215,20 @@
       </w:r>
       <w:r>
         <w:rPr>
+          <w:lang w:val="pt_PT" w:bidi="pt_PT"/>
+        </w:rPr>
+        <w:t>לִ⁠בְרֹ֣חַ תַּרְשִׁ֔ישָׁ⁠ה</w:t>
+      </w:r>
+    </w:p>
+    <w:p>
+      <w:pPr/>
+      <w:r>
+        <w:rPr>
+          <w:lang w:val="pt_PT" w:bidi="pt_PT"/>
+        </w:rPr>
+      </w:r>
+      <w:r>
+        <w:rPr>
           <w:b/>
           <w:lang w:val="pt_PT" w:bidi="pt_PT"/>
         </w:rPr>
@@ -2290,6 +2388,20 @@
       </w:r>
       <w:r>
         <w:rPr>
+          <w:lang w:val="pt_PT" w:bidi="pt_PT"/>
+        </w:rPr>
+        <w:t>אָנִיָּ֣ה</w:t>
+      </w:r>
+    </w:p>
+    <w:p>
+      <w:pPr/>
+      <w:r>
+        <w:rPr>
+          <w:lang w:val="pt_PT" w:bidi="pt_PT"/>
+        </w:rPr>
+      </w:r>
+      <w:r>
+        <w:rPr>
           <w:b/>
           <w:lang w:val="pt_PT" w:bidi="pt_PT"/>
         </w:rPr>
@@ -2449,6 +2561,20 @@
       </w:r>
       <w:r>
         <w:rPr>
+          <w:lang w:val="pt_PT" w:bidi="pt_PT"/>
+        </w:rPr>
+        <w:t>וַ⁠יֵּ֤רֶד בָּ⁠הּ֙</w:t>
+      </w:r>
+    </w:p>
+    <w:p>
+      <w:pPr/>
+      <w:r>
+        <w:rPr>
+          <w:lang w:val="pt_PT" w:bidi="pt_PT"/>
+        </w:rPr>
+      </w:r>
+      <w:r>
+        <w:rPr>
           <w:b/>
           <w:lang w:val="pt_PT" w:bidi="pt_PT"/>
         </w:rPr>
@@ -2532,6 +2658,20 @@
       </w:r>
       <w:r>
         <w:rPr>
+          <w:lang w:val="pt_PT" w:bidi="pt_PT"/>
+        </w:rPr>
+        <w:t>עִמָּ⁠הֶם֙</w:t>
+      </w:r>
+    </w:p>
+    <w:p>
+      <w:pPr/>
+      <w:r>
+        <w:rPr>
+          <w:lang w:val="pt_PT" w:bidi="pt_PT"/>
+        </w:rPr>
+      </w:r>
+      <w:r>
+        <w:rPr>
           <w:b/>
           <w:lang w:val="pt_PT" w:bidi="pt_PT"/>
         </w:rPr>
@@ -2641,6 +2781,20 @@
       </w:r>
       <w:r>
         <w:rPr>
+          <w:lang w:val="pt_PT" w:bidi="pt_PT"/>
+        </w:rPr>
+        <w:t>וַֽ⁠יהוָ֗ה</w:t>
+      </w:r>
+    </w:p>
+    <w:p>
+      <w:pPr/>
+      <w:r>
+        <w:rPr>
+          <w:lang w:val="pt_PT" w:bidi="pt_PT"/>
+        </w:rPr>
+      </w:r>
+      <w:r>
+        <w:rPr>
           <w:b/>
           <w:lang w:val="pt_PT" w:bidi="pt_PT"/>
         </w:rPr>
@@ -2731,6 +2885,20 @@
       </w:r>
       <w:r>
         <w:rPr>
+          <w:lang w:val="pt_PT" w:bidi="pt_PT"/>
+        </w:rPr>
+        <w:t>וְ⁠הָ֣⁠אֳנִיָּ֔ה חִשְּׁבָ֖ה לְ⁠הִשָּׁבֵֽר</w:t>
+      </w:r>
+    </w:p>
+    <w:p>
+      <w:pPr/>
+      <w:r>
+        <w:rPr>
+          <w:lang w:val="pt_PT" w:bidi="pt_PT"/>
+        </w:rPr>
+      </w:r>
+      <w:r>
+        <w:rPr>
           <w:b/>
           <w:lang w:val="pt_PT" w:bidi="pt_PT"/>
         </w:rPr>
@@ -2840,6 +3008,20 @@
       </w:r>
       <w:r>
         <w:rPr>
+          <w:lang w:val="pt_PT" w:bidi="pt_PT"/>
+        </w:rPr>
+        <w:t>לְ⁠הִשָּׁבֵֽר</w:t>
+      </w:r>
+    </w:p>
+    <w:p>
+      <w:pPr/>
+      <w:r>
+        <w:rPr>
+          <w:lang w:val="pt_PT" w:bidi="pt_PT"/>
+        </w:rPr>
+      </w:r>
+      <w:r>
+        <w:rPr>
           <w:b/>
           <w:lang w:val="pt_PT" w:bidi="pt_PT"/>
         </w:rPr>
@@ -2923,6 +3105,20 @@
       </w:r>
       <w:r>
         <w:rPr>
+          <w:lang w:val="pt_PT" w:bidi="pt_PT"/>
+        </w:rPr>
+        <w:t>הַ⁠מַּלָּחִ֗ים</w:t>
+      </w:r>
+    </w:p>
+    <w:p>
+      <w:pPr/>
+      <w:r>
+        <w:rPr>
+          <w:lang w:val="pt_PT" w:bidi="pt_PT"/>
+        </w:rPr>
+      </w:r>
+      <w:r>
+        <w:rPr>
           <w:b/>
           <w:lang w:val="pt_PT" w:bidi="pt_PT"/>
         </w:rPr>
@@ -3019,6 +3215,20 @@
       </w:r>
       <w:r>
         <w:rPr>
+          <w:lang w:val="pt_PT" w:bidi="pt_PT"/>
+        </w:rPr>
+        <w:t>אֱלֹהָי⁠ו֒</w:t>
+      </w:r>
+    </w:p>
+    <w:p>
+      <w:pPr/>
+      <w:r>
+        <w:rPr>
+          <w:lang w:val="pt_PT" w:bidi="pt_PT"/>
+        </w:rPr>
+      </w:r>
+      <w:r>
+        <w:rPr>
           <w:b/>
           <w:lang w:val="pt_PT" w:bidi="pt_PT"/>
         </w:rPr>
@@ -3115,6 +3325,20 @@
       </w:r>
       <w:r>
         <w:rPr>
+          <w:lang w:val="pt_PT" w:bidi="pt_PT"/>
+        </w:rPr>
+        <w:t>לְ⁠הָקֵ֖ל מֵֽ⁠עֲלֵי⁠הֶ֑ם</w:t>
+      </w:r>
+    </w:p>
+    <w:p>
+      <w:pPr/>
+      <w:r>
+        <w:rPr>
+          <w:lang w:val="pt_PT" w:bidi="pt_PT"/>
+        </w:rPr>
+      </w:r>
+      <w:r>
+        <w:rPr>
           <w:b/>
           <w:lang w:val="pt_PT" w:bidi="pt_PT"/>
         </w:rPr>
@@ -3407,6 +3631,20 @@
       </w:r>
       <w:r>
         <w:rPr>
+          <w:lang w:val="pt_PT" w:bidi="pt_PT"/>
+        </w:rPr>
+        <w:t>וַ⁠יִּקְרַ֤ב אֵלָי⁠ו֙ רַ֣ב הַ⁠חֹבֵ֔ל וַ⁠יֹּ֥אמֶר ל֖⁠וֹ</w:t>
+      </w:r>
+    </w:p>
+    <w:p>
+      <w:pPr/>
+      <w:r>
+        <w:rPr>
+          <w:lang w:val="pt_PT" w:bidi="pt_PT"/>
+        </w:rPr>
+      </w:r>
+      <w:r>
+        <w:rPr>
           <w:b/>
           <w:lang w:val="pt_PT" w:bidi="pt_PT"/>
         </w:rPr>
@@ -3529,6 +3767,20 @@
       </w:r>
       <w:r>
         <w:rPr>
+          <w:lang w:val="pt_PT" w:bidi="pt_PT"/>
+        </w:rPr>
+        <w:t>מַה־לְּ⁠ךָ֣ נִרְדָּ֑ם</w:t>
+      </w:r>
+    </w:p>
+    <w:p>
+      <w:pPr/>
+      <w:r>
+        <w:rPr>
+          <w:lang w:val="pt_PT" w:bidi="pt_PT"/>
+        </w:rPr>
+      </w:r>
+      <w:r>
+        <w:rPr>
           <w:b/>
           <w:lang w:val="pt_PT" w:bidi="pt_PT"/>
         </w:rPr>
@@ -3601,6 +3853,20 @@
         <w:rPr>
           <w:lang w:val="pt_PT" w:bidi="pt_PT"/>
         </w:rPr>
+      </w:r>
+    </w:p>
+    <w:p>
+      <w:pPr/>
+      <w:r>
+        <w:rPr>
+          <w:lang w:val="pt_PT" w:bidi="pt_PT"/>
+        </w:rPr>
+      </w:r>
+      <w:r>
+        <w:rPr>
+          <w:lang w:val="pt_PT" w:bidi="pt_PT"/>
+        </w:rPr>
+        <w:t>ק֚וּם</w:t>
       </w:r>
     </w:p>
     <w:p>
@@ -3903,6 +4169,20 @@
       </w:r>
       <w:r>
         <w:rPr>
+          <w:lang w:val="pt_PT" w:bidi="pt_PT"/>
+        </w:rPr>
+        <w:t>וְ⁠לֹ֥א נֹאבֵֽד</w:t>
+      </w:r>
+    </w:p>
+    <w:p>
+      <w:pPr/>
+      <w:r>
+        <w:rPr>
+          <w:lang w:val="pt_PT" w:bidi="pt_PT"/>
+        </w:rPr>
+      </w:r>
+      <w:r>
+        <w:rPr>
           <w:b/>
           <w:lang w:val="pt_PT" w:bidi="pt_PT"/>
         </w:rPr>
@@ -4204,6 +4484,20 @@
       </w:r>
       <w:r>
         <w:rPr>
+          <w:lang w:val="pt_PT" w:bidi="pt_PT"/>
+        </w:rPr>
+        <w:t>לְכוּ֙ וְ⁠נַפִּ֣ילָה גֽוֹרָל֔וֹת</w:t>
+      </w:r>
+    </w:p>
+    <w:p>
+      <w:pPr/>
+      <w:r>
+        <w:rPr>
+          <w:lang w:val="pt_PT" w:bidi="pt_PT"/>
+        </w:rPr>
+      </w:r>
+      <w:r>
+        <w:rPr>
           <w:b/>
           <w:lang w:val="pt_PT" w:bidi="pt_PT"/>
         </w:rPr>
@@ -4376,6 +4670,20 @@
       </w:r>
       <w:r>
         <w:rPr>
+          <w:lang w:val="pt_PT" w:bidi="pt_PT"/>
+        </w:rPr>
+        <w:t>וְ⁠נַפִּ֣ילָה גֽוֹרָל֔וֹת</w:t>
+      </w:r>
+    </w:p>
+    <w:p>
+      <w:pPr/>
+      <w:r>
+        <w:rPr>
+          <w:lang w:val="pt_PT" w:bidi="pt_PT"/>
+        </w:rPr>
+      </w:r>
+      <w:r>
+        <w:rPr>
           <w:b/>
           <w:lang w:val="pt_PT" w:bidi="pt_PT"/>
         </w:rPr>
@@ -4459,6 +4767,20 @@
       </w:r>
       <w:r>
         <w:rPr>
+          <w:lang w:val="pt_PT" w:bidi="pt_PT"/>
+        </w:rPr>
+        <w:t>וַ⁠יִּפֹּ֥ל הַ⁠גּוֹרָ֖ל עַל־יוֹנָֽה</w:t>
+      </w:r>
+    </w:p>
+    <w:p>
+      <w:pPr/>
+      <w:r>
+        <w:rPr>
+          <w:lang w:val="pt_PT" w:bidi="pt_PT"/>
+        </w:rPr>
+      </w:r>
+      <w:r>
+        <w:rPr>
           <w:b/>
           <w:lang w:val="pt_PT" w:bidi="pt_PT"/>
         </w:rPr>
@@ -4555,6 +4877,20 @@
       </w:r>
       <w:r>
         <w:rPr>
+          <w:lang w:val="pt_PT" w:bidi="pt_PT"/>
+        </w:rPr>
+        <w:t>וַ⁠יֹּאמְר֣וּ אֵלָ֔י⁠ו</w:t>
+      </w:r>
+    </w:p>
+    <w:p>
+      <w:pPr/>
+      <w:r>
+        <w:rPr>
+          <w:lang w:val="pt_PT" w:bidi="pt_PT"/>
+        </w:rPr>
+      </w:r>
+      <w:r>
+        <w:rPr>
           <w:b/>
           <w:lang w:val="pt_PT" w:bidi="pt_PT"/>
         </w:rPr>
@@ -4727,6 +5063,20 @@
       </w:r>
       <w:r>
         <w:rPr>
+          <w:lang w:val="pt_PT" w:bidi="pt_PT"/>
+        </w:rPr>
+        <w:t>יְהוָ֞ה &amp; אֲנִ֣י יָרֵ֔א</w:t>
+      </w:r>
+    </w:p>
+    <w:p>
+      <w:pPr/>
+      <w:r>
+        <w:rPr>
+          <w:lang w:val="pt_PT" w:bidi="pt_PT"/>
+        </w:rPr>
+      </w:r>
+      <w:r>
+        <w:rPr>
           <w:b/>
           <w:lang w:val="pt_PT" w:bidi="pt_PT"/>
         </w:rPr>
@@ -4823,6 +5173,20 @@
       </w:r>
       <w:r>
         <w:rPr>
+          <w:lang w:val="pt_PT" w:bidi="pt_PT"/>
+        </w:rPr>
+        <w:t>וַ⁠יִּֽירְא֤וּ הָֽ⁠אֲנָשִׁים֙ יִרְאָ֣ה גְדוֹלָ֔ה</w:t>
+      </w:r>
+    </w:p>
+    <w:p>
+      <w:pPr/>
+      <w:r>
+        <w:rPr>
+          <w:lang w:val="pt_PT" w:bidi="pt_PT"/>
+        </w:rPr>
+      </w:r>
+      <w:r>
+        <w:rPr>
           <w:b/>
           <w:lang w:val="pt_PT" w:bidi="pt_PT"/>
         </w:rPr>
@@ -4919,6 +5283,20 @@
       </w:r>
       <w:r>
         <w:rPr>
+          <w:lang w:val="pt_PT" w:bidi="pt_PT"/>
+        </w:rPr>
+        <w:t>מַה־זֹּ֣את עָשִׂ֑יתָ</w:t>
+      </w:r>
+    </w:p>
+    <w:p>
+      <w:pPr/>
+      <w:r>
+        <w:rPr>
+          <w:lang w:val="pt_PT" w:bidi="pt_PT"/>
+        </w:rPr>
+      </w:r>
+      <w:r>
+        <w:rPr>
           <w:b/>
           <w:lang w:val="pt_PT" w:bidi="pt_PT"/>
         </w:rPr>
@@ -5015,6 +5393,20 @@
       </w:r>
       <w:r>
         <w:rPr>
+          <w:lang w:val="pt_PT" w:bidi="pt_PT"/>
+        </w:rPr>
+        <w:t>מִ⁠לִּ⁠פְנֵ֤י יְהוָה֙</w:t>
+      </w:r>
+    </w:p>
+    <w:p>
+      <w:pPr/>
+      <w:r>
+        <w:rPr>
+          <w:lang w:val="pt_PT" w:bidi="pt_PT"/>
+        </w:rPr>
+      </w:r>
+      <w:r>
+        <w:rPr>
           <w:b/>
           <w:lang w:val="pt_PT" w:bidi="pt_PT"/>
         </w:rPr>
@@ -5111,6 +5503,20 @@
       </w:r>
       <w:r>
         <w:rPr>
+          <w:lang w:val="pt_PT" w:bidi="pt_PT"/>
+        </w:rPr>
+        <w:t>כִּ֥י הִגִּ֖יד לָ⁠הֶֽם</w:t>
+      </w:r>
+    </w:p>
+    <w:p>
+      <w:pPr/>
+      <w:r>
+        <w:rPr>
+          <w:lang w:val="pt_PT" w:bidi="pt_PT"/>
+        </w:rPr>
+      </w:r>
+      <w:r>
+        <w:rPr>
           <w:b/>
           <w:lang w:val="pt_PT" w:bidi="pt_PT"/>
         </w:rPr>
@@ -5316,6 +5722,20 @@
       </w:r>
       <w:r>
         <w:rPr>
+          <w:lang w:val="pt_PT" w:bidi="pt_PT"/>
+        </w:rPr>
+        <w:t>וַ⁠יֹּאמְר֤וּ אֵלָי⁠ו֙</w:t>
+      </w:r>
+    </w:p>
+    <w:p>
+      <w:pPr/>
+      <w:r>
+        <w:rPr>
+          <w:lang w:val="pt_PT" w:bidi="pt_PT"/>
+        </w:rPr>
+      </w:r>
+      <w:r>
+        <w:rPr>
           <w:b/>
           <w:lang w:val="pt_PT" w:bidi="pt_PT"/>
         </w:rPr>
@@ -5425,6 +5845,20 @@
       </w:r>
       <w:r>
         <w:rPr>
+          <w:lang w:val="pt_PT" w:bidi="pt_PT"/>
+        </w:rPr>
+        <w:t>וְ⁠יִשְׁתֹּ֥ק הַ⁠יָּ֖ם מֵֽ⁠עָלֵ֑י⁠נוּ</w:t>
+      </w:r>
+    </w:p>
+    <w:p>
+      <w:pPr/>
+      <w:r>
+        <w:rPr>
+          <w:lang w:val="pt_PT" w:bidi="pt_PT"/>
+        </w:rPr>
+      </w:r>
+      <w:r>
+        <w:rPr>
           <w:b/>
           <w:lang w:val="pt_PT" w:bidi="pt_PT"/>
         </w:rPr>
@@ -5523,6 +5957,20 @@
         <w:rPr>
           <w:lang w:val="pt_PT" w:bidi="pt_PT"/>
         </w:rPr>
+      </w:r>
+    </w:p>
+    <w:p>
+      <w:pPr/>
+      <w:r>
+        <w:rPr>
+          <w:lang w:val="pt_PT" w:bidi="pt_PT"/>
+        </w:rPr>
+      </w:r>
+      <w:r>
+        <w:rPr>
+          <w:lang w:val="pt_PT" w:bidi="pt_PT"/>
+        </w:rPr>
+        <w:t>הַ⁠יָּ֖ם הוֹלֵ֥ךְ וְ⁠סֹעֵֽר</w:t>
       </w:r>
     </w:p>
     <w:p>
@@ -5929,6 +6377,20 @@
       </w:r>
       <w:r>
         <w:rPr>
+          <w:lang w:val="pt_PT" w:bidi="pt_PT"/>
+        </w:rPr>
+        <w:t>וַ⁠יַּחְתְּר֣וּ הָ⁠אֲנָשִׁ֗ים</w:t>
+      </w:r>
+    </w:p>
+    <w:p>
+      <w:pPr/>
+      <w:r>
+        <w:rPr>
+          <w:lang w:val="pt_PT" w:bidi="pt_PT"/>
+        </w:rPr>
+      </w:r>
+      <w:r>
+        <w:rPr>
           <w:b/>
           <w:lang w:val="pt_PT" w:bidi="pt_PT"/>
         </w:rPr>
@@ -6113,6 +6575,20 @@
       </w:r>
       <w:r>
         <w:rPr>
+          <w:lang w:val="pt_PT" w:bidi="pt_PT"/>
+        </w:rPr>
+        <w:t>וַ⁠יִּקְרְא֨וּ</w:t>
+      </w:r>
+    </w:p>
+    <w:p>
+      <w:pPr/>
+      <w:r>
+        <w:rPr>
+          <w:lang w:val="pt_PT" w:bidi="pt_PT"/>
+        </w:rPr>
+      </w:r>
+      <w:r>
+        <w:rPr>
           <w:b/>
           <w:lang w:val="pt_PT" w:bidi="pt_PT"/>
         </w:rPr>
@@ -6285,6 +6761,20 @@
       </w:r>
       <w:r>
         <w:rPr>
+          <w:lang w:val="pt_PT" w:bidi="pt_PT"/>
+        </w:rPr>
+        <w:t>אָנָּ֤ה</w:t>
+      </w:r>
+    </w:p>
+    <w:p>
+      <w:pPr/>
+      <w:r>
+        <w:rPr>
+          <w:lang w:val="pt_PT" w:bidi="pt_PT"/>
+        </w:rPr>
+      </w:r>
+      <w:r>
+        <w:rPr>
           <w:b/>
           <w:lang w:val="pt_PT" w:bidi="pt_PT"/>
         </w:rPr>
@@ -6484,6 +6974,20 @@
       </w:r>
       <w:r>
         <w:rPr>
+          <w:lang w:val="pt_PT" w:bidi="pt_PT"/>
+        </w:rPr>
+        <w:t>וְ⁠אַל־תִּתֵּ֥ן עָלֵ֖י⁠נוּ דָּ֣ם נָקִ֑יא</w:t>
+      </w:r>
+    </w:p>
+    <w:p>
+      <w:pPr/>
+      <w:r>
+        <w:rPr>
+          <w:lang w:val="pt_PT" w:bidi="pt_PT"/>
+        </w:rPr>
+      </w:r>
+      <w:r>
+        <w:rPr>
           <w:b/>
           <w:lang w:val="pt_PT" w:bidi="pt_PT"/>
         </w:rPr>
@@ -6881,6 +7385,20 @@
       </w:r>
       <w:r>
         <w:rPr>
+          <w:lang w:val="pt_PT" w:bidi="pt_PT"/>
+        </w:rPr>
+        <w:t>וַ⁠יַּעֲמֹ֥ד הַ⁠יָּ֖ם מִ⁠זַּעְפּֽ⁠וֹ</w:t>
+      </w:r>
+    </w:p>
+    <w:p>
+      <w:pPr/>
+      <w:r>
+        <w:rPr>
+          <w:lang w:val="pt_PT" w:bidi="pt_PT"/>
+        </w:rPr>
+      </w:r>
+      <w:r>
+        <w:rPr>
           <w:b/>
           <w:lang w:val="pt_PT" w:bidi="pt_PT"/>
         </w:rPr>
@@ -6992,6 +7510,20 @@
         <w:rPr>
           <w:lang w:val="pt_PT" w:bidi="pt_PT"/>
         </w:rPr>
+      </w:r>
+    </w:p>
+    <w:p>
+      <w:pPr/>
+      <w:r>
+        <w:rPr>
+          <w:lang w:val="pt_PT" w:bidi="pt_PT"/>
+        </w:rPr>
+      </w:r>
+      <w:r>
+        <w:rPr>
+          <w:lang w:val="pt_PT" w:bidi="pt_PT"/>
+        </w:rPr>
+        <w:t>וַ⁠יִּֽירְא֧וּ הָ⁠אֲנָשִׁ֛ים יִרְאָ֥ה גְדוֹלָ֖ה אֶת־יְהוָ֑ה</w:t>
       </w:r>
     </w:p>
     <w:p>
@@ -7117,6 +7649,20 @@
       </w:r>
       <w:r>
         <w:rPr>
+          <w:lang w:val="pt_PT" w:bidi="pt_PT"/>
+        </w:rPr>
+        <w:t>וַ⁠יִּֽזְבְּחוּ־זֶ֨בַח֙ לַֽ⁠יהוָ֔ה וַֽ⁠יִּדְּר֖וּ נְדָרִֽים</w:t>
+      </w:r>
+    </w:p>
+    <w:p>
+      <w:pPr/>
+      <w:r>
+        <w:rPr>
+          <w:lang w:val="pt_PT" w:bidi="pt_PT"/>
+        </w:rPr>
+      </w:r>
+      <w:r>
+        <w:rPr>
           <w:b/>
           <w:lang w:val="pt_PT" w:bidi="pt_PT"/>
         </w:rPr>
@@ -7642,6 +8188,20 @@
       </w:r>
       <w:r>
         <w:rPr>
+          <w:lang w:val="pt_PT" w:bidi="pt_PT"/>
+        </w:rPr>
+        <w:t>יְהוָ֖ה אֱלֹהָ֑י⁠ו</w:t>
+      </w:r>
+    </w:p>
+    <w:p>
+      <w:pPr/>
+      <w:r>
+        <w:rPr>
+          <w:lang w:val="pt_PT" w:bidi="pt_PT"/>
+        </w:rPr>
+      </w:r>
+      <w:r>
+        <w:rPr>
           <w:b/>
           <w:lang w:val="pt_PT" w:bidi="pt_PT"/>
         </w:rPr>
@@ -8006,6 +8566,20 @@
       </w:r>
       <w:r>
         <w:rPr>
+          <w:lang w:val="pt_PT" w:bidi="pt_PT"/>
+        </w:rPr>
+        <w:t>וַֽ⁠יַּעֲנֵ֑⁠נִי</w:t>
+      </w:r>
+    </w:p>
+    <w:p>
+      <w:pPr/>
+      <w:r>
+        <w:rPr>
+          <w:lang w:val="pt_PT" w:bidi="pt_PT"/>
+        </w:rPr>
+      </w:r>
+      <w:r>
+        <w:rPr>
           <w:b/>
           <w:lang w:val="pt_PT" w:bidi="pt_PT"/>
         </w:rPr>
@@ -8089,6 +8663,20 @@
       </w:r>
       <w:r>
         <w:rPr>
+          <w:lang w:val="pt_PT" w:bidi="pt_PT"/>
+        </w:rPr>
+        <w:t>מִ⁠בֶּ֧טֶן שְׁא֛וֹל</w:t>
+      </w:r>
+    </w:p>
+    <w:p>
+      <w:pPr/>
+      <w:r>
+        <w:rPr>
+          <w:lang w:val="pt_PT" w:bidi="pt_PT"/>
+        </w:rPr>
+      </w:r>
+      <w:r>
+        <w:rPr>
           <w:b/>
           <w:lang w:val="pt_PT" w:bidi="pt_PT"/>
         </w:rPr>
@@ -8268,6 +8856,20 @@
       </w:r>
       <w:r>
         <w:rPr>
+          <w:lang w:val="pt_PT" w:bidi="pt_PT"/>
+        </w:rPr>
+        <w:t>שְׁא֛וֹל</w:t>
+      </w:r>
+    </w:p>
+    <w:p>
+      <w:pPr/>
+      <w:r>
+        <w:rPr>
+          <w:lang w:val="pt_PT" w:bidi="pt_PT"/>
+        </w:rPr>
+      </w:r>
+      <w:r>
+        <w:rPr>
           <w:b/>
           <w:lang w:val="pt_PT" w:bidi="pt_PT"/>
         </w:rPr>
@@ -8364,6 +8966,20 @@
       </w:r>
       <w:r>
         <w:rPr>
+          <w:lang w:val="pt_PT" w:bidi="pt_PT"/>
+        </w:rPr>
+        <w:t>שָׁמַ֥עְתָּ קוֹלִֽ⁠י</w:t>
+      </w:r>
+    </w:p>
+    <w:p>
+      <w:pPr/>
+      <w:r>
+        <w:rPr>
+          <w:lang w:val="pt_PT" w:bidi="pt_PT"/>
+        </w:rPr>
+      </w:r>
+      <w:r>
+        <w:rPr>
           <w:b/>
           <w:lang w:val="pt_PT" w:bidi="pt_PT"/>
         </w:rPr>
@@ -8460,6 +9076,20 @@
       </w:r>
       <w:r>
         <w:rPr>
+          <w:lang w:val="pt_PT" w:bidi="pt_PT"/>
+        </w:rPr>
+        <w:t>בִּ⁠לְבַ֣ב יַמִּ֔ים</w:t>
+      </w:r>
+    </w:p>
+    <w:p>
+      <w:pPr/>
+      <w:r>
+        <w:rPr>
+          <w:lang w:val="pt_PT" w:bidi="pt_PT"/>
+        </w:rPr>
+      </w:r>
+      <w:r>
+        <w:rPr>
           <w:b/>
           <w:lang w:val="pt_PT" w:bidi="pt_PT"/>
         </w:rPr>
@@ -8658,6 +9288,20 @@
       </w:r>
       <w:r>
         <w:rPr>
+          <w:lang w:val="pt_PT" w:bidi="pt_PT"/>
+        </w:rPr>
+        <w:t>יַמִּ֔ים</w:t>
+      </w:r>
+    </w:p>
+    <w:p>
+      <w:pPr/>
+      <w:r>
+        <w:rPr>
+          <w:lang w:val="pt_PT" w:bidi="pt_PT"/>
+        </w:rPr>
+      </w:r>
+      <w:r>
+        <w:rPr>
           <w:b/>
           <w:lang w:val="pt_PT" w:bidi="pt_PT"/>
         </w:rPr>
@@ -8767,6 +9411,20 @@
       </w:r>
       <w:r>
         <w:rPr>
+          <w:lang w:val="pt_PT" w:bidi="pt_PT"/>
+        </w:rPr>
+        <w:t>מִשְׁבָּרֶ֥י⁠ךָ וְ⁠גַלֶּ֖י⁠ךָ</w:t>
+      </w:r>
+    </w:p>
+    <w:p>
+      <w:pPr/>
+      <w:r>
+        <w:rPr>
+          <w:lang w:val="pt_PT" w:bidi="pt_PT"/>
+        </w:rPr>
+      </w:r>
+      <w:r>
+        <w:rPr>
           <w:b/>
           <w:lang w:val="pt_PT" w:bidi="pt_PT"/>
         </w:rPr>
@@ -8889,6 +9547,20 @@
       </w:r>
       <w:r>
         <w:rPr>
+          <w:lang w:val="pt_PT" w:bidi="pt_PT"/>
+        </w:rPr>
+        <w:t>מִשְׁבָּרֶ֥י⁠ךָ וְ⁠גַלֶּ֖י⁠ךָ</w:t>
+      </w:r>
+    </w:p>
+    <w:p>
+      <w:pPr/>
+      <w:r>
+        <w:rPr>
+          <w:lang w:val="pt_PT" w:bidi="pt_PT"/>
+        </w:rPr>
+      </w:r>
+      <w:r>
+        <w:rPr>
           <w:b/>
           <w:lang w:val="pt_PT" w:bidi="pt_PT"/>
         </w:rPr>
@@ -9024,6 +9696,20 @@
       </w:r>
       <w:r>
         <w:rPr>
+          <w:lang w:val="pt_PT" w:bidi="pt_PT"/>
+        </w:rPr>
+        <w:t>וַ⁠אֲנִ֣י</w:t>
+      </w:r>
+    </w:p>
+    <w:p>
+      <w:pPr/>
+      <w:r>
+        <w:rPr>
+          <w:lang w:val="pt_PT" w:bidi="pt_PT"/>
+        </w:rPr>
+      </w:r>
+      <w:r>
+        <w:rPr>
           <w:b/>
           <w:lang w:val="pt_PT" w:bidi="pt_PT"/>
         </w:rPr>
@@ -9114,6 +9800,20 @@
       </w:r>
       <w:r>
         <w:rPr>
+          <w:lang w:val="pt_PT" w:bidi="pt_PT"/>
+        </w:rPr>
+        <w:t>נִגְרַ֖שְׁתִּי</w:t>
+      </w:r>
+    </w:p>
+    <w:p>
+      <w:pPr/>
+      <w:r>
+        <w:rPr>
+          <w:lang w:val="pt_PT" w:bidi="pt_PT"/>
+        </w:rPr>
+      </w:r>
+      <w:r>
+        <w:rPr>
           <w:b/>
           <w:lang w:val="pt_PT" w:bidi="pt_PT"/>
         </w:rPr>
@@ -9197,6 +9897,20 @@
       </w:r>
       <w:r>
         <w:rPr>
+          <w:lang w:val="pt_PT" w:bidi="pt_PT"/>
+        </w:rPr>
+        <w:t>מִ⁠נֶּ֣גֶד עֵינֶ֑י⁠ךָ</w:t>
+      </w:r>
+    </w:p>
+    <w:p>
+      <w:pPr/>
+      <w:r>
+        <w:rPr>
+          <w:lang w:val="pt_PT" w:bidi="pt_PT"/>
+        </w:rPr>
+      </w:r>
+      <w:r>
+        <w:rPr>
           <w:b/>
           <w:lang w:val="pt_PT" w:bidi="pt_PT"/>
         </w:rPr>
@@ -9306,6 +10020,20 @@
       </w:r>
       <w:r>
         <w:rPr>
+          <w:lang w:val="pt_PT" w:bidi="pt_PT"/>
+        </w:rPr>
+        <w:t>אַ֚ךְ</w:t>
+      </w:r>
+    </w:p>
+    <w:p>
+      <w:pPr/>
+      <w:r>
+        <w:rPr>
+          <w:lang w:val="pt_PT" w:bidi="pt_PT"/>
+        </w:rPr>
+      </w:r>
+      <w:r>
+        <w:rPr>
           <w:b/>
           <w:lang w:val="pt_PT" w:bidi="pt_PT"/>
         </w:rPr>
@@ -9561,6 +10289,20 @@
       </w:r>
       <w:r>
         <w:rPr>
+          <w:lang w:val="pt_PT" w:bidi="pt_PT"/>
+        </w:rPr>
+        <w:t>עַד־נֶ֔פֶשׁ</w:t>
+      </w:r>
+    </w:p>
+    <w:p>
+      <w:pPr/>
+      <w:r>
+        <w:rPr>
+          <w:lang w:val="pt_PT" w:bidi="pt_PT"/>
+        </w:rPr>
+      </w:r>
+      <w:r>
+        <w:rPr>
           <w:b/>
           <w:lang w:val="pt_PT" w:bidi="pt_PT"/>
         </w:rPr>
@@ -9739,6 +10481,20 @@
       </w:r>
       <w:r>
         <w:rPr>
+          <w:lang w:val="pt_PT" w:bidi="pt_PT"/>
+        </w:rPr>
+        <w:t>ס֖וּף</w:t>
+      </w:r>
+    </w:p>
+    <w:p>
+      <w:pPr/>
+      <w:r>
+        <w:rPr>
+          <w:lang w:val="pt_PT" w:bidi="pt_PT"/>
+        </w:rPr>
+      </w:r>
+      <w:r>
+        <w:rPr>
           <w:b/>
           <w:lang w:val="pt_PT" w:bidi="pt_PT"/>
         </w:rPr>
@@ -9957,6 +10713,20 @@
       </w:r>
       <w:r>
         <w:rPr>
+          <w:lang w:val="pt_PT" w:bidi="pt_PT"/>
+        </w:rPr>
+        <w:t>וַ⁠תַּ֧עַל מִ⁠שַּׁ֛חַת חַיַּ֖⁠י</w:t>
+      </w:r>
+    </w:p>
+    <w:p>
+      <w:pPr/>
+      <w:r>
+        <w:rPr>
+          <w:lang w:val="pt_PT" w:bidi="pt_PT"/>
+        </w:rPr>
+      </w:r>
+      <w:r>
+        <w:rPr>
           <w:b/>
           <w:lang w:val="pt_PT" w:bidi="pt_PT"/>
         </w:rPr>
@@ -10066,6 +10836,20 @@
       </w:r>
       <w:r>
         <w:rPr>
+          <w:lang w:val="pt_PT" w:bidi="pt_PT"/>
+        </w:rPr>
+        <w:t>חַיַּ֖⁠י</w:t>
+      </w:r>
+    </w:p>
+    <w:p>
+      <w:pPr/>
+      <w:r>
+        <w:rPr>
+          <w:lang w:val="pt_PT" w:bidi="pt_PT"/>
+        </w:rPr>
+      </w:r>
+      <w:r>
+        <w:rPr>
           <w:b/>
           <w:lang w:val="pt_PT" w:bidi="pt_PT"/>
         </w:rPr>
@@ -10175,6 +10959,20 @@
       </w:r>
       <w:r>
         <w:rPr>
+          <w:lang w:val="pt_PT" w:bidi="pt_PT"/>
+        </w:rPr>
+        <w:t>יְהוָ֥ה אֱלֹהָֽ⁠י</w:t>
+      </w:r>
+    </w:p>
+    <w:p>
+      <w:pPr/>
+      <w:r>
+        <w:rPr>
+          <w:lang w:val="pt_PT" w:bidi="pt_PT"/>
+        </w:rPr>
+      </w:r>
+      <w:r>
+        <w:rPr>
           <w:b/>
           <w:lang w:val="pt_PT" w:bidi="pt_PT"/>
         </w:rPr>
@@ -10284,6 +11082,20 @@
       </w:r>
       <w:r>
         <w:rPr>
+          <w:lang w:val="pt_PT" w:bidi="pt_PT"/>
+        </w:rPr>
+        <w:t>אֱלֹהָֽ⁠י</w:t>
+      </w:r>
+    </w:p>
+    <w:p>
+      <w:pPr/>
+      <w:r>
+        <w:rPr>
+          <w:lang w:val="pt_PT" w:bidi="pt_PT"/>
+        </w:rPr>
+      </w:r>
+      <w:r>
+        <w:rPr>
           <w:b/>
           <w:lang w:val="pt_PT" w:bidi="pt_PT"/>
         </w:rPr>
@@ -10393,6 +11205,20 @@
       </w:r>
       <w:r>
         <w:rPr>
+          <w:lang w:val="pt_PT" w:bidi="pt_PT"/>
+        </w:rPr>
+        <w:t>בְּ⁠הִתְעַטֵּ֤ף עָלַ⁠י֙ נַפְשִׁ֔⁠י</w:t>
+      </w:r>
+    </w:p>
+    <w:p>
+      <w:pPr/>
+      <w:r>
+        <w:rPr>
+          <w:lang w:val="pt_PT" w:bidi="pt_PT"/>
+        </w:rPr>
+      </w:r>
+      <w:r>
+        <w:rPr>
           <w:b/>
           <w:lang w:val="pt_PT" w:bidi="pt_PT"/>
         </w:rPr>
@@ -10489,6 +11315,20 @@
       </w:r>
       <w:r>
         <w:rPr>
+          <w:lang w:val="pt_PT" w:bidi="pt_PT"/>
+        </w:rPr>
+        <w:t>אֶת־יְהוָ֖ה זָכָ֑רְתִּי</w:t>
+      </w:r>
+    </w:p>
+    <w:p>
+      <w:pPr/>
+      <w:r>
+        <w:rPr>
+          <w:lang w:val="pt_PT" w:bidi="pt_PT"/>
+        </w:rPr>
+      </w:r>
+      <w:r>
+        <w:rPr>
           <w:b/>
           <w:lang w:val="pt_PT" w:bidi="pt_PT"/>
         </w:rPr>
@@ -10681,6 +11521,20 @@
       </w:r>
       <w:r>
         <w:rPr>
+          <w:lang w:val="pt_PT" w:bidi="pt_PT"/>
+        </w:rPr>
+        <w:t>אֶת־יְהוָ֖ה זָכָ֑רְתִּי</w:t>
+      </w:r>
+    </w:p>
+    <w:p>
+      <w:pPr/>
+      <w:r>
+        <w:rPr>
+          <w:lang w:val="pt_PT" w:bidi="pt_PT"/>
+        </w:rPr>
+      </w:r>
+      <w:r>
+        <w:rPr>
           <w:b/>
           <w:lang w:val="pt_PT" w:bidi="pt_PT"/>
         </w:rPr>
@@ -10764,6 +11618,20 @@
       </w:r>
       <w:r>
         <w:rPr>
+          <w:lang w:val="pt_PT" w:bidi="pt_PT"/>
+        </w:rPr>
+        <w:t>מְשַׁמְּרִ֖ים הַבְלֵי־שָׁ֑וְא</w:t>
+      </w:r>
+    </w:p>
+    <w:p>
+      <w:pPr/>
+      <w:r>
+        <w:rPr>
+          <w:lang w:val="pt_PT" w:bidi="pt_PT"/>
+        </w:rPr>
+      </w:r>
+      <w:r>
+        <w:rPr>
           <w:b/>
           <w:lang w:val="pt_PT" w:bidi="pt_PT"/>
         </w:rPr>
@@ -10860,6 +11728,20 @@
       </w:r>
       <w:r>
         <w:rPr>
+          <w:lang w:val="pt_PT" w:bidi="pt_PT"/>
+        </w:rPr>
+        <w:t>חַסְדָּ֖⁠ם יַעֲזֹֽבוּ</w:t>
+      </w:r>
+    </w:p>
+    <w:p>
+      <w:pPr/>
+      <w:r>
+        <w:rPr>
+          <w:lang w:val="pt_PT" w:bidi="pt_PT"/>
+        </w:rPr>
+      </w:r>
+      <w:r>
+        <w:rPr>
           <w:b/>
           <w:lang w:val="pt_PT" w:bidi="pt_PT"/>
         </w:rPr>
@@ -10969,6 +11851,20 @@
       </w:r>
       <w:r>
         <w:rPr>
+          <w:lang w:val="pt_PT" w:bidi="pt_PT"/>
+        </w:rPr>
+        <w:t>וַ⁠אֲנִ֗י</w:t>
+      </w:r>
+    </w:p>
+    <w:p>
+      <w:pPr/>
+      <w:r>
+        <w:rPr>
+          <w:lang w:val="pt_PT" w:bidi="pt_PT"/>
+        </w:rPr>
+      </w:r>
+      <w:r>
+        <w:rPr>
           <w:b/>
           <w:lang w:val="pt_PT" w:bidi="pt_PT"/>
         </w:rPr>
@@ -11052,6 +11948,20 @@
       </w:r>
       <w:r>
         <w:rPr>
+          <w:lang w:val="pt_PT" w:bidi="pt_PT"/>
+        </w:rPr>
+        <w:t>בְּ⁠ק֤וֹל תּוֹדָה֙</w:t>
+      </w:r>
+    </w:p>
+    <w:p>
+      <w:pPr/>
+      <w:r>
+        <w:rPr>
+          <w:lang w:val="pt_PT" w:bidi="pt_PT"/>
+        </w:rPr>
+      </w:r>
+      <w:r>
+        <w:rPr>
           <w:b/>
           <w:lang w:val="pt_PT" w:bidi="pt_PT"/>
         </w:rPr>
@@ -11174,6 +12084,20 @@
       </w:r>
       <w:r>
         <w:rPr>
+          <w:lang w:val="pt_PT" w:bidi="pt_PT"/>
+        </w:rPr>
+        <w:t>יְשׁוּעָ֖תָ⁠ה לַ⁠יהוָֽה</w:t>
+      </w:r>
+    </w:p>
+    <w:p>
+      <w:pPr/>
+      <w:r>
+        <w:rPr>
+          <w:lang w:val="pt_PT" w:bidi="pt_PT"/>
+        </w:rPr>
+      </w:r>
+      <w:r>
+        <w:rPr>
           <w:b/>
           <w:lang w:val="pt_PT" w:bidi="pt_PT"/>
         </w:rPr>
@@ -11270,6 +12194,20 @@
       </w:r>
       <w:r>
         <w:rPr>
+          <w:lang w:val="pt_PT" w:bidi="pt_PT"/>
+        </w:rPr>
+        <w:t>יְשׁוּעָ֖תָ⁠ה לַ⁠יהוָֽה</w:t>
+      </w:r>
+    </w:p>
+    <w:p>
+      <w:pPr/>
+      <w:r>
+        <w:rPr>
+          <w:lang w:val="pt_PT" w:bidi="pt_PT"/>
+        </w:rPr>
+      </w:r>
+      <w:r>
+        <w:rPr>
           <w:b/>
           <w:lang w:val="pt_PT" w:bidi="pt_PT"/>
         </w:rPr>
@@ -11355,6 +12293,20 @@
         <w:rPr>
           <w:lang w:val="pt_PT" w:bidi="pt_PT"/>
         </w:rPr>
+      </w:r>
+    </w:p>
+    <w:p>
+      <w:pPr/>
+      <w:r>
+        <w:rPr>
+          <w:lang w:val="pt_PT" w:bidi="pt_PT"/>
+        </w:rPr>
+      </w:r>
+      <w:r>
+        <w:rPr>
+          <w:lang w:val="pt_PT" w:bidi="pt_PT"/>
+        </w:rPr>
+        <w:t>יְשׁוּעָ֖תָ⁠ה לַ⁠יהוָֽה</w:t>
       </w:r>
     </w:p>
     <w:p>
@@ -11467,6 +12419,20 @@
       </w:r>
       <w:r>
         <w:rPr>
+          <w:lang w:val="pt_PT" w:bidi="pt_PT"/>
+        </w:rPr>
+        <w:t>אֶל־הַ⁠יַּבָּשָֽׁה</w:t>
+      </w:r>
+    </w:p>
+    <w:p>
+      <w:pPr/>
+      <w:r>
+        <w:rPr>
+          <w:lang w:val="pt_PT" w:bidi="pt_PT"/>
+        </w:rPr>
+      </w:r>
+      <w:r>
+        <w:rPr>
           <w:b/>
           <w:lang w:val="pt_PT" w:bidi="pt_PT"/>
         </w:rPr>
@@ -11589,6 +12555,20 @@
       </w:r>
       <w:r>
         <w:rPr>
+          <w:lang w:val="pt_PT" w:bidi="pt_PT"/>
+        </w:rPr>
+        <w:t>וַ⁠יֹּ֥אמֶר יְהוָ֖ה לַ⁠דָּ֑ג</w:t>
+      </w:r>
+    </w:p>
+    <w:p>
+      <w:pPr/>
+      <w:r>
+        <w:rPr>
+          <w:lang w:val="pt_PT" w:bidi="pt_PT"/>
+        </w:rPr>
+      </w:r>
+      <w:r>
+        <w:rPr>
           <w:b/>
           <w:lang w:val="pt_PT" w:bidi="pt_PT"/>
         </w:rPr>
@@ -11687,6 +12667,20 @@
         <w:rPr>
           <w:lang w:val="pt_PT" w:bidi="pt_PT"/>
         </w:rPr>
+      </w:r>
+    </w:p>
+    <w:p>
+      <w:pPr/>
+      <w:r>
+        <w:rPr>
+          <w:lang w:val="pt_PT" w:bidi="pt_PT"/>
+        </w:rPr>
+      </w:r>
+      <w:r>
+        <w:rPr>
+          <w:lang w:val="pt_PT" w:bidi="pt_PT"/>
+        </w:rPr>
+        <w:t>וַ⁠יֹּ֥אמֶר יְהוָ֖ה לַ⁠דָּ֑ג</w:t>
       </w:r>
     </w:p>
     <w:p>
@@ -12229,6 +13223,20 @@
       </w:r>
       <w:r>
         <w:rPr>
+          <w:lang w:val="pt_PT" w:bidi="pt_PT"/>
+        </w:rPr>
+        <w:t>הָ⁠עִ֣יר הַ⁠גְּדוֹלָ֑ה</w:t>
+      </w:r>
+    </w:p>
+    <w:p>
+      <w:pPr/>
+      <w:r>
+        <w:rPr>
+          <w:lang w:val="pt_PT" w:bidi="pt_PT"/>
+        </w:rPr>
+      </w:r>
+      <w:r>
+        <w:rPr>
           <w:b/>
           <w:lang w:val="pt_PT" w:bidi="pt_PT"/>
         </w:rPr>
@@ -12343,6 +13351,20 @@
       </w:r>
       <w:r>
         <w:rPr>
+          <w:lang w:val="pt_PT" w:bidi="pt_PT"/>
+        </w:rPr>
+        <w:t>ק֛וּם</w:t>
+      </w:r>
+    </w:p>
+    <w:p>
+      <w:pPr/>
+      <w:r>
+        <w:rPr>
+          <w:lang w:val="pt_PT" w:bidi="pt_PT"/>
+        </w:rPr>
+      </w:r>
+      <w:r>
+        <w:rPr>
           <w:b/>
           <w:lang w:val="pt_PT" w:bidi="pt_PT"/>
         </w:rPr>
@@ -12578,6 +13600,20 @@
       </w:r>
       <w:r>
         <w:rPr>
+          <w:lang w:val="pt_PT" w:bidi="pt_PT"/>
+        </w:rPr>
+        <w:t>וַ⁠יָּ֣קָם יוֹנָ֗ה וַ⁠יֵּ֛לֶךְ אֶל־נִֽינְוֶ֖ה כִּ⁠דְבַ֣ר יְהוָ֑ה</w:t>
+      </w:r>
+    </w:p>
+    <w:p>
+      <w:pPr/>
+      <w:r>
+        <w:rPr>
+          <w:lang w:val="pt_PT" w:bidi="pt_PT"/>
+        </w:rPr>
+      </w:r>
+      <w:r>
+        <w:rPr>
           <w:b/>
           <w:lang w:val="pt_PT" w:bidi="pt_PT"/>
         </w:rPr>
@@ -12692,6 +13728,20 @@
       </w:r>
       <w:r>
         <w:rPr>
+          <w:lang w:val="pt_PT" w:bidi="pt_PT"/>
+        </w:rPr>
+        <w:t>כִּ⁠דְבַ֣ר יְהוָ֑ה</w:t>
+      </w:r>
+    </w:p>
+    <w:p>
+      <w:pPr/>
+      <w:r>
+        <w:rPr>
+          <w:lang w:val="pt_PT" w:bidi="pt_PT"/>
+        </w:rPr>
+      </w:r>
+      <w:r>
+        <w:rPr>
           <w:b/>
           <w:lang w:val="pt_PT" w:bidi="pt_PT"/>
         </w:rPr>
@@ -12910,6 +13960,20 @@
       </w:r>
       <w:r>
         <w:rPr>
+          <w:lang w:val="pt_PT" w:bidi="pt_PT"/>
+        </w:rPr>
+        <w:t>עִיר־גְּדוֹלָה֙ לֵֽ⁠אלֹהִ֔ים</w:t>
+      </w:r>
+    </w:p>
+    <w:p>
+      <w:pPr/>
+      <w:r>
+        <w:rPr>
+          <w:lang w:val="pt_PT" w:bidi="pt_PT"/>
+        </w:rPr>
+      </w:r>
+      <w:r>
+        <w:rPr>
           <w:b/>
           <w:lang w:val="pt_PT" w:bidi="pt_PT"/>
         </w:rPr>
@@ -13032,6 +14096,20 @@
       </w:r>
       <w:r>
         <w:rPr>
+          <w:lang w:val="pt_PT" w:bidi="pt_PT"/>
+        </w:rPr>
+        <w:t>מַהֲלַ֖ךְ שְׁלֹ֥שֶׁת יָמִֽים</w:t>
+      </w:r>
+    </w:p>
+    <w:p>
+      <w:pPr/>
+      <w:r>
+        <w:rPr>
+          <w:lang w:val="pt_PT" w:bidi="pt_PT"/>
+        </w:rPr>
+      </w:r>
+      <w:r>
+        <w:rPr>
           <w:b/>
           <w:lang w:val="pt_PT" w:bidi="pt_PT"/>
         </w:rPr>
@@ -13224,6 +14302,20 @@
       </w:r>
       <w:r>
         <w:rPr>
+          <w:lang w:val="pt_PT" w:bidi="pt_PT"/>
+        </w:rPr>
+        <w:t>וַ⁠יִּקְרָא֙ וַ⁠יֹּאמַ֔ר</w:t>
+      </w:r>
+    </w:p>
+    <w:p>
+      <w:pPr/>
+      <w:r>
+        <w:rPr>
+          <w:lang w:val="pt_PT" w:bidi="pt_PT"/>
+        </w:rPr>
+      </w:r>
+      <w:r>
+        <w:rPr>
           <w:b/>
           <w:lang w:val="pt_PT" w:bidi="pt_PT"/>
         </w:rPr>
@@ -13396,6 +14488,20 @@
       </w:r>
       <w:r>
         <w:rPr>
+          <w:lang w:val="pt_PT" w:bidi="pt_PT"/>
+        </w:rPr>
+        <w:t>וְ⁠נִֽינְוֵ֖ה נֶהְפָּֽכֶת</w:t>
+      </w:r>
+    </w:p>
+    <w:p>
+      <w:pPr/>
+      <w:r>
+        <w:rPr>
+          <w:lang w:val="pt_PT" w:bidi="pt_PT"/>
+        </w:rPr>
+      </w:r>
+      <w:r>
+        <w:rPr>
           <w:b/>
           <w:lang w:val="pt_PT" w:bidi="pt_PT"/>
         </w:rPr>
@@ -13479,6 +14585,20 @@
       </w:r>
       <w:r>
         <w:rPr>
+          <w:lang w:val="pt_PT" w:bidi="pt_PT"/>
+        </w:rPr>
+        <w:t>וַ⁠יִּקְרְאוּ־צוֹם֙ וַ⁠יִּלְבְּשׁ֣וּ שַׂקִּ֔ים</w:t>
+      </w:r>
+    </w:p>
+    <w:p>
+      <w:pPr/>
+      <w:r>
+        <w:rPr>
+          <w:lang w:val="pt_PT" w:bidi="pt_PT"/>
+        </w:rPr>
+      </w:r>
+      <w:r>
+        <w:rPr>
           <w:b/>
           <w:lang w:val="pt_PT" w:bidi="pt_PT"/>
         </w:rPr>
@@ -13562,6 +14682,20 @@
       </w:r>
       <w:r>
         <w:rPr>
+          <w:lang w:val="pt_PT" w:bidi="pt_PT"/>
+        </w:rPr>
+        <w:t>אַנְשֵׁ֥י נִֽינְוֵ֖ה</w:t>
+      </w:r>
+    </w:p>
+    <w:p>
+      <w:pPr/>
+      <w:r>
+        <w:rPr>
+          <w:lang w:val="pt_PT" w:bidi="pt_PT"/>
+        </w:rPr>
+      </w:r>
+      <w:r>
+        <w:rPr>
           <w:b/>
           <w:lang w:val="pt_PT" w:bidi="pt_PT"/>
         </w:rPr>
@@ -13747,6 +14881,20 @@
       </w:r>
       <w:r>
         <w:rPr>
+          <w:lang w:val="pt_PT" w:bidi="pt_PT"/>
+        </w:rPr>
+        <w:t>הַ⁠דָּבָר֙</w:t>
+      </w:r>
+    </w:p>
+    <w:p>
+      <w:pPr/>
+      <w:r>
+        <w:rPr>
+          <w:lang w:val="pt_PT" w:bidi="pt_PT"/>
+        </w:rPr>
+      </w:r>
+      <w:r>
+        <w:rPr>
           <w:b/>
           <w:lang w:val="pt_PT" w:bidi="pt_PT"/>
         </w:rPr>
@@ -13952,6 +15100,20 @@
       </w:r>
       <w:r>
         <w:rPr>
+          <w:lang w:val="pt_PT" w:bidi="pt_PT"/>
+        </w:rPr>
+        <w:t>מִ⁠כִּסְא֔⁠וֹ</w:t>
+      </w:r>
+    </w:p>
+    <w:p>
+      <w:pPr/>
+      <w:r>
+        <w:rPr>
+          <w:lang w:val="pt_PT" w:bidi="pt_PT"/>
+        </w:rPr>
+      </w:r>
+      <w:r>
+        <w:rPr>
           <w:b/>
           <w:lang w:val="pt_PT" w:bidi="pt_PT"/>
         </w:rPr>
@@ -14157,6 +15319,20 @@
       </w:r>
       <w:r>
         <w:rPr>
+          <w:lang w:val="pt_PT" w:bidi="pt_PT"/>
+        </w:rPr>
+        <w:t>וַ⁠יַּזְעֵ֗ק וַ⁠יֹּ֨אמֶר֙</w:t>
+      </w:r>
+    </w:p>
+    <w:p>
+      <w:pPr/>
+      <w:r>
+        <w:rPr>
+          <w:lang w:val="pt_PT" w:bidi="pt_PT"/>
+        </w:rPr>
+      </w:r>
+      <w:r>
+        <w:rPr>
           <w:b/>
           <w:lang w:val="pt_PT" w:bidi="pt_PT"/>
         </w:rPr>
@@ -14342,6 +15518,20 @@
       </w:r>
       <w:r>
         <w:rPr>
+          <w:lang w:val="pt_PT" w:bidi="pt_PT"/>
+        </w:rPr>
+        <w:t>וַ⁠יַּזְעֵ֗ק וַ⁠יֹּ֨אמֶר֙</w:t>
+      </w:r>
+    </w:p>
+    <w:p>
+      <w:pPr/>
+      <w:r>
+        <w:rPr>
+          <w:lang w:val="pt_PT" w:bidi="pt_PT"/>
+        </w:rPr>
+      </w:r>
+      <w:r>
+        <w:rPr>
           <w:b/>
           <w:lang w:val="pt_PT" w:bidi="pt_PT"/>
         </w:rPr>
@@ -14425,6 +15615,20 @@
       </w:r>
       <w:r>
         <w:rPr>
+          <w:lang w:val="pt_PT" w:bidi="pt_PT"/>
+        </w:rPr>
+        <w:t>וּ⁠גְדֹלָ֖י⁠ו</w:t>
+      </w:r>
+    </w:p>
+    <w:p>
+      <w:pPr/>
+      <w:r>
+        <w:rPr>
+          <w:lang w:val="pt_PT" w:bidi="pt_PT"/>
+        </w:rPr>
+      </w:r>
+      <w:r>
+        <w:rPr>
           <w:b/>
           <w:lang w:val="pt_PT" w:bidi="pt_PT"/>
         </w:rPr>
@@ -14534,6 +15738,20 @@
       </w:r>
       <w:r>
         <w:rPr>
+          <w:lang w:val="pt_PT" w:bidi="pt_PT"/>
+        </w:rPr>
+        <w:t>הַ⁠בָּקָ֣ר וְ⁠הַ⁠צֹּ֗אן</w:t>
+      </w:r>
+    </w:p>
+    <w:p>
+      <w:pPr/>
+      <w:r>
+        <w:rPr>
+          <w:lang w:val="pt_PT" w:bidi="pt_PT"/>
+        </w:rPr>
+      </w:r>
+      <w:r>
+        <w:rPr>
           <w:b/>
           <w:lang w:val="pt_PT" w:bidi="pt_PT"/>
         </w:rPr>
@@ -14656,6 +15874,20 @@
       </w:r>
       <w:r>
         <w:rPr>
+          <w:lang w:val="pt_PT" w:bidi="pt_PT"/>
+        </w:rPr>
+        <w:t>וְ⁠הַ⁠בְּהֵמָ֔ה</w:t>
+      </w:r>
+    </w:p>
+    <w:p>
+      <w:pPr/>
+      <w:r>
+        <w:rPr>
+          <w:lang w:val="pt_PT" w:bidi="pt_PT"/>
+        </w:rPr>
+      </w:r>
+      <w:r>
+        <w:rPr>
           <w:b/>
           <w:lang w:val="pt_PT" w:bidi="pt_PT"/>
         </w:rPr>
@@ -14752,6 +15984,20 @@
       </w:r>
       <w:r>
         <w:rPr>
+          <w:lang w:val="pt_PT" w:bidi="pt_PT"/>
+        </w:rPr>
+        <w:t>וְ⁠יִקְרְא֥וּ אֶל־אֱלֹהִ֖ים בְּ⁠חָזְקָ֑ה</w:t>
+      </w:r>
+    </w:p>
+    <w:p>
+      <w:pPr/>
+      <w:r>
+        <w:rPr>
+          <w:lang w:val="pt_PT" w:bidi="pt_PT"/>
+        </w:rPr>
+      </w:r>
+      <w:r>
+        <w:rPr>
           <w:b/>
           <w:lang w:val="pt_PT" w:bidi="pt_PT"/>
         </w:rPr>
@@ -14848,6 +16094,20 @@
       </w:r>
       <w:r>
         <w:rPr>
+          <w:lang w:val="pt_PT" w:bidi="pt_PT"/>
+        </w:rPr>
+        <w:t>הֶ⁠חָמָ֖ס אֲשֶׁ֥ר בְּ⁠כַפֵּי⁠הֶֽם</w:t>
+      </w:r>
+    </w:p>
+    <w:p>
+      <w:pPr/>
+      <w:r>
+        <w:rPr>
+          <w:lang w:val="pt_PT" w:bidi="pt_PT"/>
+        </w:rPr>
+      </w:r>
+      <w:r>
+        <w:rPr>
           <w:b/>
           <w:lang w:val="pt_PT" w:bidi="pt_PT"/>
         </w:rPr>
@@ -14957,6 +16217,20 @@
       </w:r>
       <w:r>
         <w:rPr>
+          <w:lang w:val="pt_PT" w:bidi="pt_PT"/>
+        </w:rPr>
+        <w:t>וְ⁠יִקְרְא֥וּ</w:t>
+      </w:r>
+    </w:p>
+    <w:p>
+      <w:pPr/>
+      <w:r>
+        <w:rPr>
+          <w:lang w:val="pt_PT" w:bidi="pt_PT"/>
+        </w:rPr>
+      </w:r>
+      <w:r>
+        <w:rPr>
           <w:b/>
           <w:lang w:val="pt_PT" w:bidi="pt_PT"/>
         </w:rPr>
@@ -15066,6 +16340,20 @@
       </w:r>
       <w:r>
         <w:rPr>
+          <w:lang w:val="pt_PT" w:bidi="pt_PT"/>
+        </w:rPr>
+        <w:t>מִֽי־יוֹדֵ֣עַ</w:t>
+      </w:r>
+    </w:p>
+    <w:p>
+      <w:pPr/>
+      <w:r>
+        <w:rPr>
+          <w:lang w:val="pt_PT" w:bidi="pt_PT"/>
+        </w:rPr>
+      </w:r>
+      <w:r>
+        <w:rPr>
           <w:b/>
           <w:lang w:val="pt_PT" w:bidi="pt_PT"/>
         </w:rPr>
@@ -15162,6 +16450,20 @@
       </w:r>
       <w:r>
         <w:rPr>
+          <w:lang w:val="pt_PT" w:bidi="pt_PT"/>
+        </w:rPr>
+        <w:t>יָשׁ֔וּב וְ⁠נִחַ֖ם הָ⁠אֱלֹהִ֑ים</w:t>
+      </w:r>
+    </w:p>
+    <w:p>
+      <w:pPr/>
+      <w:r>
+        <w:rPr>
+          <w:lang w:val="pt_PT" w:bidi="pt_PT"/>
+        </w:rPr>
+      </w:r>
+      <w:r>
+        <w:rPr>
           <w:b/>
           <w:lang w:val="pt_PT" w:bidi="pt_PT"/>
         </w:rPr>
@@ -15258,6 +16560,20 @@
       </w:r>
       <w:r>
         <w:rPr>
+          <w:lang w:val="pt_PT" w:bidi="pt_PT"/>
+        </w:rPr>
+        <w:t>מֵ⁠חֲר֥וֹן אַפּ֖⁠וֹ</w:t>
+      </w:r>
+    </w:p>
+    <w:p>
+      <w:pPr/>
+      <w:r>
+        <w:rPr>
+          <w:lang w:val="pt_PT" w:bidi="pt_PT"/>
+        </w:rPr>
+      </w:r>
+      <w:r>
+        <w:rPr>
           <w:b/>
           <w:lang w:val="pt_PT" w:bidi="pt_PT"/>
         </w:rPr>
@@ -15354,6 +16670,20 @@
       </w:r>
       <w:r>
         <w:rPr>
+          <w:lang w:val="pt_PT" w:bidi="pt_PT"/>
+        </w:rPr>
+        <w:t>וְ⁠לֹ֥א נֹאבֵֽד</w:t>
+      </w:r>
+    </w:p>
+    <w:p>
+      <w:pPr/>
+      <w:r>
+        <w:rPr>
+          <w:lang w:val="pt_PT" w:bidi="pt_PT"/>
+        </w:rPr>
+      </w:r>
+      <w:r>
+        <w:rPr>
           <w:b/>
           <w:lang w:val="pt_PT" w:bidi="pt_PT"/>
         </w:rPr>
@@ -15526,6 +16856,20 @@
       </w:r>
       <w:r>
         <w:rPr>
+          <w:lang w:val="pt_PT" w:bidi="pt_PT"/>
+        </w:rPr>
+        <w:t>שָׁ֖בוּ מִ⁠דַּרְכָּ֣⁠ם הָ⁠רָעָ֑ה</w:t>
+      </w:r>
+    </w:p>
+    <w:p>
+      <w:pPr/>
+      <w:r>
+        <w:rPr>
+          <w:lang w:val="pt_PT" w:bidi="pt_PT"/>
+        </w:rPr>
+      </w:r>
+      <w:r>
+        <w:rPr>
           <w:b/>
           <w:lang w:val="pt_PT" w:bidi="pt_PT"/>
         </w:rPr>
@@ -15661,6 +17005,20 @@
       </w:r>
       <w:r>
         <w:rPr>
+          <w:lang w:val="pt_PT" w:bidi="pt_PT"/>
+        </w:rPr>
+        <w:t>עַל־הָ⁠רָעָ֛ה</w:t>
+      </w:r>
+    </w:p>
+    <w:p>
+      <w:pPr/>
+      <w:r>
+        <w:rPr>
+          <w:lang w:val="pt_PT" w:bidi="pt_PT"/>
+        </w:rPr>
+      </w:r>
+      <w:r>
+        <w:rPr>
           <w:b/>
           <w:lang w:val="pt_PT" w:bidi="pt_PT"/>
         </w:rPr>
@@ -15757,6 +17115,20 @@
       </w:r>
       <w:r>
         <w:rPr>
+          <w:lang w:val="pt_PT" w:bidi="pt_PT"/>
+        </w:rPr>
+        <w:t>וְ⁠לֹ֥א עָשָֽׂה</w:t>
+      </w:r>
+    </w:p>
+    <w:p>
+      <w:pPr/>
+      <w:r>
+        <w:rPr>
+          <w:lang w:val="pt_PT" w:bidi="pt_PT"/>
+        </w:rPr>
+      </w:r>
+      <w:r>
+        <w:rPr>
           <w:b/>
           <w:lang w:val="pt_PT" w:bidi="pt_PT"/>
         </w:rPr>
@@ -15842,6 +17214,20 @@
         <w:rPr>
           <w:lang w:val="pt_PT" w:bidi="pt_PT"/>
         </w:rPr>
+      </w:r>
+    </w:p>
+    <w:p>
+      <w:pPr/>
+      <w:r>
+        <w:rPr>
+          <w:lang w:val="pt_PT" w:bidi="pt_PT"/>
+        </w:rPr>
+      </w:r>
+      <w:r>
+        <w:rPr>
+          <w:lang w:val="pt_PT" w:bidi="pt_PT"/>
+        </w:rPr>
+        <w:t>הָ⁠רָעָ֛ה</w:t>
       </w:r>
     </w:p>
     <w:p>
@@ -16368,6 +17754,20 @@
       </w:r>
       <w:r>
         <w:rPr>
+          <w:lang w:val="pt_PT" w:bidi="pt_PT"/>
+        </w:rPr>
+        <w:t>וַ⁠יֵּ֥רַע אֶל־יוֹנָ֖ה</w:t>
+      </w:r>
+    </w:p>
+    <w:p>
+      <w:pPr/>
+      <w:r>
+        <w:rPr>
+          <w:lang w:val="pt_PT" w:bidi="pt_PT"/>
+        </w:rPr>
+      </w:r>
+      <w:r>
+        <w:rPr>
           <w:b/>
           <w:lang w:val="pt_PT" w:bidi="pt_PT"/>
         </w:rPr>
@@ -16451,6 +17851,20 @@
       </w:r>
       <w:r>
         <w:rPr>
+          <w:lang w:val="pt_PT" w:bidi="pt_PT"/>
+        </w:rPr>
+        <w:t>וַ⁠יִּ֖חַר לֽ⁠וֹ</w:t>
+      </w:r>
+    </w:p>
+    <w:p>
+      <w:pPr/>
+      <w:r>
+        <w:rPr>
+          <w:lang w:val="pt_PT" w:bidi="pt_PT"/>
+        </w:rPr>
+      </w:r>
+      <w:r>
+        <w:rPr>
           <w:b/>
           <w:lang w:val="pt_PT" w:bidi="pt_PT"/>
         </w:rPr>
@@ -16560,6 +17974,20 @@
       </w:r>
       <w:r>
         <w:rPr>
+          <w:lang w:val="pt_PT" w:bidi="pt_PT"/>
+        </w:rPr>
+        <w:t>וַ⁠יֵּ֥רַע</w:t>
+      </w:r>
+    </w:p>
+    <w:p>
+      <w:pPr/>
+      <w:r>
+        <w:rPr>
+          <w:lang w:val="pt_PT" w:bidi="pt_PT"/>
+        </w:rPr>
+      </w:r>
+      <w:r>
+        <w:rPr>
           <w:b/>
           <w:lang w:val="pt_PT" w:bidi="pt_PT"/>
         </w:rPr>
@@ -16656,6 +18084,20 @@
       </w:r>
       <w:r>
         <w:rPr>
+          <w:lang w:val="pt_PT" w:bidi="pt_PT"/>
+        </w:rPr>
+        <w:t>וַ⁠יֵּ֥רַע אֶל־יוֹנָ֖ה רָעָ֣ה גְדוֹלָ֑ה</w:t>
+      </w:r>
+    </w:p>
+    <w:p>
+      <w:pPr/>
+      <w:r>
+        <w:rPr>
+          <w:lang w:val="pt_PT" w:bidi="pt_PT"/>
+        </w:rPr>
+      </w:r>
+      <w:r>
+        <w:rPr>
           <w:b/>
           <w:lang w:val="pt_PT" w:bidi="pt_PT"/>
         </w:rPr>
@@ -16752,6 +18194,20 @@
       </w:r>
       <w:r>
         <w:rPr>
+          <w:lang w:val="pt_PT" w:bidi="pt_PT"/>
+        </w:rPr>
+        <w:t>אָנָּ֤ה</w:t>
+      </w:r>
+    </w:p>
+    <w:p>
+      <w:pPr/>
+      <w:r>
+        <w:rPr>
+          <w:lang w:val="pt_PT" w:bidi="pt_PT"/>
+        </w:rPr>
+      </w:r>
+      <w:r>
+        <w:rPr>
           <w:b/>
           <w:lang w:val="pt_PT" w:bidi="pt_PT"/>
         </w:rPr>
@@ -17001,6 +18457,20 @@
       </w:r>
       <w:r>
         <w:rPr>
+          <w:lang w:val="pt_PT" w:bidi="pt_PT"/>
+        </w:rPr>
+        <w:t>אֶ֤רֶךְ אַפַּ֨יִם֙</w:t>
+      </w:r>
+    </w:p>
+    <w:p>
+      <w:pPr/>
+      <w:r>
+        <w:rPr>
+          <w:lang w:val="pt_PT" w:bidi="pt_PT"/>
+        </w:rPr>
+      </w:r>
+      <w:r>
+        <w:rPr>
           <w:b/>
           <w:lang w:val="pt_PT" w:bidi="pt_PT"/>
         </w:rPr>
@@ -17162,6 +18632,20 @@
         <w:rPr>
           <w:lang w:val="pt_PT" w:bidi="pt_PT"/>
         </w:rPr>
+      </w:r>
+    </w:p>
+    <w:p>
+      <w:pPr/>
+      <w:r>
+        <w:rPr>
+          <w:lang w:val="pt_PT" w:bidi="pt_PT"/>
+        </w:rPr>
+      </w:r>
+      <w:r>
+        <w:rPr>
+          <w:lang w:val="pt_PT" w:bidi="pt_PT"/>
+        </w:rPr>
+        <w:t>וְ⁠נִחָ֖ם עַל־הָ⁠רָעָֽה</w:t>
       </w:r>
     </w:p>
     <w:p>
@@ -17300,6 +18784,20 @@
       </w:r>
       <w:r>
         <w:rPr>
+          <w:lang w:val="pt_PT" w:bidi="pt_PT"/>
+        </w:rPr>
+        <w:t>קַח־נָ֥א אֶת־נַפְשִׁ֖⁠י מִמֶּ֑⁠נִּי</w:t>
+      </w:r>
+    </w:p>
+    <w:p>
+      <w:pPr/>
+      <w:r>
+        <w:rPr>
+          <w:lang w:val="pt_PT" w:bidi="pt_PT"/>
+        </w:rPr>
+      </w:r>
+      <w:r>
+        <w:rPr>
           <w:b/>
           <w:lang w:val="pt_PT" w:bidi="pt_PT"/>
         </w:rPr>
@@ -17383,6 +18881,20 @@
       </w:r>
       <w:r>
         <w:rPr>
+          <w:lang w:val="pt_PT" w:bidi="pt_PT"/>
+        </w:rPr>
+        <w:t>כִּ֛י ט֥וֹב מוֹתִ֖⁠י מֵ⁠חַיָּֽ⁠י</w:t>
+      </w:r>
+    </w:p>
+    <w:p>
+      <w:pPr/>
+      <w:r>
+        <w:rPr>
+          <w:lang w:val="pt_PT" w:bidi="pt_PT"/>
+        </w:rPr>
+      </w:r>
+      <w:r>
+        <w:rPr>
           <w:b/>
           <w:lang w:val="pt_PT" w:bidi="pt_PT"/>
         </w:rPr>
@@ -17494,6 +19006,20 @@
         <w:rPr>
           <w:lang w:val="pt_PT" w:bidi="pt_PT"/>
         </w:rPr>
+      </w:r>
+    </w:p>
+    <w:p>
+      <w:pPr/>
+      <w:r>
+        <w:rPr>
+          <w:lang w:val="pt_PT" w:bidi="pt_PT"/>
+        </w:rPr>
+      </w:r>
+      <w:r>
+        <w:rPr>
+          <w:lang w:val="pt_PT" w:bidi="pt_PT"/>
+        </w:rPr>
+        <w:t>הַ⁠הֵיטֵ֖ב חָ֥רָה לָֽ⁠ךְ</w:t>
       </w:r>
     </w:p>
     <w:p>
@@ -17632,6 +19158,20 @@
       </w:r>
       <w:r>
         <w:rPr>
+          <w:lang w:val="pt_PT" w:bidi="pt_PT"/>
+        </w:rPr>
+        <w:t>הַ⁠הֵיטֵ֖ב חָ֥רָה לָֽ⁠ךְ</w:t>
+      </w:r>
+    </w:p>
+    <w:p>
+      <w:pPr/>
+      <w:r>
+        <w:rPr>
+          <w:lang w:val="pt_PT" w:bidi="pt_PT"/>
+        </w:rPr>
+      </w:r>
+      <w:r>
+        <w:rPr>
           <w:b/>
           <w:lang w:val="pt_PT" w:bidi="pt_PT"/>
         </w:rPr>
@@ -17715,6 +19255,20 @@
       </w:r>
       <w:r>
         <w:rPr>
+          <w:lang w:val="pt_PT" w:bidi="pt_PT"/>
+        </w:rPr>
+        <w:t>הַ⁠הֵיטֵ֖ב חָ֥רָה לָֽ⁠ךְ</w:t>
+      </w:r>
+    </w:p>
+    <w:p>
+      <w:pPr/>
+      <w:r>
+        <w:rPr>
+          <w:lang w:val="pt_PT" w:bidi="pt_PT"/>
+        </w:rPr>
+      </w:r>
+      <w:r>
+        <w:rPr>
           <w:b/>
           <w:lang w:val="pt_PT" w:bidi="pt_PT"/>
         </w:rPr>
@@ -17798,6 +19352,20 @@
       </w:r>
       <w:r>
         <w:rPr>
+          <w:lang w:val="pt_PT" w:bidi="pt_PT"/>
+        </w:rPr>
+        <w:t>מַה־יִּהְיֶ֖ה בָּ⁠עִֽיר</w:t>
+      </w:r>
+    </w:p>
+    <w:p>
+      <w:pPr/>
+      <w:r>
+        <w:rPr>
+          <w:lang w:val="pt_PT" w:bidi="pt_PT"/>
+        </w:rPr>
+      </w:r>
+      <w:r>
+        <w:rPr>
           <w:b/>
           <w:lang w:val="pt_PT" w:bidi="pt_PT"/>
         </w:rPr>
@@ -17944,6 +19512,20 @@
       </w:r>
       <w:r>
         <w:rPr>
+          <w:lang w:val="pt_PT" w:bidi="pt_PT"/>
+        </w:rPr>
+        <w:t>לְ⁠הַצִּ֥יל ל֖⁠וֹ מֵ⁠רָֽעָת֑⁠וֹ</w:t>
+      </w:r>
+    </w:p>
+    <w:p>
+      <w:pPr/>
+      <w:r>
+        <w:rPr>
+          <w:lang w:val="pt_PT" w:bidi="pt_PT"/>
+        </w:rPr>
+      </w:r>
+      <w:r>
+        <w:rPr>
           <w:b/>
           <w:lang w:val="pt_PT" w:bidi="pt_PT"/>
         </w:rPr>
@@ -18053,6 +19635,20 @@
       </w:r>
       <w:r>
         <w:rPr>
+          <w:lang w:val="pt_PT" w:bidi="pt_PT"/>
+        </w:rPr>
+        <w:t>וַ⁠יִּשְׂמַ֥ח יוֹנָ֛ה &amp; שִׂמְחָ֥ה גְדוֹלָֽה</w:t>
+      </w:r>
+    </w:p>
+    <w:p>
+      <w:pPr/>
+      <w:r>
+        <w:rPr>
+          <w:lang w:val="pt_PT" w:bidi="pt_PT"/>
+        </w:rPr>
+      </w:r>
+      <w:r>
+        <w:rPr>
           <w:b/>
           <w:lang w:val="pt_PT" w:bidi="pt_PT"/>
         </w:rPr>
@@ -18225,6 +19821,20 @@
       </w:r>
       <w:r>
         <w:rPr>
+          <w:lang w:val="pt_PT" w:bidi="pt_PT"/>
+        </w:rPr>
+        <w:t>וַ⁠יִּיבָֽשׁ</w:t>
+      </w:r>
+    </w:p>
+    <w:p>
+      <w:pPr/>
+      <w:r>
+        <w:rPr>
+          <w:lang w:val="pt_PT" w:bidi="pt_PT"/>
+        </w:rPr>
+      </w:r>
+      <w:r>
+        <w:rPr>
           <w:b/>
           <w:lang w:val="pt_PT" w:bidi="pt_PT"/>
         </w:rPr>
@@ -18321,6 +19931,20 @@
       </w:r>
       <w:r>
         <w:rPr>
+          <w:lang w:val="pt_PT" w:bidi="pt_PT"/>
+        </w:rPr>
+        <w:t>וַ⁠יְהִ֣י ׀ כִּ⁠זְרֹ֣חַ הַ⁠שֶּׁ֗מֶשׁ</w:t>
+      </w:r>
+    </w:p>
+    <w:p>
+      <w:pPr/>
+      <w:r>
+        <w:rPr>
+          <w:lang w:val="pt_PT" w:bidi="pt_PT"/>
+        </w:rPr>
+      </w:r>
+      <w:r>
+        <w:rPr>
           <w:b/>
           <w:lang w:val="pt_PT" w:bidi="pt_PT"/>
         </w:rPr>
@@ -18404,6 +20028,20 @@
       </w:r>
       <w:r>
         <w:rPr>
+          <w:lang w:val="pt_PT" w:bidi="pt_PT"/>
+        </w:rPr>
+        <w:t>וַ⁠יְמַ֨ן אֱלֹהִ֜ים ר֤וּחַ קָדִים֙ חֲרִישִׁ֔ית</w:t>
+      </w:r>
+    </w:p>
+    <w:p>
+      <w:pPr/>
+      <w:r>
+        <w:rPr>
+          <w:lang w:val="pt_PT" w:bidi="pt_PT"/>
+        </w:rPr>
+      </w:r>
+      <w:r>
+        <w:rPr>
           <w:b/>
           <w:lang w:val="pt_PT" w:bidi="pt_PT"/>
         </w:rPr>
@@ -18500,6 +20138,20 @@
       </w:r>
       <w:r>
         <w:rPr>
+          <w:lang w:val="pt_PT" w:bidi="pt_PT"/>
+        </w:rPr>
+        <w:t>וַ⁠תַּ֥ךְ הַ⁠שֶּׁ֛מֶשׁ עַל</w:t>
+      </w:r>
+    </w:p>
+    <w:p>
+      <w:pPr/>
+      <w:r>
+        <w:rPr>
+          <w:lang w:val="pt_PT" w:bidi="pt_PT"/>
+        </w:rPr>
+      </w:r>
+      <w:r>
+        <w:rPr>
           <w:b/>
           <w:lang w:val="pt_PT" w:bidi="pt_PT"/>
         </w:rPr>
@@ -18622,6 +20274,20 @@
       </w:r>
       <w:r>
         <w:rPr>
+          <w:lang w:val="pt_PT" w:bidi="pt_PT"/>
+        </w:rPr>
+        <w:t>עַל־רֹ֥אשׁ יוֹנָ֖ה</w:t>
+      </w:r>
+    </w:p>
+    <w:p>
+      <w:pPr/>
+      <w:r>
+        <w:rPr>
+          <w:lang w:val="pt_PT" w:bidi="pt_PT"/>
+        </w:rPr>
+      </w:r>
+      <w:r>
+        <w:rPr>
           <w:b/>
           <w:lang w:val="pt_PT" w:bidi="pt_PT"/>
         </w:rPr>
@@ -18783,6 +20449,20 @@
         <w:rPr>
           <w:lang w:val="pt_PT" w:bidi="pt_PT"/>
         </w:rPr>
+      </w:r>
+    </w:p>
+    <w:p>
+      <w:pPr/>
+      <w:r>
+        <w:rPr>
+          <w:lang w:val="pt_PT" w:bidi="pt_PT"/>
+        </w:rPr>
+      </w:r>
+      <w:r>
+        <w:rPr>
+          <w:lang w:val="pt_PT" w:bidi="pt_PT"/>
+        </w:rPr>
+        <w:t>וַ⁠יִּשְׁאַ֤ל אֶת־נַפְשׁ⁠וֹ֙ לָ⁠מ֔וּת</w:t>
       </w:r>
     </w:p>
     <w:p>
@@ -18895,6 +20575,20 @@
       </w:r>
       <w:r>
         <w:rPr>
+          <w:lang w:val="pt_PT" w:bidi="pt_PT"/>
+        </w:rPr>
+        <w:t>ט֥וֹב מוֹתִ֖⁠י מֵ⁠חַיָּֽ⁠י</w:t>
+      </w:r>
+    </w:p>
+    <w:p>
+      <w:pPr/>
+      <w:r>
+        <w:rPr>
+          <w:lang w:val="pt_PT" w:bidi="pt_PT"/>
+        </w:rPr>
+      </w:r>
+      <w:r>
+        <w:rPr>
           <w:b/>
           <w:lang w:val="pt_PT" w:bidi="pt_PT"/>
         </w:rPr>
@@ -19035,6 +20729,20 @@
       </w:r>
       <w:r>
         <w:rPr>
+          <w:lang w:val="pt_PT" w:bidi="pt_PT"/>
+        </w:rPr>
+        <w:t>הַ⁠הֵיטֵ֥ב חָרָֽה־לְ⁠ךָ֖ עַל־הַ⁠קִּֽיקָי֑וֹן</w:t>
+      </w:r>
+    </w:p>
+    <w:p>
+      <w:pPr/>
+      <w:r>
+        <w:rPr>
+          <w:lang w:val="pt_PT" w:bidi="pt_PT"/>
+        </w:rPr>
+      </w:r>
+      <w:r>
+        <w:rPr>
           <w:b/>
           <w:lang w:val="pt_PT" w:bidi="pt_PT"/>
         </w:rPr>
@@ -19271,6 +20979,20 @@
       </w:r>
       <w:r>
         <w:rPr>
+          <w:lang w:val="pt_PT" w:bidi="pt_PT"/>
+        </w:rPr>
+        <w:t>וַ⁠יֹּ֣אמֶר יְהוָ֔ה</w:t>
+      </w:r>
+    </w:p>
+    <w:p>
+      <w:pPr/>
+      <w:r>
+        <w:rPr>
+          <w:lang w:val="pt_PT" w:bidi="pt_PT"/>
+        </w:rPr>
+      </w:r>
+      <w:r>
+        <w:rPr>
           <w:b/>
           <w:lang w:val="pt_PT" w:bidi="pt_PT"/>
         </w:rPr>
@@ -19354,6 +21076,20 @@
       </w:r>
       <w:r>
         <w:rPr>
+          <w:lang w:val="pt_PT" w:bidi="pt_PT"/>
+        </w:rPr>
+        <w:t>שֶׁ⁠בִּן־לַ֥יְלָה הָיָ֖ה וּ⁠בִן־לַ֥יְלָה אָבָֽד</w:t>
+      </w:r>
+    </w:p>
+    <w:p>
+      <w:pPr/>
+      <w:r>
+        <w:rPr>
+          <w:lang w:val="pt_PT" w:bidi="pt_PT"/>
+        </w:rPr>
+      </w:r>
+      <w:r>
+        <w:rPr>
           <w:b/>
           <w:lang w:val="pt_PT" w:bidi="pt_PT"/>
         </w:rPr>
@@ -19478,6 +21214,20 @@
         <w:rPr>
           <w:lang w:val="pt_PT" w:bidi="pt_PT"/>
         </w:rPr>
+      </w:r>
+    </w:p>
+    <w:p>
+      <w:pPr/>
+      <w:r>
+        <w:rPr>
+          <w:lang w:val="pt_PT" w:bidi="pt_PT"/>
+        </w:rPr>
+      </w:r>
+      <w:r>
+        <w:rPr>
+          <w:lang w:val="pt_PT" w:bidi="pt_PT"/>
+        </w:rPr>
+        <w:t>וַֽ⁠אֲנִי֙</w:t>
       </w:r>
     </w:p>
     <w:p>
@@ -19688,6 +21438,20 @@
         <w:rPr>
           <w:lang w:val="pt_PT" w:bidi="pt_PT"/>
         </w:rPr>
+      </w:r>
+    </w:p>
+    <w:p>
+      <w:pPr/>
+      <w:r>
+        <w:rPr>
+          <w:lang w:val="pt_PT" w:bidi="pt_PT"/>
+        </w:rPr>
+      </w:r>
+      <w:r>
+        <w:rPr>
+          <w:lang w:val="pt_PT" w:bidi="pt_PT"/>
+        </w:rPr>
+        <w:t>אֲשֶׁ֣ר יֶשׁ־בָּ֡⁠הּ הַרְבֵּה֩</w:t>
       </w:r>
     </w:p>
     <w:p>

--- a/por/docx/32.content.docx
+++ b/por/docx/32.content.docx
@@ -1217,6 +1217,20 @@
       </w:r>
       <w:r>
         <w:rPr>
+          <w:lang w:val="pt_PT" w:bidi="pt_PT"/>
+        </w:rPr>
+        <w:t>אֲמִתַּ֖י</w:t>
+      </w:r>
+    </w:p>
+    <w:p>
+      <w:pPr/>
+      <w:r>
+        <w:rPr>
+          <w:lang w:val="pt_PT" w:bidi="pt_PT"/>
+        </w:rPr>
+      </w:r>
+      <w:r>
+        <w:rPr>
           <w:b/>
           <w:lang w:val="pt_PT" w:bidi="pt_PT"/>
         </w:rPr>
@@ -1307,6 +1321,20 @@
       </w:r>
       <w:r>
         <w:rPr>
+          <w:lang w:val="pt_PT" w:bidi="pt_PT"/>
+        </w:rPr>
+        <w:t>ק֠וּם לֵ֧ךְ אֶל־נִֽינְוֵ֛ה הָ⁠עִ֥יר הַ⁠גְּדוֹלָ֖ה וּ⁠קְרָ֣א עָלֶ֑י⁠הָ כִּֽי־עָלְתָ֥ה רָעָתָ֖⁠ם לְ⁠פָנָֽ⁠י</w:t>
+      </w:r>
+    </w:p>
+    <w:p>
+      <w:pPr/>
+      <w:r>
+        <w:rPr>
+          <w:lang w:val="pt_PT" w:bidi="pt_PT"/>
+        </w:rPr>
+      </w:r>
+      <w:r>
+        <w:rPr>
           <w:b/>
           <w:lang w:val="pt_PT" w:bidi="pt_PT"/>
         </w:rPr>
@@ -1845,6 +1873,20 @@
         <w:rPr>
           <w:lang w:val="pt_PT" w:bidi="pt_PT"/>
         </w:rPr>
+      </w:r>
+    </w:p>
+    <w:p>
+      <w:pPr/>
+      <w:r>
+        <w:rPr>
+          <w:lang w:val="pt_PT" w:bidi="pt_PT"/>
+        </w:rPr>
+      </w:r>
+      <w:r>
+        <w:rPr>
+          <w:lang w:val="pt_PT" w:bidi="pt_PT"/>
+        </w:rPr>
+        <w:t>עָלְתָ֥ה רָעָתָ֖⁠ם לְ⁠פָנָֽ⁠י</w:t>
       </w:r>
     </w:p>
     <w:p>
@@ -2093,6 +2135,20 @@
       </w:r>
       <w:r>
         <w:rPr>
+          <w:lang w:val="pt_PT" w:bidi="pt_PT"/>
+        </w:rPr>
+        <w:t>מִ⁠לִּ⁠פְנֵ֖י יְהוָ֑ה &amp; מִ⁠לִּ⁠פְנֵ֖י יְהוָֽה</w:t>
+      </w:r>
+    </w:p>
+    <w:p>
+      <w:pPr/>
+      <w:r>
+        <w:rPr>
+          <w:lang w:val="pt_PT" w:bidi="pt_PT"/>
+        </w:rPr>
+      </w:r>
+      <w:r>
+        <w:rPr>
           <w:b/>
           <w:lang w:val="pt_PT" w:bidi="pt_PT"/>
         </w:rPr>
@@ -3422,6 +3478,20 @@
       </w:r>
       <w:r>
         <w:rPr>
+          <w:lang w:val="pt_PT" w:bidi="pt_PT"/>
+        </w:rPr>
+        <w:t>וְ⁠יוֹנָ֗ה יָרַד֙ אֶל־יַרְכְּתֵ֣י הַ⁠סְּפִינָ֔ה וַ⁠יִּשְׁכַּ֖ב וַ⁠יֵּרָדַֽם</w:t>
+      </w:r>
+    </w:p>
+    <w:p>
+      <w:pPr/>
+      <w:r>
+        <w:rPr>
+          <w:lang w:val="pt_PT" w:bidi="pt_PT"/>
+        </w:rPr>
+      </w:r>
+      <w:r>
+        <w:rPr>
           <w:b/>
           <w:lang w:val="pt_PT" w:bidi="pt_PT"/>
         </w:rPr>
@@ -3505,6 +3575,20 @@
       </w:r>
       <w:r>
         <w:rPr>
+          <w:lang w:val="pt_PT" w:bidi="pt_PT"/>
+        </w:rPr>
+        <w:t>יַרְכְּתֵ֣י הַ⁠סְּפִינָ֔ה</w:t>
+      </w:r>
+    </w:p>
+    <w:p>
+      <w:pPr/>
+      <w:r>
+        <w:rPr>
+          <w:lang w:val="pt_PT" w:bidi="pt_PT"/>
+        </w:rPr>
+      </w:r>
+      <w:r>
+        <w:rPr>
           <w:b/>
           <w:lang w:val="pt_PT" w:bidi="pt_PT"/>
         </w:rPr>
@@ -3557,6 +3641,20 @@
         <w:rPr>
           <w:lang w:val="pt_PT" w:bidi="pt_PT"/>
         </w:rPr>
+      </w:r>
+    </w:p>
+    <w:p>
+      <w:pPr/>
+      <w:r>
+        <w:rPr>
+          <w:lang w:val="pt_PT" w:bidi="pt_PT"/>
+        </w:rPr>
+      </w:r>
+      <w:r>
+        <w:rPr>
+          <w:lang w:val="pt_PT" w:bidi="pt_PT"/>
+        </w:rPr>
+        <w:t>וַ⁠יִּשְׁכַּ֖ב וַ⁠יֵּרָדַֽם</w:t>
       </w:r>
     </w:p>
     <w:p>
@@ -3977,6 +4075,20 @@
       </w:r>
       <w:r>
         <w:rPr>
+          <w:lang w:val="pt_PT" w:bidi="pt_PT"/>
+        </w:rPr>
+        <w:t>קְרָ֣א אֶל־אֱלֹהֶ֔י⁠ךָ</w:t>
+      </w:r>
+    </w:p>
+    <w:p>
+      <w:pPr/>
+      <w:r>
+        <w:rPr>
+          <w:lang w:val="pt_PT" w:bidi="pt_PT"/>
+        </w:rPr>
+      </w:r>
+      <w:r>
+        <w:rPr>
           <w:b/>
           <w:lang w:val="pt_PT" w:bidi="pt_PT"/>
         </w:rPr>
@@ -4073,6 +4185,20 @@
       </w:r>
       <w:r>
         <w:rPr>
+          <w:lang w:val="pt_PT" w:bidi="pt_PT"/>
+        </w:rPr>
+        <w:t>אוּלַ֞י יִתְעַשֵּׁ֧ת הָ⁠אֱלֹהִ֛ים לָ֖⁠נוּ וְ⁠לֹ֥א נֹאבֵֽד</w:t>
+      </w:r>
+    </w:p>
+    <w:p>
+      <w:pPr/>
+      <w:r>
+        <w:rPr>
+          <w:lang w:val="pt_PT" w:bidi="pt_PT"/>
+        </w:rPr>
+      </w:r>
+      <w:r>
+        <w:rPr>
           <w:b/>
           <w:lang w:val="pt_PT" w:bidi="pt_PT"/>
         </w:rPr>
@@ -4292,6 +4418,20 @@
       </w:r>
       <w:r>
         <w:rPr>
+          <w:lang w:val="pt_PT" w:bidi="pt_PT"/>
+        </w:rPr>
+        <w:t>וַ⁠יֹּאמְר֞וּ אִ֣ישׁ אֶל־רֵעֵ֗⁠הוּ</w:t>
+      </w:r>
+    </w:p>
+    <w:p>
+      <w:pPr/>
+      <w:r>
+        <w:rPr>
+          <w:lang w:val="pt_PT" w:bidi="pt_PT"/>
+        </w:rPr>
+      </w:r>
+      <w:r>
+        <w:rPr>
           <w:b/>
           <w:lang w:val="pt_PT" w:bidi="pt_PT"/>
         </w:rPr>
@@ -4388,6 +4528,20 @@
       </w:r>
       <w:r>
         <w:rPr>
+          <w:lang w:val="pt_PT" w:bidi="pt_PT"/>
+        </w:rPr>
+        <w:t>וְ⁠נֵ֣דְעָ֔ה בְּ⁠שֶׁ⁠לְּ⁠מִ֛י הָ⁠רָעָ֥ה הַ⁠זֹּ֖את לָ֑⁠נוּ</w:t>
+      </w:r>
+    </w:p>
+    <w:p>
+      <w:pPr/>
+      <w:r>
+        <w:rPr>
+          <w:lang w:val="pt_PT" w:bidi="pt_PT"/>
+        </w:rPr>
+      </w:r>
+      <w:r>
+        <w:rPr>
           <w:b/>
           <w:lang w:val="pt_PT" w:bidi="pt_PT"/>
         </w:rPr>
@@ -5600,6 +5754,20 @@
       </w:r>
       <w:r>
         <w:rPr>
+          <w:lang w:val="pt_PT" w:bidi="pt_PT"/>
+        </w:rPr>
+        <w:t>כִּֽי־יָדְע֣וּ הָ⁠אֲנָשִׁ֗ים כִּֽי־מִ⁠לִּ⁠פְנֵ֤י יְהוָה֙ ה֣וּא בֹרֵ֔חַ כִּ֥י הִגִּ֖יד לָ⁠הֶֽם</w:t>
+      </w:r>
+    </w:p>
+    <w:p>
+      <w:pPr/>
+      <w:r>
+        <w:rPr>
+          <w:lang w:val="pt_PT" w:bidi="pt_PT"/>
+        </w:rPr>
+      </w:r>
+      <w:r>
+        <w:rPr>
           <w:b/>
           <w:lang w:val="pt_PT" w:bidi="pt_PT"/>
         </w:rPr>
@@ -6091,6 +6259,20 @@
       </w:r>
       <w:r>
         <w:rPr>
+          <w:lang w:val="pt_PT" w:bidi="pt_PT"/>
+        </w:rPr>
+        <w:t>וַ⁠יֹּאמְר֤וּ אֵלָי⁠ו֙ מַה־נַּ֣עֲשֶׂה לָּ֔⁠ךְ וְ⁠יִשְׁתֹּ֥ק הַ⁠יָּ֖ם מֵֽ⁠עָלֵ֑י⁠נוּ כִּ֥י הַ⁠יָּ֖ם הוֹלֵ֥ךְ וְ⁠סֹעֵֽר</w:t>
+      </w:r>
+    </w:p>
+    <w:p>
+      <w:pPr/>
+      <w:r>
+        <w:rPr>
+          <w:lang w:val="pt_PT" w:bidi="pt_PT"/>
+        </w:rPr>
+      </w:r>
+      <w:r>
+        <w:rPr>
           <w:b/>
           <w:lang w:val="pt_PT" w:bidi="pt_PT"/>
         </w:rPr>
@@ -6187,6 +6369,20 @@
       </w:r>
       <w:r>
         <w:rPr>
+          <w:lang w:val="pt_PT" w:bidi="pt_PT"/>
+        </w:rPr>
+        <w:t>כִּ֚י יוֹדֵ֣עַ אָ֔נִי כִּ֣י בְ⁠שֶׁ⁠לִּ֔⁠י הַ⁠סַּ֧עַר הַ⁠גָּד֛וֹל הַ⁠זֶּ֖ה עֲלֵי⁠כֶֽם</w:t>
+      </w:r>
+    </w:p>
+    <w:p>
+      <w:pPr/>
+      <w:r>
+        <w:rPr>
+          <w:lang w:val="pt_PT" w:bidi="pt_PT"/>
+        </w:rPr>
+      </w:r>
+      <w:r>
+        <w:rPr>
           <w:b/>
           <w:lang w:val="pt_PT" w:bidi="pt_PT"/>
         </w:rPr>
@@ -6239,6 +6435,20 @@
         <w:rPr>
           <w:lang w:val="pt_PT" w:bidi="pt_PT"/>
         </w:rPr>
+      </w:r>
+    </w:p>
+    <w:p>
+      <w:pPr/>
+      <w:r>
+        <w:rPr>
+          <w:lang w:val="pt_PT" w:bidi="pt_PT"/>
+        </w:rPr>
+      </w:r>
+      <w:r>
+        <w:rPr>
+          <w:lang w:val="pt_PT" w:bidi="pt_PT"/>
+        </w:rPr>
+        <w:t>וְ⁠יִשְׁתֹּ֥ק הַ⁠יָּ֖ם מֵֽ⁠עֲלֵי⁠כֶ֑ם</w:t>
       </w:r>
     </w:p>
     <w:p>
@@ -6474,6 +6684,20 @@
       </w:r>
       <w:r>
         <w:rPr>
+          <w:lang w:val="pt_PT" w:bidi="pt_PT"/>
+        </w:rPr>
+        <w:t>הַ⁠יָּ֔ם הוֹלֵ֥ךְ וְ⁠סֹעֵ֖ר</w:t>
+      </w:r>
+    </w:p>
+    <w:p>
+      <w:pPr/>
+      <w:r>
+        <w:rPr>
+          <w:lang w:val="pt_PT" w:bidi="pt_PT"/>
+        </w:rPr>
+      </w:r>
+      <w:r>
+        <w:rPr>
           <w:b/>
           <w:lang w:val="pt_PT" w:bidi="pt_PT"/>
         </w:rPr>
@@ -6685,6 +6909,20 @@
       </w:r>
       <w:r>
         <w:rPr>
+          <w:lang w:val="pt_PT" w:bidi="pt_PT"/>
+        </w:rPr>
+        <w:t>וַ⁠יִּקְרְא֨וּ אֶל־יְהוָ֜ה</w:t>
+      </w:r>
+    </w:p>
+    <w:p>
+      <w:pPr/>
+      <w:r>
+        <w:rPr>
+          <w:lang w:val="pt_PT" w:bidi="pt_PT"/>
+        </w:rPr>
+      </w:r>
+      <w:r>
+        <w:rPr>
           <w:b/>
           <w:lang w:val="pt_PT" w:bidi="pt_PT"/>
         </w:rPr>
@@ -6865,6 +7103,20 @@
       </w:r>
       <w:r>
         <w:rPr>
+          <w:lang w:val="pt_PT" w:bidi="pt_PT"/>
+        </w:rPr>
+        <w:t>אַל־נָ֣א נֹאבְדָ֗ה בְּ⁠נֶ֨פֶשׁ֙ הָ⁠אִ֣ישׁ הַ⁠זֶּ֔ה</w:t>
+      </w:r>
+    </w:p>
+    <w:p>
+      <w:pPr/>
+      <w:r>
+        <w:rPr>
+          <w:lang w:val="pt_PT" w:bidi="pt_PT"/>
+        </w:rPr>
+      </w:r>
+      <w:r>
+        <w:rPr>
           <w:b/>
           <w:lang w:val="pt_PT" w:bidi="pt_PT"/>
         </w:rPr>
@@ -7097,6 +7349,20 @@
       </w:r>
       <w:r>
         <w:rPr>
+          <w:lang w:val="pt_PT" w:bidi="pt_PT"/>
+        </w:rPr>
+        <w:t>אָנָּ֤ה יְהוָה֙ אַל־נָ֣א נֹאבְדָ֗ה בְּ⁠נֶ֨פֶשׁ֙ הָ⁠אִ֣ישׁ הַ⁠זֶּ֔ה וְ⁠אַל־תִּתֵּ֥ן עָלֵ֖י⁠נוּ דָּ֣ם נָקִ֑יא כִּֽי־אַתָּ֣ה יְהוָ֔ה כַּ⁠אֲשֶׁ֥ר חָפַ֖צְתָּ עָשִֽׂיתָ</w:t>
+      </w:r>
+    </w:p>
+    <w:p>
+      <w:pPr/>
+      <w:r>
+        <w:rPr>
+          <w:lang w:val="pt_PT" w:bidi="pt_PT"/>
+        </w:rPr>
+      </w:r>
+      <w:r>
+        <w:rPr>
           <w:b/>
           <w:lang w:val="pt_PT" w:bidi="pt_PT"/>
         </w:rPr>
@@ -7180,6 +7446,20 @@
       </w:r>
       <w:r>
         <w:rPr>
+          <w:lang w:val="pt_PT" w:bidi="pt_PT"/>
+        </w:rPr>
+        <w:t>אַל־נָ֣א נֹאבְדָ֗ה בְּ⁠נֶ֨פֶשׁ֙ הָ⁠אִ֣ישׁ הַ⁠זֶּ֔ה וְ⁠אַל־תִּתֵּ֥ן עָלֵ֖י⁠נוּ דָּ֣ם נָקִ֑יא</w:t>
+      </w:r>
+    </w:p>
+    <w:p>
+      <w:pPr/>
+      <w:r>
+        <w:rPr>
+          <w:lang w:val="pt_PT" w:bidi="pt_PT"/>
+        </w:rPr>
+      </w:r>
+      <w:r>
+        <w:rPr>
           <w:b/>
           <w:lang w:val="pt_PT" w:bidi="pt_PT"/>
         </w:rPr>
@@ -7265,6 +7545,20 @@
         <w:rPr>
           <w:lang w:val="pt_PT" w:bidi="pt_PT"/>
         </w:rPr>
+      </w:r>
+    </w:p>
+    <w:p>
+      <w:pPr/>
+      <w:r>
+        <w:rPr>
+          <w:lang w:val="pt_PT" w:bidi="pt_PT"/>
+        </w:rPr>
+      </w:r>
+      <w:r>
+        <w:rPr>
+          <w:lang w:val="pt_PT" w:bidi="pt_PT"/>
+        </w:rPr>
+        <w:t>וַ⁠יַּעֲמֹ֥ד הַ⁠יָּ֖ם מִ⁠זַּעְפּֽ⁠וֹ</w:t>
       </w:r>
     </w:p>
     <w:p>
@@ -7785,6 +8079,20 @@
       </w:r>
       <w:r>
         <w:rPr>
+          <w:lang w:val="pt_PT" w:bidi="pt_PT"/>
+        </w:rPr>
+        <w:t>וַ⁠יְמַ֤ן יְהוָה֙ דָּ֣ג גָּד֔וֹל לִ⁠בְלֹ֖עַ אֶת־יוֹנָ֑ה וַ⁠יְהִ֤י יוֹנָה֙ בִּ⁠מְעֵ֣י הַ⁠דָּ֔ג שְׁלֹשָׁ֥ה יָמִ֖ים וּ⁠שְׁלֹשָׁ֥ה לֵילֽוֹת</w:t>
+      </w:r>
+    </w:p>
+    <w:p>
+      <w:pPr/>
+      <w:r>
+        <w:rPr>
+          <w:lang w:val="pt_PT" w:bidi="pt_PT"/>
+        </w:rPr>
+      </w:r>
+      <w:r>
+        <w:rPr>
           <w:b/>
           <w:lang w:val="pt_PT" w:bidi="pt_PT"/>
         </w:rPr>
@@ -7848,6 +8156,20 @@
       </w:r>
       <w:r>
         <w:rPr>
+          <w:lang w:val="pt_PT" w:bidi="pt_PT"/>
+        </w:rPr>
+        <w:t>וַ⁠יְמַ֤ן יְהוָה֙ דָּ֣ג גָּד֔וֹל לִ⁠בְלֹ֖עַ אֶת־יוֹנָ֑ה</w:t>
+      </w:r>
+    </w:p>
+    <w:p>
+      <w:pPr/>
+      <w:r>
+        <w:rPr>
+          <w:lang w:val="pt_PT" w:bidi="pt_PT"/>
+        </w:rPr>
+      </w:r>
+      <w:r>
+        <w:rPr>
           <w:b/>
           <w:lang w:val="pt_PT" w:bidi="pt_PT"/>
         </w:rPr>
@@ -8324,6 +8646,20 @@
       </w:r>
       <w:r>
         <w:rPr>
+          <w:lang w:val="pt_PT" w:bidi="pt_PT"/>
+        </w:rPr>
+        <w:t>וַ⁠יֹּ֗אמֶר</w:t>
+      </w:r>
+    </w:p>
+    <w:p>
+      <w:pPr/>
+      <w:r>
+        <w:rPr>
+          <w:lang w:val="pt_PT" w:bidi="pt_PT"/>
+        </w:rPr>
+      </w:r>
+      <w:r>
+        <w:rPr>
           <w:b/>
           <w:lang w:val="pt_PT" w:bidi="pt_PT"/>
         </w:rPr>
@@ -8400,6 +8736,20 @@
       </w:r>
       <w:r>
         <w:rPr>
+          <w:lang w:val="pt_PT" w:bidi="pt_PT"/>
+        </w:rPr>
+        <w:t>קָ֠רָאתִי מִ⁠צָּ֥רָה לִ֛⁠י אֶל־יְהוָ֖ה וַֽ⁠יַּעֲנֵ֑⁠נִי</w:t>
+      </w:r>
+    </w:p>
+    <w:p>
+      <w:pPr/>
+      <w:r>
+        <w:rPr>
+          <w:lang w:val="pt_PT" w:bidi="pt_PT"/>
+        </w:rPr>
+      </w:r>
+      <w:r>
+        <w:rPr>
           <w:b/>
           <w:lang w:val="pt_PT" w:bidi="pt_PT"/>
         </w:rPr>
@@ -8483,6 +8833,20 @@
       </w:r>
       <w:r>
         <w:rPr>
+          <w:lang w:val="pt_PT" w:bidi="pt_PT"/>
+        </w:rPr>
+        <w:t>קָ֠רָאתִי מִ⁠צָּ֥רָה לִ֛⁠י אֶל־יְהוָ֖ה וַֽ⁠יַּעֲנֵ֑⁠נִי</w:t>
+      </w:r>
+    </w:p>
+    <w:p>
+      <w:pPr/>
+      <w:r>
+        <w:rPr>
+          <w:lang w:val="pt_PT" w:bidi="pt_PT"/>
+        </w:rPr>
+      </w:r>
+      <w:r>
+        <w:rPr>
           <w:b/>
           <w:lang w:val="pt_PT" w:bidi="pt_PT"/>
         </w:rPr>
@@ -8773,6 +9137,20 @@
       </w:r>
       <w:r>
         <w:rPr>
+          <w:lang w:val="pt_PT" w:bidi="pt_PT"/>
+        </w:rPr>
+        <w:t>קָ֠רָאתִי מִ⁠צָּ֥רָה לִ֛⁠י אֶל־יְהוָ֖ה וַֽ⁠יַּעֲנֵ֑⁠נִי מִ⁠בֶּ֧טֶן שְׁא֛וֹל שִׁוַּ֖עְתִּי שָׁמַ֥עְתָּ קוֹלִֽ⁠י</w:t>
+      </w:r>
+    </w:p>
+    <w:p>
+      <w:pPr/>
+      <w:r>
+        <w:rPr>
+          <w:lang w:val="pt_PT" w:bidi="pt_PT"/>
+        </w:rPr>
+      </w:r>
+      <w:r>
+        <w:rPr>
           <w:b/>
           <w:lang w:val="pt_PT" w:bidi="pt_PT"/>
         </w:rPr>
@@ -9212,6 +9590,20 @@
       </w:r>
       <w:r>
         <w:rPr>
+          <w:lang w:val="pt_PT" w:bidi="pt_PT"/>
+        </w:rPr>
+        <w:t>וְ⁠נָהָ֖ר יְסֹבְבֵ֑⁠נִי</w:t>
+      </w:r>
+    </w:p>
+    <w:p>
+      <w:pPr/>
+      <w:r>
+        <w:rPr>
+          <w:lang w:val="pt_PT" w:bidi="pt_PT"/>
+        </w:rPr>
+      </w:r>
+      <w:r>
+        <w:rPr>
           <w:b/>
           <w:lang w:val="pt_PT" w:bidi="pt_PT"/>
         </w:rPr>
@@ -10143,6 +10535,20 @@
       </w:r>
       <w:r>
         <w:rPr>
+          <w:lang w:val="pt_PT" w:bidi="pt_PT"/>
+        </w:rPr>
+        <w:t>אֲפָפ֤וּ⁠נִי מַ֨יִם֙ עַד־נֶ֔פֶשׁ תְּה֖וֹם יְסֹבְבֵ֑⁠נִי</w:t>
+      </w:r>
+    </w:p>
+    <w:p>
+      <w:pPr/>
+      <w:r>
+        <w:rPr>
+          <w:lang w:val="pt_PT" w:bidi="pt_PT"/>
+        </w:rPr>
+      </w:r>
+      <w:r>
+        <w:rPr>
           <w:b/>
           <w:lang w:val="pt_PT" w:bidi="pt_PT"/>
         </w:rPr>
@@ -10405,6 +10811,20 @@
       </w:r>
       <w:r>
         <w:rPr>
+          <w:lang w:val="pt_PT" w:bidi="pt_PT"/>
+        </w:rPr>
+        <w:t>תְּה֖וֹם יְסֹבְבֵ֑⁠נִי</w:t>
+      </w:r>
+    </w:p>
+    <w:p>
+      <w:pPr/>
+      <w:r>
+        <w:rPr>
+          <w:lang w:val="pt_PT" w:bidi="pt_PT"/>
+        </w:rPr>
+      </w:r>
+      <w:r>
+        <w:rPr>
           <w:b/>
           <w:lang w:val="pt_PT" w:bidi="pt_PT"/>
         </w:rPr>
@@ -10604,6 +11024,20 @@
       </w:r>
       <w:r>
         <w:rPr>
+          <w:lang w:val="pt_PT" w:bidi="pt_PT"/>
+        </w:rPr>
+        <w:t>הָ⁠אָ֛רֶץ בְּרִחֶ֥י⁠הָ בַעֲדִ֖⁠י לְ⁠עוֹלָ֑ם</w:t>
+      </w:r>
+    </w:p>
+    <w:p>
+      <w:pPr/>
+      <w:r>
+        <w:rPr>
+          <w:lang w:val="pt_PT" w:bidi="pt_PT"/>
+        </w:rPr>
+      </w:r>
+      <w:r>
+        <w:rPr>
           <w:b/>
           <w:lang w:val="pt_PT" w:bidi="pt_PT"/>
         </w:rPr>
@@ -11414,6 +11848,20 @@
         <w:rPr>
           <w:lang w:val="pt_PT" w:bidi="pt_PT"/>
         </w:rPr>
+      </w:r>
+    </w:p>
+    <w:p>
+      <w:pPr/>
+      <w:r>
+        <w:rPr>
+          <w:lang w:val="pt_PT" w:bidi="pt_PT"/>
+        </w:rPr>
+      </w:r>
+      <w:r>
+        <w:rPr>
+          <w:lang w:val="pt_PT" w:bidi="pt_PT"/>
+        </w:rPr>
+        <w:t>וַ⁠תָּב֤וֹא אֵלֶ֨י⁠ךָ֙ תְּפִלָּתִ֔⁠י אֶל־הֵיכַ֖ל קָדְשֶֽׁ⁠ךָ</w:t>
       </w:r>
     </w:p>
     <w:p>
@@ -13021,6 +13469,20 @@
       </w:r>
       <w:r>
         <w:rPr>
+          <w:lang w:val="pt_PT" w:bidi="pt_PT"/>
+        </w:rPr>
+        <w:t>וַ⁠יְהִ֧י דְבַר־יְהוָ֛ה</w:t>
+      </w:r>
+    </w:p>
+    <w:p>
+      <w:pPr/>
+      <w:r>
+        <w:rPr>
+          <w:lang w:val="pt_PT" w:bidi="pt_PT"/>
+        </w:rPr>
+      </w:r>
+      <w:r>
+        <w:rPr>
           <w:b/>
           <w:lang w:val="pt_PT" w:bidi="pt_PT"/>
         </w:rPr>
@@ -13122,6 +13584,20 @@
       </w:r>
       <w:r>
         <w:rPr>
+          <w:lang w:val="pt_PT" w:bidi="pt_PT"/>
+        </w:rPr>
+        <w:t>וַ⁠יְהִ֧י דְבַר־יְהוָ֛ה</w:t>
+      </w:r>
+    </w:p>
+    <w:p>
+      <w:pPr/>
+      <w:r>
+        <w:rPr>
+          <w:lang w:val="pt_PT" w:bidi="pt_PT"/>
+        </w:rPr>
+      </w:r>
+      <w:r>
+        <w:rPr>
           <w:b/>
           <w:lang w:val="pt_PT" w:bidi="pt_PT"/>
         </w:rPr>
@@ -13491,6 +13967,20 @@
       </w:r>
       <w:r>
         <w:rPr>
+          <w:lang w:val="pt_PT" w:bidi="pt_PT"/>
+        </w:rPr>
+        <w:t>וִּ⁠קְרָ֤א אֵלֶ֨י⁠הָ֙ אֶת־הַ⁠קְּרִיאָ֔ה אֲשֶׁ֥ר אָנֹכִ֖י דֹּבֵ֥ר אֵלֶֽי⁠ךָ</w:t>
+      </w:r>
+    </w:p>
+    <w:p>
+      <w:pPr/>
+      <w:r>
+        <w:rPr>
+          <w:lang w:val="pt_PT" w:bidi="pt_PT"/>
+        </w:rPr>
+      </w:r>
+      <w:r>
+        <w:rPr>
           <w:b/>
           <w:lang w:val="pt_PT" w:bidi="pt_PT"/>
         </w:rPr>
@@ -13851,6 +14341,20 @@
       </w:r>
       <w:r>
         <w:rPr>
+          <w:lang w:val="pt_PT" w:bidi="pt_PT"/>
+        </w:rPr>
+        <w:t>וְ⁠נִֽינְוֵ֗ה הָיְתָ֤ה עִיר־גְּדוֹלָה֙ לֵֽ⁠אלֹהִ֔ים מַהֲלַ֖ךְ שְׁלֹ֥שֶׁת יָמִֽים</w:t>
+      </w:r>
+    </w:p>
+    <w:p>
+      <w:pPr/>
+      <w:r>
+        <w:rPr>
+          <w:lang w:val="pt_PT" w:bidi="pt_PT"/>
+        </w:rPr>
+      </w:r>
+      <w:r>
+        <w:rPr>
           <w:b/>
           <w:lang w:val="pt_PT" w:bidi="pt_PT"/>
         </w:rPr>
@@ -14206,6 +14710,20 @@
       </w:r>
       <w:r>
         <w:rPr>
+          <w:lang w:val="pt_PT" w:bidi="pt_PT"/>
+        </w:rPr>
+        <w:t>וַ⁠יָּ֤חֶל יוֹנָה֙ לָ⁠ב֣וֹא בָ⁠עִ֔יר מַהֲלַ֖ךְ י֣וֹם אֶחָ֑ד וַ⁠יִּקְרָא֙</w:t>
+      </w:r>
+    </w:p>
+    <w:p>
+      <w:pPr/>
+      <w:r>
+        <w:rPr>
+          <w:lang w:val="pt_PT" w:bidi="pt_PT"/>
+        </w:rPr>
+      </w:r>
+      <w:r>
+        <w:rPr>
           <w:b/>
           <w:lang w:val="pt_PT" w:bidi="pt_PT"/>
         </w:rPr>
@@ -14425,6 +14943,20 @@
       </w:r>
       <w:r>
         <w:rPr>
+          <w:lang w:val="pt_PT" w:bidi="pt_PT"/>
+        </w:rPr>
+        <w:t>ע֚וֹד אַרְבָּעִ֣ים י֔וֹם</w:t>
+      </w:r>
+    </w:p>
+    <w:p>
+      <w:pPr/>
+      <w:r>
+        <w:rPr>
+          <w:lang w:val="pt_PT" w:bidi="pt_PT"/>
+        </w:rPr>
+      </w:r>
+      <w:r>
+        <w:rPr>
           <w:b/>
           <w:lang w:val="pt_PT" w:bidi="pt_PT"/>
         </w:rPr>
@@ -14805,6 +15337,20 @@
       </w:r>
       <w:r>
         <w:rPr>
+          <w:lang w:val="pt_PT" w:bidi="pt_PT"/>
+        </w:rPr>
+        <w:t>מִ⁠גְּדוֹלָ֖⁠ם וְ⁠עַד־קְטַנָּֽ⁠ם</w:t>
+      </w:r>
+    </w:p>
+    <w:p>
+      <w:pPr/>
+      <w:r>
+        <w:rPr>
+          <w:lang w:val="pt_PT" w:bidi="pt_PT"/>
+        </w:rPr>
+      </w:r>
+      <w:r>
+        <w:rPr>
           <w:b/>
           <w:lang w:val="pt_PT" w:bidi="pt_PT"/>
         </w:rPr>
@@ -15004,6 +15550,20 @@
       </w:r>
       <w:r>
         <w:rPr>
+          <w:lang w:val="pt_PT" w:bidi="pt_PT"/>
+        </w:rPr>
+        <w:t>וַ⁠יָּ֨קָם֙ מִ⁠כִּסְא֔⁠וֹ וַ⁠יַּעֲבֵ֥ר אַדַּרְתּ֖⁠וֹ מֵֽ⁠עָלָ֑י⁠ו</w:t>
+      </w:r>
+    </w:p>
+    <w:p>
+      <w:pPr/>
+      <w:r>
+        <w:rPr>
+          <w:lang w:val="pt_PT" w:bidi="pt_PT"/>
+        </w:rPr>
+      </w:r>
+      <w:r>
+        <w:rPr>
           <w:b/>
           <w:lang w:val="pt_PT" w:bidi="pt_PT"/>
         </w:rPr>
@@ -15210,6 +15770,20 @@
       </w:r>
       <w:r>
         <w:rPr>
+          <w:lang w:val="pt_PT" w:bidi="pt_PT"/>
+        </w:rPr>
+        <w:t>וַ⁠יְכַ֣ס שַׂ֔ק וַ⁠יֵּ֖שֶׁב עַל־הָ⁠אֵֽפֶר</w:t>
+      </w:r>
+    </w:p>
+    <w:p>
+      <w:pPr/>
+      <w:r>
+        <w:rPr>
+          <w:lang w:val="pt_PT" w:bidi="pt_PT"/>
+        </w:rPr>
+      </w:r>
+      <w:r>
+        <w:rPr>
           <w:b/>
           <w:lang w:val="pt_PT" w:bidi="pt_PT"/>
         </w:rPr>
@@ -15455,6 +16029,20 @@
       </w:r>
       <w:r>
         <w:rPr>
+          <w:lang w:val="pt_PT" w:bidi="pt_PT"/>
+        </w:rPr>
+        <w:t>מִ⁠טַּ֧עַם הַ⁠מֶּ֛לֶךְ וּ⁠גְדֹלָ֖י⁠ו</w:t>
+      </w:r>
+    </w:p>
+    <w:p>
+      <w:pPr/>
+      <w:r>
+        <w:rPr>
+          <w:lang w:val="pt_PT" w:bidi="pt_PT"/>
+        </w:rPr>
+      </w:r>
+      <w:r>
+        <w:rPr>
           <w:b/>
           <w:lang w:val="pt_PT" w:bidi="pt_PT"/>
         </w:rPr>
@@ -16782,6 +17370,20 @@
         <w:rPr>
           <w:lang w:val="pt_PT" w:bidi="pt_PT"/>
         </w:rPr>
+      </w:r>
+    </w:p>
+    <w:p>
+      <w:pPr/>
+      <w:r>
+        <w:rPr>
+          <w:lang w:val="pt_PT" w:bidi="pt_PT"/>
+        </w:rPr>
+      </w:r>
+      <w:r>
+        <w:rPr>
+          <w:lang w:val="pt_PT" w:bidi="pt_PT"/>
+        </w:rPr>
+        <w:t>וַ⁠יַּ֤רְא הָֽ⁠אֱלֹהִים֙ אֶֽת־מַ֣עֲשֵׂי⁠הֶ֔ם כִּי־שָׁ֖בוּ מִ⁠דַּרְכָּ֣⁠ם הָ⁠רָעָ֑ה</w:t>
       </w:r>
     </w:p>
     <w:p>
@@ -18291,6 +18893,20 @@
       </w:r>
       <w:r>
         <w:rPr>
+          <w:lang w:val="pt_PT" w:bidi="pt_PT"/>
+        </w:rPr>
+        <w:t>יְהוָה֙ הֲ⁠לוֹא־זֶ֣ה דְבָרִ֗⁠י עַד־הֱיוֹתִ⁠י֙ עַל־אַדְמָתִ֔⁠י</w:t>
+      </w:r>
+    </w:p>
+    <w:p>
+      <w:pPr/>
+      <w:r>
+        <w:rPr>
+          <w:lang w:val="pt_PT" w:bidi="pt_PT"/>
+        </w:rPr>
+      </w:r>
+      <w:r>
+        <w:rPr>
           <w:b/>
           <w:lang w:val="pt_PT" w:bidi="pt_PT"/>
         </w:rPr>
@@ -18374,6 +18990,20 @@
       </w:r>
       <w:r>
         <w:rPr>
+          <w:lang w:val="pt_PT" w:bidi="pt_PT"/>
+        </w:rPr>
+        <w:t>יְהוָה֙ הֲ⁠לוֹא־זֶ֣ה דְבָרִ֗⁠י עַד־הֱיוֹתִ⁠י֙ עַל־אַדְמָתִ֔⁠י</w:t>
+      </w:r>
+    </w:p>
+    <w:p>
+      <w:pPr/>
+      <w:r>
+        <w:rPr>
+          <w:lang w:val="pt_PT" w:bidi="pt_PT"/>
+        </w:rPr>
+      </w:r>
+      <w:r>
+        <w:rPr>
           <w:b/>
           <w:lang w:val="pt_PT" w:bidi="pt_PT"/>
         </w:rPr>
@@ -18569,6 +19199,20 @@
         <w:rPr>
           <w:lang w:val="pt_PT" w:bidi="pt_PT"/>
         </w:rPr>
+      </w:r>
+    </w:p>
+    <w:p>
+      <w:pPr/>
+      <w:r>
+        <w:rPr>
+          <w:lang w:val="pt_PT" w:bidi="pt_PT"/>
+        </w:rPr>
+      </w:r>
+      <w:r>
+        <w:rPr>
+          <w:lang w:val="pt_PT" w:bidi="pt_PT"/>
+        </w:rPr>
+        <w:t>וְ⁠רַב־חֶ֔סֶד</w:t>
       </w:r>
     </w:p>
     <w:p>
@@ -19449,6 +20093,20 @@
       </w:r>
       <w:r>
         <w:rPr>
+          <w:lang w:val="pt_PT" w:bidi="pt_PT"/>
+        </w:rPr>
+        <w:t>מֵ⁠עַ֣ל לְ⁠יוֹנָ֗ה לִֽ⁠הְי֥וֹת צֵל֙ עַל־רֹאשׁ֔⁠וֹ</w:t>
+      </w:r>
+    </w:p>
+    <w:p>
+      <w:pPr/>
+      <w:r>
+        <w:rPr>
+          <w:lang w:val="pt_PT" w:bidi="pt_PT"/>
+        </w:rPr>
+      </w:r>
+      <w:r>
+        <w:rPr>
           <w:b/>
           <w:lang w:val="pt_PT" w:bidi="pt_PT"/>
         </w:rPr>
@@ -19758,6 +20416,20 @@
       </w:r>
       <w:r>
         <w:rPr>
+          <w:lang w:val="pt_PT" w:bidi="pt_PT"/>
+        </w:rPr>
+        <w:t>וַ⁠יְמַ֤ן הָֽ⁠אֱלֹהִים֙ תּוֹלַ֔עַת</w:t>
+      </w:r>
+    </w:p>
+    <w:p>
+      <w:pPr/>
+      <w:r>
+        <w:rPr>
+          <w:lang w:val="pt_PT" w:bidi="pt_PT"/>
+        </w:rPr>
+      </w:r>
+      <w:r>
+        <w:rPr>
           <w:b/>
           <w:lang w:val="pt_PT" w:bidi="pt_PT"/>
         </w:rPr>
@@ -20386,6 +21058,20 @@
         <w:rPr>
           <w:lang w:val="pt_PT" w:bidi="pt_PT"/>
         </w:rPr>
+      </w:r>
+    </w:p>
+    <w:p>
+      <w:pPr/>
+      <w:r>
+        <w:rPr>
+          <w:lang w:val="pt_PT" w:bidi="pt_PT"/>
+        </w:rPr>
+      </w:r>
+      <w:r>
+        <w:rPr>
+          <w:lang w:val="pt_PT" w:bidi="pt_PT"/>
+        </w:rPr>
+        <w:t>וַ⁠יִּתְעַלָּ֑ף</w:t>
       </w:r>
     </w:p>
     <w:p>
@@ -20826,6 +21512,20 @@
       </w:r>
       <w:r>
         <w:rPr>
+          <w:lang w:val="pt_PT" w:bidi="pt_PT"/>
+        </w:rPr>
+        <w:t>חָרָֽה־לְ⁠ךָ֖ &amp; חָֽרָה־לִ֖⁠י</w:t>
+      </w:r>
+    </w:p>
+    <w:p>
+      <w:pPr/>
+      <w:r>
+        <w:rPr>
+          <w:lang w:val="pt_PT" w:bidi="pt_PT"/>
+        </w:rPr>
+      </w:r>
+      <w:r>
+        <w:rPr>
           <w:b/>
           <w:lang w:val="pt_PT" w:bidi="pt_PT"/>
         </w:rPr>
@@ -21353,6 +22053,20 @@
       </w:r>
       <w:r>
         <w:rPr>
+          <w:lang w:val="pt_PT" w:bidi="pt_PT"/>
+        </w:rPr>
+        <w:t>וַֽ⁠אֲנִי֙ לֹ֣א אָח֔וּס עַל־נִינְוֵ֖ה הָ⁠עִ֣יר הַ⁠גְּדוֹלָ֑ה אֲשֶׁ֣ר יֶשׁ־בָּ֡⁠הּ הַרְבֵּה֩ מִֽ⁠שְׁתֵּים־עֶשְׂרֵ֨ה רִבּ֜וֹ אָדָ֗ם אֲשֶׁ֤ר לֹֽא־יָדַע֙ בֵּין־יְמִינ֣⁠וֹ לִ⁠שְׂמֹאל֔⁠וֹ וּ⁠בְהֵמָ֖ה רַבָּֽה</w:t>
+      </w:r>
+    </w:p>
+    <w:p>
+      <w:pPr/>
+      <w:r>
+        <w:rPr>
+          <w:lang w:val="pt_PT" w:bidi="pt_PT"/>
+        </w:rPr>
+      </w:r>
+      <w:r>
+        <w:rPr>
           <w:b/>
           <w:lang w:val="pt_PT" w:bidi="pt_PT"/>
         </w:rPr>
@@ -21559,6 +22273,20 @@
       </w:r>
       <w:r>
         <w:rPr>
+          <w:lang w:val="pt_PT" w:bidi="pt_PT"/>
+        </w:rPr>
+        <w:t>מִֽ⁠שְׁתֵּים־עֶשְׂרֵ֨ה רִבּ֜וֹ</w:t>
+      </w:r>
+    </w:p>
+    <w:p>
+      <w:pPr/>
+      <w:r>
+        <w:rPr>
+          <w:lang w:val="pt_PT" w:bidi="pt_PT"/>
+        </w:rPr>
+      </w:r>
+      <w:r>
+        <w:rPr>
           <w:b/>
           <w:lang w:val="pt_PT" w:bidi="pt_PT"/>
         </w:rPr>
@@ -21631,6 +22359,20 @@
         <w:rPr>
           <w:lang w:val="pt_PT" w:bidi="pt_PT"/>
         </w:rPr>
+      </w:r>
+    </w:p>
+    <w:p>
+      <w:pPr/>
+      <w:r>
+        <w:rPr>
+          <w:lang w:val="pt_PT" w:bidi="pt_PT"/>
+        </w:rPr>
+      </w:r>
+      <w:r>
+        <w:rPr>
+          <w:lang w:val="pt_PT" w:bidi="pt_PT"/>
+        </w:rPr>
+        <w:t>אֲשֶׁ֤ר לֹֽא־יָדַע֙ בֵּין־יְמִינ֣⁠וֹ לִ⁠שְׂמֹאל֔⁠וֹ</w:t>
       </w:r>
     </w:p>
     <w:p>
